--- a/docs/sql_notes.docx
+++ b/docs/sql_notes.docx
@@ -100,6 +100,7 @@
       <w:pPr>
         <w:rPr>
           <w:rFonts w:asciiTheme="majorHAnsi" w:hAnsiTheme="majorHAnsi" w:cs="Times New Roman"/>
+          <w:lang w:val="en-US"/>
         </w:rPr>
       </w:pPr>
       <w:r>
@@ -790,6 +791,14 @@
     </w:p>
     <w:p>
       <w:pPr>
+        <w:ind w:left="720"/>
+        <w:rPr>
+          <w:rFonts w:asciiTheme="majorHAnsi" w:hAnsiTheme="majorHAnsi" w:cs="Times New Roman"/>
+        </w:rPr>
+      </w:pPr>
+    </w:p>
+    <w:p>
+      <w:pPr>
         <w:numPr>
           <w:ilvl w:val="0"/>
           <w:numId w:val="1"/>
@@ -806,6 +815,7 @@
           <w:b/>
           <w:bCs/>
         </w:rPr>
+        <w:lastRenderedPageBreak/>
         <w:t>5️</w:t>
       </w:r>
       <w:r>
@@ -839,7 +849,6 @@
         <w:rPr>
           <w:rFonts w:ascii="Segoe UI Emoji" w:hAnsi="Segoe UI Emoji" w:cs="Segoe UI Emoji"/>
         </w:rPr>
-        <w:lastRenderedPageBreak/>
         <w:t>📌</w:t>
       </w:r>
       <w:r>
@@ -1570,6 +1579,7 @@
         <w:rPr>
           <w:rFonts w:asciiTheme="majorHAnsi" w:hAnsiTheme="majorHAnsi" w:cs="Times New Roman"/>
         </w:rPr>
+        <w:lastRenderedPageBreak/>
         <w:t>Transaction → All or nothing</w:t>
       </w:r>
     </w:p>
@@ -1587,7 +1597,6 @@
         <w:rPr>
           <w:rFonts w:asciiTheme="majorHAnsi" w:hAnsiTheme="majorHAnsi" w:cs="Times New Roman"/>
         </w:rPr>
-        <w:lastRenderedPageBreak/>
         <w:t>Security → Access control</w:t>
       </w:r>
     </w:p>
@@ -4931,21 +4940,7 @@
               <w:rPr>
                 <w:rFonts w:asciiTheme="majorHAnsi" w:hAnsiTheme="majorHAnsi" w:cs="Times New Roman"/>
               </w:rPr>
-              <w:t xml:space="preserve">name </w:t>
-            </w:r>
-            <w:proofErr w:type="gramStart"/>
-            <w:r>
-              <w:rPr>
-                <w:rFonts w:asciiTheme="majorHAnsi" w:hAnsiTheme="majorHAnsi" w:cs="Times New Roman"/>
-              </w:rPr>
-              <w:t>VARCHAR(</w:t>
-            </w:r>
-            <w:proofErr w:type="gramEnd"/>
-            <w:r>
-              <w:rPr>
-                <w:rFonts w:asciiTheme="majorHAnsi" w:hAnsiTheme="majorHAnsi" w:cs="Times New Roman"/>
-              </w:rPr>
-              <w:t>50),</w:t>
+              <w:t>name VARCHAR(50),</w:t>
             </w:r>
           </w:p>
           <w:p>
@@ -6604,19 +6599,11 @@
                     <w:t xml:space="preserve">ON </w:t>
                   </w:r>
                   <w:proofErr w:type="spellStart"/>
-                  <w:proofErr w:type="gramStart"/>
                   <w:r>
                     <w:rPr>
                       <w:rFonts w:asciiTheme="majorHAnsi" w:hAnsiTheme="majorHAnsi" w:cs="Times New Roman"/>
                     </w:rPr>
-                    <w:t>e.dept</w:t>
-                  </w:r>
-                  <w:proofErr w:type="gramEnd"/>
-                  <w:r>
-                    <w:rPr>
-                      <w:rFonts w:asciiTheme="majorHAnsi" w:hAnsiTheme="majorHAnsi" w:cs="Times New Roman"/>
-                    </w:rPr>
-                    <w:t>_id</w:t>
+                    <w:t>e.dept_id</w:t>
                   </w:r>
                   <w:proofErr w:type="spellEnd"/>
                   <w:r>
@@ -6626,19 +6613,11 @@
                     <w:t xml:space="preserve"> = </w:t>
                   </w:r>
                   <w:proofErr w:type="spellStart"/>
-                  <w:proofErr w:type="gramStart"/>
                   <w:r>
                     <w:rPr>
                       <w:rFonts w:asciiTheme="majorHAnsi" w:hAnsiTheme="majorHAnsi" w:cs="Times New Roman"/>
                     </w:rPr>
-                    <w:t>d.dept</w:t>
-                  </w:r>
-                  <w:proofErr w:type="gramEnd"/>
-                  <w:r>
-                    <w:rPr>
-                      <w:rFonts w:asciiTheme="majorHAnsi" w:hAnsiTheme="majorHAnsi" w:cs="Times New Roman"/>
-                    </w:rPr>
-                    <w:t>_id</w:t>
+                    <w:t>d.dept_id</w:t>
                   </w:r>
                   <w:proofErr w:type="spellEnd"/>
                   <w:r>
@@ -6967,19 +6946,11 @@
                     <w:t xml:space="preserve">ON </w:t>
                   </w:r>
                   <w:proofErr w:type="spellStart"/>
-                  <w:proofErr w:type="gramStart"/>
                   <w:r>
                     <w:rPr>
                       <w:rFonts w:asciiTheme="majorHAnsi" w:hAnsiTheme="majorHAnsi" w:cs="Times New Roman"/>
                     </w:rPr>
-                    <w:t>e.dept</w:t>
-                  </w:r>
-                  <w:proofErr w:type="gramEnd"/>
-                  <w:r>
-                    <w:rPr>
-                      <w:rFonts w:asciiTheme="majorHAnsi" w:hAnsiTheme="majorHAnsi" w:cs="Times New Roman"/>
-                    </w:rPr>
-                    <w:t>_id</w:t>
+                    <w:t>e.dept_id</w:t>
                   </w:r>
                   <w:proofErr w:type="spellEnd"/>
                   <w:r>
@@ -6989,19 +6960,11 @@
                     <w:t xml:space="preserve"> = </w:t>
                   </w:r>
                   <w:proofErr w:type="spellStart"/>
-                  <w:proofErr w:type="gramStart"/>
                   <w:r>
                     <w:rPr>
                       <w:rFonts w:asciiTheme="majorHAnsi" w:hAnsiTheme="majorHAnsi" w:cs="Times New Roman"/>
                     </w:rPr>
-                    <w:t>d.dept</w:t>
-                  </w:r>
-                  <w:proofErr w:type="gramEnd"/>
-                  <w:r>
-                    <w:rPr>
-                      <w:rFonts w:asciiTheme="majorHAnsi" w:hAnsiTheme="majorHAnsi" w:cs="Times New Roman"/>
-                    </w:rPr>
-                    <w:t>_id</w:t>
+                    <w:t>d.dept_id</w:t>
                   </w:r>
                   <w:proofErr w:type="spellEnd"/>
                   <w:r>
@@ -7319,19 +7282,11 @@
                     <w:t xml:space="preserve">ON </w:t>
                   </w:r>
                   <w:proofErr w:type="spellStart"/>
-                  <w:proofErr w:type="gramStart"/>
                   <w:r>
                     <w:rPr>
                       <w:rFonts w:asciiTheme="majorHAnsi" w:hAnsiTheme="majorHAnsi" w:cs="Times New Roman"/>
                     </w:rPr>
-                    <w:t>e.dept</w:t>
-                  </w:r>
-                  <w:proofErr w:type="gramEnd"/>
-                  <w:r>
-                    <w:rPr>
-                      <w:rFonts w:asciiTheme="majorHAnsi" w:hAnsiTheme="majorHAnsi" w:cs="Times New Roman"/>
-                    </w:rPr>
-                    <w:t>_id</w:t>
+                    <w:t>e.dept_id</w:t>
                   </w:r>
                   <w:proofErr w:type="spellEnd"/>
                   <w:r>
@@ -7341,19 +7296,11 @@
                     <w:t xml:space="preserve"> = </w:t>
                   </w:r>
                   <w:proofErr w:type="spellStart"/>
-                  <w:proofErr w:type="gramStart"/>
                   <w:r>
                     <w:rPr>
                       <w:rFonts w:asciiTheme="majorHAnsi" w:hAnsiTheme="majorHAnsi" w:cs="Times New Roman"/>
                     </w:rPr>
-                    <w:t>d.dept</w:t>
-                  </w:r>
-                  <w:proofErr w:type="gramEnd"/>
-                  <w:r>
-                    <w:rPr>
-                      <w:rFonts w:asciiTheme="majorHAnsi" w:hAnsiTheme="majorHAnsi" w:cs="Times New Roman"/>
-                    </w:rPr>
-                    <w:t>_id</w:t>
+                    <w:t>d.dept_id</w:t>
                   </w:r>
                   <w:proofErr w:type="spellEnd"/>
                   <w:r>
@@ -7672,19 +7619,11 @@
                     <w:t xml:space="preserve">ON </w:t>
                   </w:r>
                   <w:proofErr w:type="spellStart"/>
-                  <w:proofErr w:type="gramStart"/>
                   <w:r>
                     <w:rPr>
                       <w:rFonts w:asciiTheme="majorHAnsi" w:hAnsiTheme="majorHAnsi" w:cs="Times New Roman"/>
                     </w:rPr>
-                    <w:t>e.dept</w:t>
-                  </w:r>
-                  <w:proofErr w:type="gramEnd"/>
-                  <w:r>
-                    <w:rPr>
-                      <w:rFonts w:asciiTheme="majorHAnsi" w:hAnsiTheme="majorHAnsi" w:cs="Times New Roman"/>
-                    </w:rPr>
-                    <w:t>_id</w:t>
+                    <w:t>e.dept_id</w:t>
                   </w:r>
                   <w:proofErr w:type="spellEnd"/>
                   <w:r>
@@ -7694,19 +7633,11 @@
                     <w:t xml:space="preserve"> = </w:t>
                   </w:r>
                   <w:proofErr w:type="spellStart"/>
-                  <w:proofErr w:type="gramStart"/>
                   <w:r>
                     <w:rPr>
                       <w:rFonts w:asciiTheme="majorHAnsi" w:hAnsiTheme="majorHAnsi" w:cs="Times New Roman"/>
                     </w:rPr>
-                    <w:t>d.dept</w:t>
-                  </w:r>
-                  <w:proofErr w:type="gramEnd"/>
-                  <w:r>
-                    <w:rPr>
-                      <w:rFonts w:asciiTheme="majorHAnsi" w:hAnsiTheme="majorHAnsi" w:cs="Times New Roman"/>
-                    </w:rPr>
-                    <w:t>_id</w:t>
+                    <w:t>d.dept_id</w:t>
                   </w:r>
                   <w:proofErr w:type="spellEnd"/>
                   <w:r>
@@ -8234,21 +8165,7 @@
                     <w:rPr>
                       <w:rFonts w:asciiTheme="majorHAnsi" w:hAnsiTheme="majorHAnsi" w:cs="Times New Roman"/>
                     </w:rPr>
-                    <w:t>ON e</w:t>
-                  </w:r>
-                  <w:proofErr w:type="gramStart"/>
-                  <w:r>
-                    <w:rPr>
-                      <w:rFonts w:asciiTheme="majorHAnsi" w:hAnsiTheme="majorHAnsi" w:cs="Times New Roman"/>
-                    </w:rPr>
-                    <w:t>1.manager</w:t>
-                  </w:r>
-                  <w:proofErr w:type="gramEnd"/>
-                  <w:r>
-                    <w:rPr>
-                      <w:rFonts w:asciiTheme="majorHAnsi" w:hAnsiTheme="majorHAnsi" w:cs="Times New Roman"/>
-                    </w:rPr>
-                    <w:t>_id = e2.emp_id;</w:t>
+                    <w:t>ON e1.manager_id = e2.emp_id;</w:t>
                   </w:r>
                 </w:p>
                 <w:p>
@@ -8595,23 +8512,13 @@
         </w:rPr>
         <w:t xml:space="preserve"> </w:t>
       </w:r>
-      <w:proofErr w:type="gramStart"/>
-      <w:r>
-        <w:rPr>
-          <w:rFonts w:asciiTheme="majorHAnsi" w:hAnsiTheme="majorHAnsi" w:cs="Times New Roman"/>
-          <w:b/>
-          <w:bCs/>
-        </w:rPr>
-        <w:t>GETDATE(</w:t>
-      </w:r>
-      <w:proofErr w:type="gramEnd"/>
-      <w:r>
-        <w:rPr>
-          <w:rFonts w:asciiTheme="majorHAnsi" w:hAnsiTheme="majorHAnsi" w:cs="Times New Roman"/>
-          <w:b/>
-          <w:bCs/>
-        </w:rPr>
-        <w:t>)</w:t>
+      <w:r>
+        <w:rPr>
+          <w:rFonts w:asciiTheme="majorHAnsi" w:hAnsiTheme="majorHAnsi" w:cs="Times New Roman"/>
+          <w:b/>
+          <w:bCs/>
+        </w:rPr>
+        <w:t>GETDATE()</w:t>
       </w:r>
       <w:r>
         <w:rPr>
@@ -8679,25 +8586,7 @@
           <w:b/>
           <w:bCs/>
         </w:rPr>
-        <w:t>CAST(</w:t>
-      </w:r>
-      <w:proofErr w:type="gramStart"/>
-      <w:r>
-        <w:rPr>
-          <w:rFonts w:asciiTheme="majorHAnsi" w:hAnsiTheme="majorHAnsi" w:cs="Times New Roman"/>
-          <w:b/>
-          <w:bCs/>
-        </w:rPr>
-        <w:t>GETDATE(</w:t>
-      </w:r>
-      <w:proofErr w:type="gramEnd"/>
-      <w:r>
-        <w:rPr>
-          <w:rFonts w:asciiTheme="majorHAnsi" w:hAnsiTheme="majorHAnsi" w:cs="Times New Roman"/>
-          <w:b/>
-          <w:bCs/>
-        </w:rPr>
-        <w:t>) AS DATE)</w:t>
+        <w:t>CAST(GETDATE() AS DATE)</w:t>
       </w:r>
       <w:r>
         <w:rPr>
@@ -8760,23 +8649,13 @@
         </w:rPr>
         <w:t xml:space="preserve"> </w:t>
       </w:r>
-      <w:proofErr w:type="gramStart"/>
-      <w:r>
-        <w:rPr>
-          <w:rFonts w:asciiTheme="majorHAnsi" w:hAnsiTheme="majorHAnsi" w:cs="Times New Roman"/>
-          <w:b/>
-          <w:bCs/>
-        </w:rPr>
-        <w:t>DATEADD(</w:t>
-      </w:r>
-      <w:proofErr w:type="gramEnd"/>
-      <w:r>
-        <w:rPr>
-          <w:rFonts w:asciiTheme="majorHAnsi" w:hAnsiTheme="majorHAnsi" w:cs="Times New Roman"/>
-          <w:b/>
-          <w:bCs/>
-        </w:rPr>
-        <w:t>)</w:t>
+      <w:r>
+        <w:rPr>
+          <w:rFonts w:asciiTheme="majorHAnsi" w:hAnsiTheme="majorHAnsi" w:cs="Times New Roman"/>
+          <w:b/>
+          <w:bCs/>
+        </w:rPr>
+        <w:t>DATEADD()</w:t>
       </w:r>
       <w:r>
         <w:rPr>
@@ -8838,23 +8717,13 @@
         </w:rPr>
         <w:t xml:space="preserve"> </w:t>
       </w:r>
-      <w:proofErr w:type="gramStart"/>
-      <w:r>
-        <w:rPr>
-          <w:rFonts w:asciiTheme="majorHAnsi" w:hAnsiTheme="majorHAnsi" w:cs="Times New Roman"/>
-          <w:b/>
-          <w:bCs/>
-        </w:rPr>
-        <w:t>DATEDIFF(</w:t>
-      </w:r>
-      <w:proofErr w:type="gramEnd"/>
-      <w:r>
-        <w:rPr>
-          <w:rFonts w:asciiTheme="majorHAnsi" w:hAnsiTheme="majorHAnsi" w:cs="Times New Roman"/>
-          <w:b/>
-          <w:bCs/>
-        </w:rPr>
-        <w:t>)</w:t>
+      <w:r>
+        <w:rPr>
+          <w:rFonts w:asciiTheme="majorHAnsi" w:hAnsiTheme="majorHAnsi" w:cs="Times New Roman"/>
+          <w:b/>
+          <w:bCs/>
+        </w:rPr>
+        <w:t>DATEDIFF()</w:t>
       </w:r>
       <w:r>
         <w:rPr>
@@ -8916,23 +8785,13 @@
         </w:rPr>
         <w:t xml:space="preserve"> </w:t>
       </w:r>
-      <w:proofErr w:type="gramStart"/>
-      <w:r>
-        <w:rPr>
-          <w:rFonts w:asciiTheme="majorHAnsi" w:hAnsiTheme="majorHAnsi" w:cs="Times New Roman"/>
-          <w:b/>
-          <w:bCs/>
-        </w:rPr>
-        <w:t>YEAR(</w:t>
-      </w:r>
-      <w:proofErr w:type="gramEnd"/>
-      <w:r>
-        <w:rPr>
-          <w:rFonts w:asciiTheme="majorHAnsi" w:hAnsiTheme="majorHAnsi" w:cs="Times New Roman"/>
-          <w:b/>
-          <w:bCs/>
-        </w:rPr>
-        <w:t>)</w:t>
+      <w:r>
+        <w:rPr>
+          <w:rFonts w:asciiTheme="majorHAnsi" w:hAnsiTheme="majorHAnsi" w:cs="Times New Roman"/>
+          <w:b/>
+          <w:bCs/>
+        </w:rPr>
+        <w:t>YEAR()</w:t>
       </w:r>
       <w:r>
         <w:rPr>
@@ -8994,23 +8853,13 @@
         </w:rPr>
         <w:t xml:space="preserve"> </w:t>
       </w:r>
-      <w:proofErr w:type="gramStart"/>
-      <w:r>
-        <w:rPr>
-          <w:rFonts w:asciiTheme="majorHAnsi" w:hAnsiTheme="majorHAnsi" w:cs="Times New Roman"/>
-          <w:b/>
-          <w:bCs/>
-        </w:rPr>
-        <w:t>MONTH(</w:t>
-      </w:r>
-      <w:proofErr w:type="gramEnd"/>
-      <w:r>
-        <w:rPr>
-          <w:rFonts w:asciiTheme="majorHAnsi" w:hAnsiTheme="majorHAnsi" w:cs="Times New Roman"/>
-          <w:b/>
-          <w:bCs/>
-        </w:rPr>
-        <w:t>)</w:t>
+      <w:r>
+        <w:rPr>
+          <w:rFonts w:asciiTheme="majorHAnsi" w:hAnsiTheme="majorHAnsi" w:cs="Times New Roman"/>
+          <w:b/>
+          <w:bCs/>
+        </w:rPr>
+        <w:t>MONTH()</w:t>
       </w:r>
       <w:r>
         <w:rPr>
@@ -9072,23 +8921,13 @@
         </w:rPr>
         <w:t xml:space="preserve"> </w:t>
       </w:r>
-      <w:proofErr w:type="gramStart"/>
-      <w:r>
-        <w:rPr>
-          <w:rFonts w:asciiTheme="majorHAnsi" w:hAnsiTheme="majorHAnsi" w:cs="Times New Roman"/>
-          <w:b/>
-          <w:bCs/>
-        </w:rPr>
-        <w:t>DAY(</w:t>
-      </w:r>
-      <w:proofErr w:type="gramEnd"/>
-      <w:r>
-        <w:rPr>
-          <w:rFonts w:asciiTheme="majorHAnsi" w:hAnsiTheme="majorHAnsi" w:cs="Times New Roman"/>
-          <w:b/>
-          <w:bCs/>
-        </w:rPr>
-        <w:t>)</w:t>
+      <w:r>
+        <w:rPr>
+          <w:rFonts w:asciiTheme="majorHAnsi" w:hAnsiTheme="majorHAnsi" w:cs="Times New Roman"/>
+          <w:b/>
+          <w:bCs/>
+        </w:rPr>
+        <w:t>DAY()</w:t>
       </w:r>
       <w:r>
         <w:rPr>
@@ -9174,25 +9013,7 @@
           <w:b/>
           <w:bCs/>
         </w:rPr>
-        <w:t xml:space="preserve"> </w:t>
-      </w:r>
-      <w:proofErr w:type="gramStart"/>
-      <w:r>
-        <w:rPr>
-          <w:rFonts w:asciiTheme="majorHAnsi" w:hAnsiTheme="majorHAnsi" w:cs="Times New Roman"/>
-          <w:b/>
-          <w:bCs/>
-        </w:rPr>
-        <w:t>GETDATE(</w:t>
-      </w:r>
-      <w:proofErr w:type="gramEnd"/>
-      <w:r>
-        <w:rPr>
-          <w:rFonts w:asciiTheme="majorHAnsi" w:hAnsiTheme="majorHAnsi" w:cs="Times New Roman"/>
-          <w:b/>
-          <w:bCs/>
-        </w:rPr>
-        <w:t>)</w:t>
+        <w:t xml:space="preserve"> GETDATE()</w:t>
       </w:r>
     </w:p>
     <w:p>
@@ -9259,21 +9080,7 @@
         <w:rPr>
           <w:rFonts w:asciiTheme="majorHAnsi" w:hAnsiTheme="majorHAnsi" w:cs="Times New Roman"/>
         </w:rPr>
-        <w:t xml:space="preserve">SELECT </w:t>
-      </w:r>
-      <w:proofErr w:type="gramStart"/>
-      <w:r>
-        <w:rPr>
-          <w:rFonts w:asciiTheme="majorHAnsi" w:hAnsiTheme="majorHAnsi" w:cs="Times New Roman"/>
-        </w:rPr>
-        <w:t>GETDATE(</w:t>
-      </w:r>
-      <w:proofErr w:type="gramEnd"/>
-      <w:r>
-        <w:rPr>
-          <w:rFonts w:asciiTheme="majorHAnsi" w:hAnsiTheme="majorHAnsi" w:cs="Times New Roman"/>
-        </w:rPr>
-        <w:t xml:space="preserve">) AS </w:t>
+        <w:t xml:space="preserve">SELECT GETDATE() AS </w:t>
       </w:r>
       <w:proofErr w:type="spellStart"/>
       <w:r>
@@ -9425,25 +9232,7 @@
           <w:b/>
           <w:bCs/>
         </w:rPr>
-        <w:t xml:space="preserve"> CAST(</w:t>
-      </w:r>
-      <w:proofErr w:type="gramStart"/>
-      <w:r>
-        <w:rPr>
-          <w:rFonts w:asciiTheme="majorHAnsi" w:hAnsiTheme="majorHAnsi" w:cs="Times New Roman"/>
-          <w:b/>
-          <w:bCs/>
-        </w:rPr>
-        <w:t>GETDATE(</w:t>
-      </w:r>
-      <w:proofErr w:type="gramEnd"/>
-      <w:r>
-        <w:rPr>
-          <w:rFonts w:asciiTheme="majorHAnsi" w:hAnsiTheme="majorHAnsi" w:cs="Times New Roman"/>
-          <w:b/>
-          <w:bCs/>
-        </w:rPr>
-        <w:t>) AS DATE)</w:t>
+        <w:t xml:space="preserve"> CAST(GETDATE() AS DATE)</w:t>
       </w:r>
     </w:p>
     <w:p>
@@ -9510,21 +9299,7 @@
         <w:rPr>
           <w:rFonts w:asciiTheme="majorHAnsi" w:hAnsiTheme="majorHAnsi" w:cs="Times New Roman"/>
         </w:rPr>
-        <w:t>SELECT CAST(</w:t>
-      </w:r>
-      <w:proofErr w:type="gramStart"/>
-      <w:r>
-        <w:rPr>
-          <w:rFonts w:asciiTheme="majorHAnsi" w:hAnsiTheme="majorHAnsi" w:cs="Times New Roman"/>
-        </w:rPr>
-        <w:t>GETDATE(</w:t>
-      </w:r>
-      <w:proofErr w:type="gramEnd"/>
-      <w:r>
-        <w:rPr>
-          <w:rFonts w:asciiTheme="majorHAnsi" w:hAnsiTheme="majorHAnsi" w:cs="Times New Roman"/>
-        </w:rPr>
-        <w:t xml:space="preserve">) AS DATE) AS </w:t>
+        <w:t xml:space="preserve">SELECT CAST(GETDATE() AS DATE) AS </w:t>
       </w:r>
       <w:proofErr w:type="spellStart"/>
       <w:r>
@@ -9602,21 +9377,7 @@
           <w:rFonts w:asciiTheme="majorHAnsi" w:hAnsiTheme="majorHAnsi" w:cs="Times New Roman"/>
         </w:rPr>
         <w:lastRenderedPageBreak/>
-        <w:t xml:space="preserve">Removes time from </w:t>
-      </w:r>
-      <w:proofErr w:type="gramStart"/>
-      <w:r>
-        <w:rPr>
-          <w:rFonts w:asciiTheme="majorHAnsi" w:hAnsiTheme="majorHAnsi" w:cs="Times New Roman"/>
-        </w:rPr>
-        <w:t>GETDATE(</w:t>
-      </w:r>
-      <w:proofErr w:type="gramEnd"/>
-      <w:r>
-        <w:rPr>
-          <w:rFonts w:asciiTheme="majorHAnsi" w:hAnsiTheme="majorHAnsi" w:cs="Times New Roman"/>
-        </w:rPr>
-        <w:t>)</w:t>
+        <w:t>Removes time from GETDATE()</w:t>
       </w:r>
     </w:p>
     <w:p>
@@ -9700,25 +9461,7 @@
           <w:b/>
           <w:bCs/>
         </w:rPr>
-        <w:t xml:space="preserve"> </w:t>
-      </w:r>
-      <w:proofErr w:type="gramStart"/>
-      <w:r>
-        <w:rPr>
-          <w:rFonts w:asciiTheme="majorHAnsi" w:hAnsiTheme="majorHAnsi" w:cs="Times New Roman"/>
-          <w:b/>
-          <w:bCs/>
-        </w:rPr>
-        <w:t>DATEADD(</w:t>
-      </w:r>
-      <w:proofErr w:type="gramEnd"/>
-      <w:r>
-        <w:rPr>
-          <w:rFonts w:asciiTheme="majorHAnsi" w:hAnsiTheme="majorHAnsi" w:cs="Times New Roman"/>
-          <w:b/>
-          <w:bCs/>
-        </w:rPr>
-        <w:t>)</w:t>
+        <w:t xml:space="preserve"> DATEADD()</w:t>
       </w:r>
     </w:p>
     <w:p>
@@ -9781,19 +9524,11 @@
           <w:rFonts w:asciiTheme="majorHAnsi" w:hAnsiTheme="majorHAnsi" w:cs="Times New Roman"/>
         </w:rPr>
       </w:pPr>
-      <w:proofErr w:type="gramStart"/>
-      <w:r>
-        <w:rPr>
-          <w:rFonts w:asciiTheme="majorHAnsi" w:hAnsiTheme="majorHAnsi" w:cs="Times New Roman"/>
-        </w:rPr>
-        <w:t>DATEADD(</w:t>
-      </w:r>
-      <w:proofErr w:type="gramEnd"/>
-      <w:r>
-        <w:rPr>
-          <w:rFonts w:asciiTheme="majorHAnsi" w:hAnsiTheme="majorHAnsi" w:cs="Times New Roman"/>
-        </w:rPr>
-        <w:t>interval, number, date)</w:t>
+      <w:r>
+        <w:rPr>
+          <w:rFonts w:asciiTheme="majorHAnsi" w:hAnsiTheme="majorHAnsi" w:cs="Times New Roman"/>
+        </w:rPr>
+        <w:t>DATEADD(interval, number, date)</w:t>
       </w:r>
     </w:p>
     <w:p>
@@ -9888,35 +9623,7 @@
         <w:rPr>
           <w:rFonts w:asciiTheme="majorHAnsi" w:hAnsiTheme="majorHAnsi" w:cs="Times New Roman"/>
         </w:rPr>
-        <w:t xml:space="preserve">SELECT </w:t>
-      </w:r>
-      <w:proofErr w:type="gramStart"/>
-      <w:r>
-        <w:rPr>
-          <w:rFonts w:asciiTheme="majorHAnsi" w:hAnsiTheme="majorHAnsi" w:cs="Times New Roman"/>
-        </w:rPr>
-        <w:t>DATEADD(</w:t>
-      </w:r>
-      <w:proofErr w:type="gramEnd"/>
-      <w:r>
-        <w:rPr>
-          <w:rFonts w:asciiTheme="majorHAnsi" w:hAnsiTheme="majorHAnsi" w:cs="Times New Roman"/>
-        </w:rPr>
-        <w:t>DAY, 5, CAST(</w:t>
-      </w:r>
-      <w:proofErr w:type="gramStart"/>
-      <w:r>
-        <w:rPr>
-          <w:rFonts w:asciiTheme="majorHAnsi" w:hAnsiTheme="majorHAnsi" w:cs="Times New Roman"/>
-        </w:rPr>
-        <w:t>GETDATE(</w:t>
-      </w:r>
-      <w:proofErr w:type="gramEnd"/>
-      <w:r>
-        <w:rPr>
-          <w:rFonts w:asciiTheme="majorHAnsi" w:hAnsiTheme="majorHAnsi" w:cs="Times New Roman"/>
-        </w:rPr>
-        <w:t xml:space="preserve">) AS DATE)) AS </w:t>
+        <w:t xml:space="preserve">SELECT DATEADD(DAY, 5, CAST(GETDATE() AS DATE)) AS </w:t>
       </w:r>
       <w:proofErr w:type="spellStart"/>
       <w:r>
@@ -9966,35 +9673,7 @@
         <w:rPr>
           <w:rFonts w:asciiTheme="majorHAnsi" w:hAnsiTheme="majorHAnsi" w:cs="Times New Roman"/>
         </w:rPr>
-        <w:t xml:space="preserve">SELECT </w:t>
-      </w:r>
-      <w:proofErr w:type="gramStart"/>
-      <w:r>
-        <w:rPr>
-          <w:rFonts w:asciiTheme="majorHAnsi" w:hAnsiTheme="majorHAnsi" w:cs="Times New Roman"/>
-        </w:rPr>
-        <w:t>DATEADD(</w:t>
-      </w:r>
-      <w:proofErr w:type="gramEnd"/>
-      <w:r>
-        <w:rPr>
-          <w:rFonts w:asciiTheme="majorHAnsi" w:hAnsiTheme="majorHAnsi" w:cs="Times New Roman"/>
-        </w:rPr>
-        <w:t>DAY, -7, CAST(</w:t>
-      </w:r>
-      <w:proofErr w:type="gramStart"/>
-      <w:r>
-        <w:rPr>
-          <w:rFonts w:asciiTheme="majorHAnsi" w:hAnsiTheme="majorHAnsi" w:cs="Times New Roman"/>
-        </w:rPr>
-        <w:t>GETDATE(</w:t>
-      </w:r>
-      <w:proofErr w:type="gramEnd"/>
-      <w:r>
-        <w:rPr>
-          <w:rFonts w:asciiTheme="majorHAnsi" w:hAnsiTheme="majorHAnsi" w:cs="Times New Roman"/>
-        </w:rPr>
-        <w:t xml:space="preserve">) AS DATE)) AS </w:t>
+        <w:t xml:space="preserve">SELECT DATEADD(DAY, -7, CAST(GETDATE() AS DATE)) AS </w:t>
       </w:r>
       <w:proofErr w:type="spellStart"/>
       <w:r>
@@ -10044,35 +9723,7 @@
         <w:rPr>
           <w:rFonts w:asciiTheme="majorHAnsi" w:hAnsiTheme="majorHAnsi" w:cs="Times New Roman"/>
         </w:rPr>
-        <w:t xml:space="preserve">SELECT </w:t>
-      </w:r>
-      <w:proofErr w:type="gramStart"/>
-      <w:r>
-        <w:rPr>
-          <w:rFonts w:asciiTheme="majorHAnsi" w:hAnsiTheme="majorHAnsi" w:cs="Times New Roman"/>
-        </w:rPr>
-        <w:t>DATEADD(</w:t>
-      </w:r>
-      <w:proofErr w:type="gramEnd"/>
-      <w:r>
-        <w:rPr>
-          <w:rFonts w:asciiTheme="majorHAnsi" w:hAnsiTheme="majorHAnsi" w:cs="Times New Roman"/>
-        </w:rPr>
-        <w:t>MONTH, 2, CAST(</w:t>
-      </w:r>
-      <w:proofErr w:type="gramStart"/>
-      <w:r>
-        <w:rPr>
-          <w:rFonts w:asciiTheme="majorHAnsi" w:hAnsiTheme="majorHAnsi" w:cs="Times New Roman"/>
-        </w:rPr>
-        <w:t>GETDATE(</w:t>
-      </w:r>
-      <w:proofErr w:type="gramEnd"/>
-      <w:r>
-        <w:rPr>
-          <w:rFonts w:asciiTheme="majorHAnsi" w:hAnsiTheme="majorHAnsi" w:cs="Times New Roman"/>
-        </w:rPr>
-        <w:t xml:space="preserve">) AS DATE)) AS </w:t>
+        <w:t xml:space="preserve">SELECT DATEADD(MONTH, 2, CAST(GETDATE() AS DATE)) AS </w:t>
       </w:r>
       <w:proofErr w:type="spellStart"/>
       <w:r>
@@ -10194,25 +9845,7 @@
           <w:b/>
           <w:bCs/>
         </w:rPr>
-        <w:t xml:space="preserve"> </w:t>
-      </w:r>
-      <w:proofErr w:type="gramStart"/>
-      <w:r>
-        <w:rPr>
-          <w:rFonts w:asciiTheme="majorHAnsi" w:hAnsiTheme="majorHAnsi" w:cs="Times New Roman"/>
-          <w:b/>
-          <w:bCs/>
-        </w:rPr>
-        <w:t>DATEDIFF(</w:t>
-      </w:r>
-      <w:proofErr w:type="gramEnd"/>
-      <w:r>
-        <w:rPr>
-          <w:rFonts w:asciiTheme="majorHAnsi" w:hAnsiTheme="majorHAnsi" w:cs="Times New Roman"/>
-          <w:b/>
-          <w:bCs/>
-        </w:rPr>
-        <w:t>)</w:t>
+        <w:t xml:space="preserve"> DATEDIFF()</w:t>
       </w:r>
     </w:p>
     <w:p>
@@ -10275,19 +9908,11 @@
           <w:rFonts w:asciiTheme="majorHAnsi" w:hAnsiTheme="majorHAnsi" w:cs="Times New Roman"/>
         </w:rPr>
       </w:pPr>
-      <w:proofErr w:type="gramStart"/>
-      <w:r>
-        <w:rPr>
-          <w:rFonts w:asciiTheme="majorHAnsi" w:hAnsiTheme="majorHAnsi" w:cs="Times New Roman"/>
-        </w:rPr>
-        <w:t>DATEDIFF(</w:t>
-      </w:r>
-      <w:proofErr w:type="gramEnd"/>
-      <w:r>
-        <w:rPr>
-          <w:rFonts w:asciiTheme="majorHAnsi" w:hAnsiTheme="majorHAnsi" w:cs="Times New Roman"/>
-        </w:rPr>
-        <w:t xml:space="preserve">interval, </w:t>
+      <w:r>
+        <w:rPr>
+          <w:rFonts w:asciiTheme="majorHAnsi" w:hAnsiTheme="majorHAnsi" w:cs="Times New Roman"/>
+        </w:rPr>
+        <w:t xml:space="preserve">DATEDIFF(interval, </w:t>
       </w:r>
       <w:proofErr w:type="spellStart"/>
       <w:r>
@@ -10360,21 +9985,7 @@
         <w:rPr>
           <w:rFonts w:asciiTheme="majorHAnsi" w:hAnsiTheme="majorHAnsi" w:cs="Times New Roman"/>
         </w:rPr>
-        <w:t xml:space="preserve">SELECT </w:t>
-      </w:r>
-      <w:proofErr w:type="gramStart"/>
-      <w:r>
-        <w:rPr>
-          <w:rFonts w:asciiTheme="majorHAnsi" w:hAnsiTheme="majorHAnsi" w:cs="Times New Roman"/>
-        </w:rPr>
-        <w:t>DATEDIFF(</w:t>
-      </w:r>
-      <w:proofErr w:type="gramEnd"/>
-      <w:r>
-        <w:rPr>
-          <w:rFonts w:asciiTheme="majorHAnsi" w:hAnsiTheme="majorHAnsi" w:cs="Times New Roman"/>
-        </w:rPr>
-        <w:t xml:space="preserve">DAY, '2026-01-01', '2026-01-29') AS </w:t>
+        <w:t xml:space="preserve">SELECT DATEDIFF(DAY, '2026-01-01', '2026-01-29') AS </w:t>
       </w:r>
       <w:proofErr w:type="spellStart"/>
       <w:r>
@@ -10424,21 +10035,7 @@
         <w:rPr>
           <w:rFonts w:asciiTheme="majorHAnsi" w:hAnsiTheme="majorHAnsi" w:cs="Times New Roman"/>
         </w:rPr>
-        <w:t xml:space="preserve">SELECT </w:t>
-      </w:r>
-      <w:proofErr w:type="gramStart"/>
-      <w:r>
-        <w:rPr>
-          <w:rFonts w:asciiTheme="majorHAnsi" w:hAnsiTheme="majorHAnsi" w:cs="Times New Roman"/>
-        </w:rPr>
-        <w:t>DATEDIFF(</w:t>
-      </w:r>
-      <w:proofErr w:type="gramEnd"/>
-      <w:r>
-        <w:rPr>
-          <w:rFonts w:asciiTheme="majorHAnsi" w:hAnsiTheme="majorHAnsi" w:cs="Times New Roman"/>
-        </w:rPr>
-        <w:t xml:space="preserve">MONTH, '2025-12-01', '2026-01-29') AS </w:t>
+        <w:t xml:space="preserve">SELECT DATEDIFF(MONTH, '2025-12-01', '2026-01-29') AS </w:t>
       </w:r>
       <w:proofErr w:type="spellStart"/>
       <w:r>
@@ -10488,21 +10085,7 @@
         <w:rPr>
           <w:rFonts w:asciiTheme="majorHAnsi" w:hAnsiTheme="majorHAnsi" w:cs="Times New Roman"/>
         </w:rPr>
-        <w:t xml:space="preserve">SELECT </w:t>
-      </w:r>
-      <w:proofErr w:type="gramStart"/>
-      <w:r>
-        <w:rPr>
-          <w:rFonts w:asciiTheme="majorHAnsi" w:hAnsiTheme="majorHAnsi" w:cs="Times New Roman"/>
-        </w:rPr>
-        <w:t>DATEDIFF(</w:t>
-      </w:r>
-      <w:proofErr w:type="gramEnd"/>
-      <w:r>
-        <w:rPr>
-          <w:rFonts w:asciiTheme="majorHAnsi" w:hAnsiTheme="majorHAnsi" w:cs="Times New Roman"/>
-        </w:rPr>
-        <w:t xml:space="preserve">YEAR, '2020-01-01', '2026-01-29') AS </w:t>
+        <w:t xml:space="preserve">SELECT DATEDIFF(YEAR, '2020-01-01', '2026-01-29') AS </w:t>
       </w:r>
       <w:proofErr w:type="spellStart"/>
       <w:r>
@@ -10630,61 +10213,7 @@
           <w:b/>
           <w:bCs/>
         </w:rPr>
-        <w:t xml:space="preserve"> </w:t>
-      </w:r>
-      <w:proofErr w:type="gramStart"/>
-      <w:r>
-        <w:rPr>
-          <w:rFonts w:asciiTheme="majorHAnsi" w:hAnsiTheme="majorHAnsi" w:cs="Times New Roman"/>
-          <w:b/>
-          <w:bCs/>
-        </w:rPr>
-        <w:t>YEAR(</w:t>
-      </w:r>
-      <w:proofErr w:type="gramEnd"/>
-      <w:r>
-        <w:rPr>
-          <w:rFonts w:asciiTheme="majorHAnsi" w:hAnsiTheme="majorHAnsi" w:cs="Times New Roman"/>
-          <w:b/>
-          <w:bCs/>
-        </w:rPr>
-        <w:t xml:space="preserve">), </w:t>
-      </w:r>
-      <w:proofErr w:type="gramStart"/>
-      <w:r>
-        <w:rPr>
-          <w:rFonts w:asciiTheme="majorHAnsi" w:hAnsiTheme="majorHAnsi" w:cs="Times New Roman"/>
-          <w:b/>
-          <w:bCs/>
-        </w:rPr>
-        <w:t>MONTH(</w:t>
-      </w:r>
-      <w:proofErr w:type="gramEnd"/>
-      <w:r>
-        <w:rPr>
-          <w:rFonts w:asciiTheme="majorHAnsi" w:hAnsiTheme="majorHAnsi" w:cs="Times New Roman"/>
-          <w:b/>
-          <w:bCs/>
-        </w:rPr>
-        <w:t xml:space="preserve">), </w:t>
-      </w:r>
-      <w:proofErr w:type="gramStart"/>
-      <w:r>
-        <w:rPr>
-          <w:rFonts w:asciiTheme="majorHAnsi" w:hAnsiTheme="majorHAnsi" w:cs="Times New Roman"/>
-          <w:b/>
-          <w:bCs/>
-        </w:rPr>
-        <w:t>DAY(</w:t>
-      </w:r>
-      <w:proofErr w:type="gramEnd"/>
-      <w:r>
-        <w:rPr>
-          <w:rFonts w:asciiTheme="majorHAnsi" w:hAnsiTheme="majorHAnsi" w:cs="Times New Roman"/>
-          <w:b/>
-          <w:bCs/>
-        </w:rPr>
-        <w:t>)</w:t>
+        <w:t xml:space="preserve"> YEAR(), MONTH(), DAY()</w:t>
       </w:r>
     </w:p>
     <w:p>
@@ -10765,77 +10294,35 @@
         <w:rPr>
           <w:rFonts w:asciiTheme="majorHAnsi" w:hAnsiTheme="majorHAnsi" w:cs="Times New Roman"/>
         </w:rPr>
-        <w:t xml:space="preserve">    YEAR(</w:t>
-      </w:r>
-      <w:proofErr w:type="gramStart"/>
-      <w:r>
-        <w:rPr>
-          <w:rFonts w:asciiTheme="majorHAnsi" w:hAnsiTheme="majorHAnsi" w:cs="Times New Roman"/>
-        </w:rPr>
-        <w:t>GETDATE(</w:t>
-      </w:r>
-      <w:proofErr w:type="gramEnd"/>
-      <w:r>
-        <w:rPr>
-          <w:rFonts w:asciiTheme="majorHAnsi" w:hAnsiTheme="majorHAnsi" w:cs="Times New Roman"/>
-        </w:rPr>
-        <w:t>)) AS Year,</w:t>
-      </w:r>
-    </w:p>
-    <w:p>
-      <w:pPr>
-        <w:ind w:left="720"/>
-        <w:rPr>
-          <w:rFonts w:asciiTheme="majorHAnsi" w:hAnsiTheme="majorHAnsi" w:cs="Times New Roman"/>
-        </w:rPr>
-      </w:pPr>
-      <w:r>
-        <w:rPr>
-          <w:rFonts w:asciiTheme="majorHAnsi" w:hAnsiTheme="majorHAnsi" w:cs="Times New Roman"/>
-        </w:rPr>
-        <w:t xml:space="preserve">    MONTH(</w:t>
-      </w:r>
-      <w:proofErr w:type="gramStart"/>
-      <w:r>
-        <w:rPr>
-          <w:rFonts w:asciiTheme="majorHAnsi" w:hAnsiTheme="majorHAnsi" w:cs="Times New Roman"/>
-        </w:rPr>
-        <w:t>GETDATE(</w:t>
-      </w:r>
-      <w:proofErr w:type="gramEnd"/>
-      <w:r>
-        <w:rPr>
-          <w:rFonts w:asciiTheme="majorHAnsi" w:hAnsiTheme="majorHAnsi" w:cs="Times New Roman"/>
-        </w:rPr>
-        <w:t>)) AS Month,</w:t>
-      </w:r>
-    </w:p>
-    <w:p>
-      <w:pPr>
-        <w:ind w:left="720"/>
-        <w:rPr>
-          <w:rFonts w:asciiTheme="majorHAnsi" w:hAnsiTheme="majorHAnsi" w:cs="Times New Roman"/>
-        </w:rPr>
-      </w:pPr>
-      <w:r>
-        <w:rPr>
-          <w:rFonts w:asciiTheme="majorHAnsi" w:hAnsiTheme="majorHAnsi" w:cs="Times New Roman"/>
-        </w:rPr>
-        <w:t xml:space="preserve">    DAY(</w:t>
-      </w:r>
-      <w:proofErr w:type="gramStart"/>
-      <w:r>
-        <w:rPr>
-          <w:rFonts w:asciiTheme="majorHAnsi" w:hAnsiTheme="majorHAnsi" w:cs="Times New Roman"/>
-        </w:rPr>
-        <w:t>GETDATE(</w:t>
-      </w:r>
-      <w:proofErr w:type="gramEnd"/>
-      <w:r>
-        <w:rPr>
-          <w:rFonts w:asciiTheme="majorHAnsi" w:hAnsiTheme="majorHAnsi" w:cs="Times New Roman"/>
-        </w:rPr>
-        <w:t>)) AS Day;</w:t>
+        <w:t xml:space="preserve">    YEAR(GETDATE()) AS Year,</w:t>
+      </w:r>
+    </w:p>
+    <w:p>
+      <w:pPr>
+        <w:ind w:left="720"/>
+        <w:rPr>
+          <w:rFonts w:asciiTheme="majorHAnsi" w:hAnsiTheme="majorHAnsi" w:cs="Times New Roman"/>
+        </w:rPr>
+      </w:pPr>
+      <w:r>
+        <w:rPr>
+          <w:rFonts w:asciiTheme="majorHAnsi" w:hAnsiTheme="majorHAnsi" w:cs="Times New Roman"/>
+        </w:rPr>
+        <w:t xml:space="preserve">    MONTH(GETDATE()) AS Month,</w:t>
+      </w:r>
+    </w:p>
+    <w:p>
+      <w:pPr>
+        <w:ind w:left="720"/>
+        <w:rPr>
+          <w:rFonts w:asciiTheme="majorHAnsi" w:hAnsiTheme="majorHAnsi" w:cs="Times New Roman"/>
+        </w:rPr>
+      </w:pPr>
+      <w:r>
+        <w:rPr>
+          <w:rFonts w:asciiTheme="majorHAnsi" w:hAnsiTheme="majorHAnsi" w:cs="Times New Roman"/>
+        </w:rPr>
+        <w:t xml:space="preserve">    DAY(GETDATE()) AS Day;</w:t>
       </w:r>
     </w:p>
     <w:p>
@@ -10861,41 +10348,25 @@
           <w:rFonts w:asciiTheme="majorHAnsi" w:hAnsiTheme="majorHAnsi" w:cs="Times New Roman"/>
         </w:rPr>
       </w:pPr>
-      <w:proofErr w:type="gramStart"/>
-      <w:r>
-        <w:rPr>
-          <w:rFonts w:asciiTheme="majorHAnsi" w:hAnsiTheme="majorHAnsi" w:cs="Times New Roman"/>
-        </w:rPr>
-        <w:t>Year  |</w:t>
-      </w:r>
-      <w:proofErr w:type="gramEnd"/>
-      <w:r>
-        <w:rPr>
-          <w:rFonts w:asciiTheme="majorHAnsi" w:hAnsiTheme="majorHAnsi" w:cs="Times New Roman"/>
-        </w:rPr>
-        <w:t xml:space="preserve"> Month | Day</w:t>
-      </w:r>
-    </w:p>
-    <w:p>
-      <w:pPr>
-        <w:ind w:left="720"/>
-        <w:rPr>
-          <w:rFonts w:asciiTheme="majorHAnsi" w:hAnsiTheme="majorHAnsi" w:cs="Times New Roman"/>
-        </w:rPr>
-      </w:pPr>
-      <w:proofErr w:type="gramStart"/>
-      <w:r>
-        <w:rPr>
-          <w:rFonts w:asciiTheme="majorHAnsi" w:hAnsiTheme="majorHAnsi" w:cs="Times New Roman"/>
-        </w:rPr>
-        <w:t>2026  |</w:t>
-      </w:r>
-      <w:proofErr w:type="gramEnd"/>
-      <w:r>
-        <w:rPr>
-          <w:rFonts w:asciiTheme="majorHAnsi" w:hAnsiTheme="majorHAnsi" w:cs="Times New Roman"/>
-        </w:rPr>
-        <w:t xml:space="preserve"> 1     | 29</w:t>
+      <w:r>
+        <w:rPr>
+          <w:rFonts w:asciiTheme="majorHAnsi" w:hAnsiTheme="majorHAnsi" w:cs="Times New Roman"/>
+        </w:rPr>
+        <w:t>Year  | Month | Day</w:t>
+      </w:r>
+    </w:p>
+    <w:p>
+      <w:pPr>
+        <w:ind w:left="720"/>
+        <w:rPr>
+          <w:rFonts w:asciiTheme="majorHAnsi" w:hAnsiTheme="majorHAnsi" w:cs="Times New Roman"/>
+        </w:rPr>
+      </w:pPr>
+      <w:r>
+        <w:rPr>
+          <w:rFonts w:asciiTheme="majorHAnsi" w:hAnsiTheme="majorHAnsi" w:cs="Times New Roman"/>
+        </w:rPr>
+        <w:t>2026  | 1     | 29</w:t>
       </w:r>
     </w:p>
     <w:p>
@@ -11065,21 +10536,7 @@
         <w:rPr>
           <w:rFonts w:asciiTheme="majorHAnsi" w:hAnsiTheme="majorHAnsi" w:cs="Times New Roman"/>
         </w:rPr>
-        <w:t xml:space="preserve"> = CAST(</w:t>
-      </w:r>
-      <w:proofErr w:type="gramStart"/>
-      <w:r>
-        <w:rPr>
-          <w:rFonts w:asciiTheme="majorHAnsi" w:hAnsiTheme="majorHAnsi" w:cs="Times New Roman"/>
-        </w:rPr>
-        <w:t>GETDATE(</w:t>
-      </w:r>
-      <w:proofErr w:type="gramEnd"/>
-      <w:r>
-        <w:rPr>
-          <w:rFonts w:asciiTheme="majorHAnsi" w:hAnsiTheme="majorHAnsi" w:cs="Times New Roman"/>
-        </w:rPr>
-        <w:t>) AS DATE);</w:t>
+        <w:t xml:space="preserve"> = CAST(GETDATE() AS DATE);</w:t>
       </w:r>
     </w:p>
     <w:p>
@@ -11151,35 +10608,7 @@
         <w:rPr>
           <w:rFonts w:asciiTheme="majorHAnsi" w:hAnsiTheme="majorHAnsi" w:cs="Times New Roman"/>
         </w:rPr>
-        <w:t xml:space="preserve"> &gt;= </w:t>
-      </w:r>
-      <w:proofErr w:type="gramStart"/>
-      <w:r>
-        <w:rPr>
-          <w:rFonts w:asciiTheme="majorHAnsi" w:hAnsiTheme="majorHAnsi" w:cs="Times New Roman"/>
-        </w:rPr>
-        <w:t>DATEADD(</w:t>
-      </w:r>
-      <w:proofErr w:type="gramEnd"/>
-      <w:r>
-        <w:rPr>
-          <w:rFonts w:asciiTheme="majorHAnsi" w:hAnsiTheme="majorHAnsi" w:cs="Times New Roman"/>
-        </w:rPr>
-        <w:t>DAY, -7, CAST(</w:t>
-      </w:r>
-      <w:proofErr w:type="gramStart"/>
-      <w:r>
-        <w:rPr>
-          <w:rFonts w:asciiTheme="majorHAnsi" w:hAnsiTheme="majorHAnsi" w:cs="Times New Roman"/>
-        </w:rPr>
-        <w:t>GETDATE(</w:t>
-      </w:r>
-      <w:proofErr w:type="gramEnd"/>
-      <w:r>
-        <w:rPr>
-          <w:rFonts w:asciiTheme="majorHAnsi" w:hAnsiTheme="majorHAnsi" w:cs="Times New Roman"/>
-        </w:rPr>
-        <w:t>) AS DATE));</w:t>
+        <w:t xml:space="preserve"> &gt;= DATEADD(DAY, -7, CAST(GETDATE() AS DATE));</w:t>
       </w:r>
     </w:p>
     <w:p>
@@ -11220,25 +10649,7 @@
           <w:b/>
           <w:bCs/>
         </w:rPr>
-        <w:t xml:space="preserve">CAST </w:t>
-      </w:r>
-      <w:proofErr w:type="gramStart"/>
-      <w:r>
-        <w:rPr>
-          <w:rFonts w:asciiTheme="majorHAnsi" w:hAnsiTheme="majorHAnsi" w:cs="Times New Roman"/>
-          <w:b/>
-          <w:bCs/>
-        </w:rPr>
-        <w:t>GETDATE(</w:t>
-      </w:r>
-      <w:proofErr w:type="gramEnd"/>
-      <w:r>
-        <w:rPr>
-          <w:rFonts w:asciiTheme="majorHAnsi" w:hAnsiTheme="majorHAnsi" w:cs="Times New Roman"/>
-          <w:b/>
-          <w:bCs/>
-        </w:rPr>
-        <w:t>) AS DATE</w:t>
+        <w:t>CAST GETDATE() AS DATE</w:t>
       </w:r>
       <w:r>
         <w:rPr>
@@ -11257,19 +10668,11 @@
           <w:rFonts w:asciiTheme="majorHAnsi" w:hAnsiTheme="majorHAnsi" w:cs="Times New Roman"/>
         </w:rPr>
       </w:pPr>
-      <w:proofErr w:type="gramStart"/>
-      <w:r>
-        <w:rPr>
-          <w:rFonts w:asciiTheme="majorHAnsi" w:hAnsiTheme="majorHAnsi" w:cs="Times New Roman"/>
-        </w:rPr>
-        <w:t>DATEADD(</w:t>
-      </w:r>
-      <w:proofErr w:type="gramEnd"/>
-      <w:r>
-        <w:rPr>
-          <w:rFonts w:asciiTheme="majorHAnsi" w:hAnsiTheme="majorHAnsi" w:cs="Times New Roman"/>
-        </w:rPr>
-        <w:t xml:space="preserve">) helps to filter </w:t>
+      <w:r>
+        <w:rPr>
+          <w:rFonts w:asciiTheme="majorHAnsi" w:hAnsiTheme="majorHAnsi" w:cs="Times New Roman"/>
+        </w:rPr>
+        <w:t xml:space="preserve">DATEADD() helps to filter </w:t>
       </w:r>
       <w:r>
         <w:rPr>
@@ -11445,19 +10848,11 @@
                 <w:rFonts w:asciiTheme="majorHAnsi" w:hAnsiTheme="majorHAnsi" w:cs="Times New Roman"/>
               </w:rPr>
             </w:pPr>
-            <w:proofErr w:type="gramStart"/>
             <w:r>
               <w:rPr>
                 <w:rFonts w:asciiTheme="majorHAnsi" w:hAnsiTheme="majorHAnsi" w:cs="Times New Roman"/>
               </w:rPr>
-              <w:t>GETDATE(</w:t>
-            </w:r>
-            <w:proofErr w:type="gramEnd"/>
-            <w:r>
-              <w:rPr>
-                <w:rFonts w:asciiTheme="majorHAnsi" w:hAnsiTheme="majorHAnsi" w:cs="Times New Roman"/>
-              </w:rPr>
-              <w:t>)</w:t>
+              <w:t>GETDATE()</w:t>
             </w:r>
           </w:p>
         </w:tc>
@@ -11499,21 +10894,7 @@
               <w:rPr>
                 <w:rFonts w:asciiTheme="majorHAnsi" w:hAnsiTheme="majorHAnsi" w:cs="Times New Roman"/>
               </w:rPr>
-              <w:t xml:space="preserve">SELECT </w:t>
-            </w:r>
-            <w:proofErr w:type="gramStart"/>
-            <w:r>
-              <w:rPr>
-                <w:rFonts w:asciiTheme="majorHAnsi" w:hAnsiTheme="majorHAnsi" w:cs="Times New Roman"/>
-              </w:rPr>
-              <w:t>GETDATE(</w:t>
-            </w:r>
-            <w:proofErr w:type="gramEnd"/>
-            <w:r>
-              <w:rPr>
-                <w:rFonts w:asciiTheme="majorHAnsi" w:hAnsiTheme="majorHAnsi" w:cs="Times New Roman"/>
-              </w:rPr>
-              <w:t>);</w:t>
+              <w:t>SELECT GETDATE();</w:t>
             </w:r>
           </w:p>
         </w:tc>
@@ -11539,21 +10920,7 @@
               <w:rPr>
                 <w:rFonts w:asciiTheme="majorHAnsi" w:hAnsiTheme="majorHAnsi" w:cs="Times New Roman"/>
               </w:rPr>
-              <w:t>CAST(</w:t>
-            </w:r>
-            <w:proofErr w:type="gramStart"/>
-            <w:r>
-              <w:rPr>
-                <w:rFonts w:asciiTheme="majorHAnsi" w:hAnsiTheme="majorHAnsi" w:cs="Times New Roman"/>
-              </w:rPr>
-              <w:t>GETDATE(</w:t>
-            </w:r>
-            <w:proofErr w:type="gramEnd"/>
-            <w:r>
-              <w:rPr>
-                <w:rFonts w:asciiTheme="majorHAnsi" w:hAnsiTheme="majorHAnsi" w:cs="Times New Roman"/>
-              </w:rPr>
-              <w:t>) AS DATE)</w:t>
+              <w:t>CAST(GETDATE() AS DATE)</w:t>
             </w:r>
           </w:p>
         </w:tc>
@@ -11595,21 +10962,7 @@
               <w:rPr>
                 <w:rFonts w:asciiTheme="majorHAnsi" w:hAnsiTheme="majorHAnsi" w:cs="Times New Roman"/>
               </w:rPr>
-              <w:t>SELECT CAST(</w:t>
-            </w:r>
-            <w:proofErr w:type="gramStart"/>
-            <w:r>
-              <w:rPr>
-                <w:rFonts w:asciiTheme="majorHAnsi" w:hAnsiTheme="majorHAnsi" w:cs="Times New Roman"/>
-              </w:rPr>
-              <w:t>GETDATE(</w:t>
-            </w:r>
-            <w:proofErr w:type="gramEnd"/>
-            <w:r>
-              <w:rPr>
-                <w:rFonts w:asciiTheme="majorHAnsi" w:hAnsiTheme="majorHAnsi" w:cs="Times New Roman"/>
-              </w:rPr>
-              <w:t>) AS DATE);</w:t>
+              <w:t>SELECT CAST(GETDATE() AS DATE);</w:t>
             </w:r>
           </w:p>
         </w:tc>
@@ -11631,19 +10984,11 @@
                 <w:rFonts w:asciiTheme="majorHAnsi" w:hAnsiTheme="majorHAnsi" w:cs="Times New Roman"/>
               </w:rPr>
             </w:pPr>
-            <w:proofErr w:type="gramStart"/>
             <w:r>
               <w:rPr>
                 <w:rFonts w:asciiTheme="majorHAnsi" w:hAnsiTheme="majorHAnsi" w:cs="Times New Roman"/>
               </w:rPr>
-              <w:t>DATEADD(</w:t>
-            </w:r>
-            <w:proofErr w:type="gramEnd"/>
-            <w:r>
-              <w:rPr>
-                <w:rFonts w:asciiTheme="majorHAnsi" w:hAnsiTheme="majorHAnsi" w:cs="Times New Roman"/>
-              </w:rPr>
-              <w:t>)</w:t>
+              <w:t>DATEADD()</w:t>
             </w:r>
           </w:p>
         </w:tc>
@@ -11681,33 +11026,11 @@
                 <w:rFonts w:asciiTheme="majorHAnsi" w:hAnsiTheme="majorHAnsi" w:cs="Times New Roman"/>
               </w:rPr>
             </w:pPr>
-            <w:proofErr w:type="gramStart"/>
             <w:r>
               <w:rPr>
                 <w:rFonts w:asciiTheme="majorHAnsi" w:hAnsiTheme="majorHAnsi" w:cs="Times New Roman"/>
               </w:rPr>
-              <w:t>DATEADD(</w:t>
-            </w:r>
-            <w:proofErr w:type="gramEnd"/>
-            <w:r>
-              <w:rPr>
-                <w:rFonts w:asciiTheme="majorHAnsi" w:hAnsiTheme="majorHAnsi" w:cs="Times New Roman"/>
-              </w:rPr>
-              <w:t xml:space="preserve">DAY, 5, </w:t>
-            </w:r>
-            <w:proofErr w:type="gramStart"/>
-            <w:r>
-              <w:rPr>
-                <w:rFonts w:asciiTheme="majorHAnsi" w:hAnsiTheme="majorHAnsi" w:cs="Times New Roman"/>
-              </w:rPr>
-              <w:t>GETDATE(</w:t>
-            </w:r>
-            <w:proofErr w:type="gramEnd"/>
-            <w:r>
-              <w:rPr>
-                <w:rFonts w:asciiTheme="majorHAnsi" w:hAnsiTheme="majorHAnsi" w:cs="Times New Roman"/>
-              </w:rPr>
-              <w:t>));</w:t>
+              <w:t>DATEADD(DAY, 5, GETDATE());</w:t>
             </w:r>
           </w:p>
         </w:tc>
@@ -11729,19 +11052,11 @@
                 <w:rFonts w:asciiTheme="majorHAnsi" w:hAnsiTheme="majorHAnsi" w:cs="Times New Roman"/>
               </w:rPr>
             </w:pPr>
-            <w:proofErr w:type="gramStart"/>
             <w:r>
               <w:rPr>
                 <w:rFonts w:asciiTheme="majorHAnsi" w:hAnsiTheme="majorHAnsi" w:cs="Times New Roman"/>
               </w:rPr>
-              <w:t>DATEDIFF(</w:t>
-            </w:r>
-            <w:proofErr w:type="gramEnd"/>
-            <w:r>
-              <w:rPr>
-                <w:rFonts w:asciiTheme="majorHAnsi" w:hAnsiTheme="majorHAnsi" w:cs="Times New Roman"/>
-              </w:rPr>
-              <w:t>)</w:t>
+              <w:t>DATEDIFF()</w:t>
             </w:r>
           </w:p>
         </w:tc>
@@ -11809,21 +11124,7 @@
               <w:rPr>
                 <w:rFonts w:asciiTheme="majorHAnsi" w:hAnsiTheme="majorHAnsi" w:cs="Times New Roman"/>
               </w:rPr>
-              <w:t>YEAR()/MONTH()/</w:t>
-            </w:r>
-            <w:proofErr w:type="gramStart"/>
-            <w:r>
-              <w:rPr>
-                <w:rFonts w:asciiTheme="majorHAnsi" w:hAnsiTheme="majorHAnsi" w:cs="Times New Roman"/>
-              </w:rPr>
-              <w:t>DAY(</w:t>
-            </w:r>
-            <w:proofErr w:type="gramEnd"/>
-            <w:r>
-              <w:rPr>
-                <w:rFonts w:asciiTheme="majorHAnsi" w:hAnsiTheme="majorHAnsi" w:cs="Times New Roman"/>
-              </w:rPr>
-              <w:t>)</w:t>
+              <w:t>YEAR()/MONTH()/DAY()</w:t>
             </w:r>
           </w:p>
         </w:tc>
@@ -11865,21 +11166,7 @@
               <w:rPr>
                 <w:rFonts w:asciiTheme="majorHAnsi" w:hAnsiTheme="majorHAnsi" w:cs="Times New Roman"/>
               </w:rPr>
-              <w:t>YEAR(</w:t>
-            </w:r>
-            <w:proofErr w:type="gramStart"/>
-            <w:r>
-              <w:rPr>
-                <w:rFonts w:asciiTheme="majorHAnsi" w:hAnsiTheme="majorHAnsi" w:cs="Times New Roman"/>
-              </w:rPr>
-              <w:t>GETDATE(</w:t>
-            </w:r>
-            <w:proofErr w:type="gramEnd"/>
-            <w:r>
-              <w:rPr>
-                <w:rFonts w:asciiTheme="majorHAnsi" w:hAnsiTheme="majorHAnsi" w:cs="Times New Roman"/>
-              </w:rPr>
-              <w:t>));</w:t>
+              <w:t>YEAR(GETDATE());</w:t>
             </w:r>
           </w:p>
         </w:tc>
@@ -16762,13 +16049,27 @@
         <w:rPr>
           <w:rFonts w:asciiTheme="majorHAnsi" w:hAnsiTheme="majorHAnsi" w:cs="Times New Roman"/>
         </w:rPr>
-        <w:t xml:space="preserve">    PRIMARY KEY (StudentID, </w:t>
+        <w:t xml:space="preserve">    PRIMARY KEY (</w:t>
       </w:r>
       <w:proofErr w:type="spellStart"/>
       <w:r>
         <w:rPr>
           <w:rFonts w:asciiTheme="majorHAnsi" w:hAnsiTheme="majorHAnsi" w:cs="Times New Roman"/>
         </w:rPr>
+        <w:t>StudentID</w:t>
+      </w:r>
+      <w:proofErr w:type="spellEnd"/>
+      <w:r>
+        <w:rPr>
+          <w:rFonts w:asciiTheme="majorHAnsi" w:hAnsiTheme="majorHAnsi" w:cs="Times New Roman"/>
+        </w:rPr>
+        <w:t xml:space="preserve">, </w:t>
+      </w:r>
+      <w:proofErr w:type="spellStart"/>
+      <w:r>
+        <w:rPr>
+          <w:rFonts w:asciiTheme="majorHAnsi" w:hAnsiTheme="majorHAnsi" w:cs="Times New Roman"/>
+        </w:rPr>
         <w:t>CourseID</w:t>
       </w:r>
       <w:proofErr w:type="spellEnd"/>
@@ -16810,7 +16111,21 @@
         <w:rPr>
           <w:rFonts w:asciiTheme="majorHAnsi" w:hAnsiTheme="majorHAnsi" w:cs="Times New Roman"/>
         </w:rPr>
-        <w:t xml:space="preserve"> Combination of StudentID + </w:t>
+        <w:t xml:space="preserve"> Combination of </w:t>
+      </w:r>
+      <w:proofErr w:type="spellStart"/>
+      <w:r>
+        <w:rPr>
+          <w:rFonts w:asciiTheme="majorHAnsi" w:hAnsiTheme="majorHAnsi" w:cs="Times New Roman"/>
+        </w:rPr>
+        <w:t>StudentID</w:t>
+      </w:r>
+      <w:proofErr w:type="spellEnd"/>
+      <w:r>
+        <w:rPr>
+          <w:rFonts w:asciiTheme="majorHAnsi" w:hAnsiTheme="majorHAnsi" w:cs="Times New Roman"/>
+        </w:rPr>
+        <w:t xml:space="preserve"> + </w:t>
       </w:r>
       <w:proofErr w:type="spellStart"/>
       <w:r>
@@ -17914,6 +17229,2455 @@
         <w:ind w:left="720"/>
         <w:rPr>
           <w:rFonts w:asciiTheme="majorHAnsi" w:hAnsiTheme="majorHAnsi" w:cs="Times New Roman"/>
+        </w:rPr>
+      </w:pPr>
+      <w:r>
+        <w:rPr>
+          <w:rFonts w:asciiTheme="majorHAnsi" w:hAnsiTheme="majorHAnsi" w:cs="Times New Roman"/>
+          <w:b/>
+          <w:bCs/>
+        </w:rPr>
+        <w:t>Unique Key</w:t>
+      </w:r>
+      <w:r>
+        <w:rPr>
+          <w:rFonts w:asciiTheme="majorHAnsi" w:hAnsiTheme="majorHAnsi" w:cs="Times New Roman"/>
+          <w:b/>
+          <w:bCs/>
+        </w:rPr>
+        <w:t>:</w:t>
+      </w:r>
+      <w:r>
+        <w:rPr>
+          <w:rFonts w:ascii="Times New Roman" w:eastAsia="Times New Roman" w:hAnsi="Symbol" w:cs="Times New Roman"/>
+          <w:kern w:val="0"/>
+          <w:lang w:eastAsia="en-IN"/>
+          <w14:ligatures w14:val="none"/>
+        </w:rPr>
+        <w:t xml:space="preserve"> </w:t>
+      </w:r>
+      <w:r>
+        <w:rPr>
+          <w:rFonts w:asciiTheme="majorHAnsi" w:hAnsiTheme="majorHAnsi" w:cs="Times New Roman"/>
+        </w:rPr>
+        <w:t xml:space="preserve">UNIQUE constraint ensures all values in a column are different </w:t>
+      </w:r>
+    </w:p>
+    <w:p>
+      <w:pPr>
+        <w:ind w:left="720"/>
+        <w:rPr>
+          <w:rFonts w:asciiTheme="majorHAnsi" w:hAnsiTheme="majorHAnsi" w:cs="Times New Roman"/>
+          <w:b/>
+          <w:bCs/>
+        </w:rPr>
+      </w:pPr>
+      <w:r>
+        <w:rPr>
+          <w:rFonts w:asciiTheme="majorHAnsi" w:hAnsiTheme="majorHAnsi" w:cs="Times New Roman"/>
+        </w:rPr>
+        <w:t>Duplicate values are NOT allowed (except NULL in some databases</w:t>
+      </w:r>
+      <w:r>
+        <w:rPr>
+          <w:rFonts w:asciiTheme="majorHAnsi" w:hAnsiTheme="majorHAnsi" w:cs="Times New Roman"/>
+          <w:b/>
+          <w:bCs/>
+        </w:rPr>
+        <w:t>)</w:t>
+      </w:r>
+    </w:p>
+    <w:p>
+      <w:pPr>
+        <w:ind w:left="720"/>
+        <w:rPr>
+          <w:rFonts w:asciiTheme="majorHAnsi" w:hAnsiTheme="majorHAnsi" w:cs="Times New Roman"/>
+        </w:rPr>
+      </w:pPr>
+      <w:r>
+        <w:rPr>
+          <w:rFonts w:asciiTheme="majorHAnsi" w:hAnsiTheme="majorHAnsi" w:cs="Times New Roman"/>
+          <w:b/>
+          <w:bCs/>
+        </w:rPr>
+        <w:t xml:space="preserve">Foreign </w:t>
+      </w:r>
+      <w:proofErr w:type="gramStart"/>
+      <w:r>
+        <w:rPr>
+          <w:rFonts w:asciiTheme="majorHAnsi" w:hAnsiTheme="majorHAnsi" w:cs="Times New Roman"/>
+          <w:b/>
+          <w:bCs/>
+        </w:rPr>
+        <w:t>Key</w:t>
+      </w:r>
+      <w:r>
+        <w:rPr>
+          <w:rFonts w:asciiTheme="majorHAnsi" w:hAnsiTheme="majorHAnsi" w:cs="Times New Roman"/>
+          <w:b/>
+          <w:bCs/>
+        </w:rPr>
+        <w:t xml:space="preserve"> :</w:t>
+      </w:r>
+      <w:proofErr w:type="gramEnd"/>
+      <w:r>
+        <w:rPr>
+          <w:rFonts w:asciiTheme="majorHAnsi" w:hAnsiTheme="majorHAnsi" w:cs="Times New Roman"/>
+          <w:b/>
+          <w:bCs/>
+        </w:rPr>
+        <w:t xml:space="preserve">  </w:t>
+      </w:r>
+      <w:r>
+        <w:rPr>
+          <w:rFonts w:asciiTheme="majorHAnsi" w:hAnsiTheme="majorHAnsi" w:cs="Times New Roman"/>
+        </w:rPr>
+        <w:t>A foreign key is a constraint used to link one table to another table and maintain referential integrity.</w:t>
+      </w:r>
+    </w:p>
+    <w:p>
+      <w:pPr>
+        <w:ind w:left="720"/>
+        <w:rPr>
+          <w:rFonts w:asciiTheme="majorHAnsi" w:hAnsiTheme="majorHAnsi" w:cs="Times New Roman"/>
+        </w:rPr>
+      </w:pPr>
+      <w:r>
+        <w:rPr>
+          <w:rFonts w:asciiTheme="majorHAnsi" w:hAnsiTheme="majorHAnsi" w:cs="Times New Roman"/>
+        </w:rPr>
+        <w:t>-- STEP 1: CREATE DEPT TABLE (PARENT)</w:t>
+      </w:r>
+    </w:p>
+    <w:p>
+      <w:pPr>
+        <w:ind w:left="720"/>
+        <w:rPr>
+          <w:rFonts w:asciiTheme="majorHAnsi" w:hAnsiTheme="majorHAnsi" w:cs="Times New Roman"/>
+        </w:rPr>
+      </w:pPr>
+      <w:r>
+        <w:rPr>
+          <w:rFonts w:asciiTheme="majorHAnsi" w:hAnsiTheme="majorHAnsi" w:cs="Times New Roman"/>
+        </w:rPr>
+        <w:t>CREATE TABLE DEPT (</w:t>
+      </w:r>
+    </w:p>
+    <w:p>
+      <w:pPr>
+        <w:ind w:left="720"/>
+        <w:rPr>
+          <w:rFonts w:asciiTheme="majorHAnsi" w:hAnsiTheme="majorHAnsi" w:cs="Times New Roman"/>
+        </w:rPr>
+      </w:pPr>
+      <w:r>
+        <w:rPr>
+          <w:rFonts w:asciiTheme="majorHAnsi" w:hAnsiTheme="majorHAnsi" w:cs="Times New Roman"/>
+        </w:rPr>
+        <w:t>  ID INT PRIMARY KEY,</w:t>
+      </w:r>
+    </w:p>
+    <w:p>
+      <w:pPr>
+        <w:ind w:left="720"/>
+        <w:rPr>
+          <w:rFonts w:asciiTheme="majorHAnsi" w:hAnsiTheme="majorHAnsi" w:cs="Times New Roman"/>
+        </w:rPr>
+      </w:pPr>
+      <w:r>
+        <w:rPr>
+          <w:rFonts w:asciiTheme="majorHAnsi" w:hAnsiTheme="majorHAnsi" w:cs="Times New Roman"/>
+        </w:rPr>
+        <w:t xml:space="preserve">  ROLE </w:t>
+      </w:r>
+      <w:proofErr w:type="gramStart"/>
+      <w:r>
+        <w:rPr>
+          <w:rFonts w:asciiTheme="majorHAnsi" w:hAnsiTheme="majorHAnsi" w:cs="Times New Roman"/>
+        </w:rPr>
+        <w:t>VARCHAR(</w:t>
+      </w:r>
+      <w:proofErr w:type="gramEnd"/>
+      <w:r>
+        <w:rPr>
+          <w:rFonts w:asciiTheme="majorHAnsi" w:hAnsiTheme="majorHAnsi" w:cs="Times New Roman"/>
+        </w:rPr>
+        <w:t>50),</w:t>
+      </w:r>
+    </w:p>
+    <w:p>
+      <w:pPr>
+        <w:ind w:left="720"/>
+        <w:rPr>
+          <w:rFonts w:asciiTheme="majorHAnsi" w:hAnsiTheme="majorHAnsi" w:cs="Times New Roman"/>
+        </w:rPr>
+      </w:pPr>
+      <w:r>
+        <w:rPr>
+          <w:rFonts w:asciiTheme="majorHAnsi" w:hAnsiTheme="majorHAnsi" w:cs="Times New Roman"/>
+        </w:rPr>
+        <w:t xml:space="preserve">  DEPT_NAME </w:t>
+      </w:r>
+      <w:proofErr w:type="gramStart"/>
+      <w:r>
+        <w:rPr>
+          <w:rFonts w:asciiTheme="majorHAnsi" w:hAnsiTheme="majorHAnsi" w:cs="Times New Roman"/>
+        </w:rPr>
+        <w:t>VARCHAR(</w:t>
+      </w:r>
+      <w:proofErr w:type="gramEnd"/>
+      <w:r>
+        <w:rPr>
+          <w:rFonts w:asciiTheme="majorHAnsi" w:hAnsiTheme="majorHAnsi" w:cs="Times New Roman"/>
+        </w:rPr>
+        <w:t>50)</w:t>
+      </w:r>
+    </w:p>
+    <w:p>
+      <w:pPr>
+        <w:ind w:left="720"/>
+        <w:rPr>
+          <w:rFonts w:asciiTheme="majorHAnsi" w:hAnsiTheme="majorHAnsi" w:cs="Times New Roman"/>
+        </w:rPr>
+      </w:pPr>
+      <w:r>
+        <w:rPr>
+          <w:rFonts w:asciiTheme="majorHAnsi" w:hAnsiTheme="majorHAnsi" w:cs="Times New Roman"/>
+        </w:rPr>
+        <w:t>);</w:t>
+      </w:r>
+    </w:p>
+    <w:p>
+      <w:pPr>
+        <w:ind w:left="720"/>
+        <w:rPr>
+          <w:rFonts w:asciiTheme="majorHAnsi" w:hAnsiTheme="majorHAnsi" w:cs="Times New Roman"/>
+        </w:rPr>
+      </w:pPr>
+    </w:p>
+    <w:p>
+      <w:pPr>
+        <w:ind w:left="720"/>
+        <w:rPr>
+          <w:rFonts w:asciiTheme="majorHAnsi" w:hAnsiTheme="majorHAnsi" w:cs="Times New Roman"/>
+        </w:rPr>
+      </w:pPr>
+      <w:r>
+        <w:rPr>
+          <w:rFonts w:asciiTheme="majorHAnsi" w:hAnsiTheme="majorHAnsi" w:cs="Times New Roman"/>
+        </w:rPr>
+        <w:t>-- STEP 2: CREATE GAP TABLE (CHILD)</w:t>
+      </w:r>
+    </w:p>
+    <w:p>
+      <w:pPr>
+        <w:ind w:left="720"/>
+        <w:rPr>
+          <w:rFonts w:asciiTheme="majorHAnsi" w:hAnsiTheme="majorHAnsi" w:cs="Times New Roman"/>
+        </w:rPr>
+      </w:pPr>
+      <w:r>
+        <w:rPr>
+          <w:rFonts w:asciiTheme="majorHAnsi" w:hAnsiTheme="majorHAnsi" w:cs="Times New Roman"/>
+        </w:rPr>
+        <w:t>CREATE TABLE GAP (</w:t>
+      </w:r>
+    </w:p>
+    <w:p>
+      <w:pPr>
+        <w:ind w:left="720"/>
+        <w:rPr>
+          <w:rFonts w:asciiTheme="majorHAnsi" w:hAnsiTheme="majorHAnsi" w:cs="Times New Roman"/>
+        </w:rPr>
+      </w:pPr>
+      <w:r>
+        <w:rPr>
+          <w:rFonts w:asciiTheme="majorHAnsi" w:hAnsiTheme="majorHAnsi" w:cs="Times New Roman"/>
+        </w:rPr>
+        <w:t>  ID INT PRIMARY</w:t>
+      </w:r>
+      <w:r>
+        <w:rPr>
+          <w:rFonts w:asciiTheme="majorHAnsi" w:hAnsiTheme="majorHAnsi" w:cs="Times New Roman"/>
+        </w:rPr>
+        <w:t xml:space="preserve"> </w:t>
+      </w:r>
+      <w:r>
+        <w:rPr>
+          <w:rFonts w:asciiTheme="majorHAnsi" w:hAnsiTheme="majorHAnsi" w:cs="Times New Roman"/>
+        </w:rPr>
+        <w:t>KEY,</w:t>
+      </w:r>
+    </w:p>
+    <w:p>
+      <w:pPr>
+        <w:ind w:left="720"/>
+        <w:rPr>
+          <w:rFonts w:asciiTheme="majorHAnsi" w:hAnsiTheme="majorHAnsi" w:cs="Times New Roman"/>
+        </w:rPr>
+      </w:pPr>
+      <w:r>
+        <w:rPr>
+          <w:rFonts w:asciiTheme="majorHAnsi" w:hAnsiTheme="majorHAnsi" w:cs="Times New Roman"/>
+        </w:rPr>
+        <w:t xml:space="preserve">  NAME </w:t>
+      </w:r>
+      <w:proofErr w:type="gramStart"/>
+      <w:r>
+        <w:rPr>
+          <w:rFonts w:asciiTheme="majorHAnsi" w:hAnsiTheme="majorHAnsi" w:cs="Times New Roman"/>
+        </w:rPr>
+        <w:t>VARCHAR(</w:t>
+      </w:r>
+      <w:proofErr w:type="gramEnd"/>
+      <w:r>
+        <w:rPr>
+          <w:rFonts w:asciiTheme="majorHAnsi" w:hAnsiTheme="majorHAnsi" w:cs="Times New Roman"/>
+        </w:rPr>
+        <w:t>50),</w:t>
+      </w:r>
+    </w:p>
+    <w:p>
+      <w:pPr>
+        <w:ind w:left="720"/>
+        <w:rPr>
+          <w:rFonts w:asciiTheme="majorHAnsi" w:hAnsiTheme="majorHAnsi" w:cs="Times New Roman"/>
+        </w:rPr>
+      </w:pPr>
+      <w:r>
+        <w:rPr>
+          <w:rFonts w:asciiTheme="majorHAnsi" w:hAnsiTheme="majorHAnsi" w:cs="Times New Roman"/>
+        </w:rPr>
+        <w:t>  DEPT_ID INT,</w:t>
+      </w:r>
+    </w:p>
+    <w:p>
+      <w:pPr>
+        <w:ind w:left="720"/>
+        <w:rPr>
+          <w:rFonts w:asciiTheme="majorHAnsi" w:hAnsiTheme="majorHAnsi" w:cs="Times New Roman"/>
+        </w:rPr>
+      </w:pPr>
+      <w:r>
+        <w:rPr>
+          <w:rFonts w:asciiTheme="majorHAnsi" w:hAnsiTheme="majorHAnsi" w:cs="Times New Roman"/>
+        </w:rPr>
+        <w:t>  FOREIGN KEY (DEPT_ID) REFERENCES DEPT(ID)</w:t>
+      </w:r>
+    </w:p>
+    <w:p>
+      <w:pPr>
+        <w:ind w:left="720"/>
+        <w:rPr>
+          <w:rFonts w:asciiTheme="majorHAnsi" w:hAnsiTheme="majorHAnsi" w:cs="Times New Roman"/>
+        </w:rPr>
+      </w:pPr>
+      <w:r>
+        <w:rPr>
+          <w:rFonts w:asciiTheme="majorHAnsi" w:hAnsiTheme="majorHAnsi" w:cs="Times New Roman"/>
+        </w:rPr>
+        <w:t>);</w:t>
+      </w:r>
+    </w:p>
+    <w:p>
+      <w:pPr>
+        <w:ind w:left="720"/>
+        <w:rPr>
+          <w:rFonts w:asciiTheme="majorHAnsi" w:hAnsiTheme="majorHAnsi" w:cs="Times New Roman"/>
+        </w:rPr>
+      </w:pPr>
+    </w:p>
+    <w:p>
+      <w:pPr>
+        <w:ind w:left="720"/>
+        <w:rPr>
+          <w:rFonts w:asciiTheme="majorHAnsi" w:hAnsiTheme="majorHAnsi" w:cs="Times New Roman"/>
+        </w:rPr>
+      </w:pPr>
+      <w:r>
+        <w:rPr>
+          <w:rFonts w:asciiTheme="majorHAnsi" w:hAnsiTheme="majorHAnsi" w:cs="Times New Roman"/>
+        </w:rPr>
+        <w:t>-- STEP 3: INSERT INTO DEPT</w:t>
+      </w:r>
+    </w:p>
+    <w:p>
+      <w:pPr>
+        <w:ind w:left="720"/>
+        <w:rPr>
+          <w:rFonts w:asciiTheme="majorHAnsi" w:hAnsiTheme="majorHAnsi" w:cs="Times New Roman"/>
+        </w:rPr>
+      </w:pPr>
+      <w:r>
+        <w:rPr>
+          <w:rFonts w:asciiTheme="majorHAnsi" w:hAnsiTheme="majorHAnsi" w:cs="Times New Roman"/>
+        </w:rPr>
+        <w:t>INSERT INTO DEPT (ID, ROLE, DEPT_NAME)</w:t>
+      </w:r>
+    </w:p>
+    <w:p>
+      <w:pPr>
+        <w:ind w:left="720"/>
+        <w:rPr>
+          <w:rFonts w:asciiTheme="majorHAnsi" w:hAnsiTheme="majorHAnsi" w:cs="Times New Roman"/>
+        </w:rPr>
+      </w:pPr>
+      <w:r>
+        <w:rPr>
+          <w:rFonts w:asciiTheme="majorHAnsi" w:hAnsiTheme="majorHAnsi" w:cs="Times New Roman"/>
+        </w:rPr>
+        <w:t>VALUES</w:t>
+      </w:r>
+    </w:p>
+    <w:p>
+      <w:pPr>
+        <w:ind w:left="720"/>
+        <w:rPr>
+          <w:rFonts w:asciiTheme="majorHAnsi" w:hAnsiTheme="majorHAnsi" w:cs="Times New Roman"/>
+        </w:rPr>
+      </w:pPr>
+      <w:r>
+        <w:rPr>
+          <w:rFonts w:asciiTheme="majorHAnsi" w:hAnsiTheme="majorHAnsi" w:cs="Times New Roman"/>
+        </w:rPr>
+        <w:t>(21, 'AIML', 'Artificial Intelligence'),</w:t>
+      </w:r>
+    </w:p>
+    <w:p>
+      <w:pPr>
+        <w:ind w:left="720"/>
+        <w:rPr>
+          <w:rFonts w:asciiTheme="majorHAnsi" w:hAnsiTheme="majorHAnsi" w:cs="Times New Roman"/>
+        </w:rPr>
+      </w:pPr>
+      <w:r>
+        <w:rPr>
+          <w:rFonts w:asciiTheme="majorHAnsi" w:hAnsiTheme="majorHAnsi" w:cs="Times New Roman"/>
+        </w:rPr>
+        <w:lastRenderedPageBreak/>
+        <w:t>(22, 'DS', 'Data Science'),</w:t>
+      </w:r>
+    </w:p>
+    <w:p>
+      <w:pPr>
+        <w:ind w:left="720"/>
+        <w:rPr>
+          <w:rFonts w:asciiTheme="majorHAnsi" w:hAnsiTheme="majorHAnsi" w:cs="Times New Roman"/>
+        </w:rPr>
+      </w:pPr>
+      <w:r>
+        <w:rPr>
+          <w:rFonts w:asciiTheme="majorHAnsi" w:hAnsiTheme="majorHAnsi" w:cs="Times New Roman"/>
+        </w:rPr>
+        <w:t>(23, 'CSE', 'Computer Science');</w:t>
+      </w:r>
+    </w:p>
+    <w:p>
+      <w:pPr>
+        <w:ind w:left="720"/>
+        <w:rPr>
+          <w:rFonts w:asciiTheme="majorHAnsi" w:hAnsiTheme="majorHAnsi" w:cs="Times New Roman"/>
+        </w:rPr>
+      </w:pPr>
+    </w:p>
+    <w:p>
+      <w:pPr>
+        <w:ind w:left="720"/>
+        <w:rPr>
+          <w:rFonts w:asciiTheme="majorHAnsi" w:hAnsiTheme="majorHAnsi" w:cs="Times New Roman"/>
+        </w:rPr>
+      </w:pPr>
+      <w:r>
+        <w:rPr>
+          <w:rFonts w:asciiTheme="majorHAnsi" w:hAnsiTheme="majorHAnsi" w:cs="Times New Roman"/>
+        </w:rPr>
+        <w:t>-- STEP 4: INSERT INTO GAP</w:t>
+      </w:r>
+    </w:p>
+    <w:p>
+      <w:pPr>
+        <w:ind w:left="720"/>
+        <w:rPr>
+          <w:rFonts w:asciiTheme="majorHAnsi" w:hAnsiTheme="majorHAnsi" w:cs="Times New Roman"/>
+        </w:rPr>
+      </w:pPr>
+      <w:r>
+        <w:rPr>
+          <w:rFonts w:asciiTheme="majorHAnsi" w:hAnsiTheme="majorHAnsi" w:cs="Times New Roman"/>
+        </w:rPr>
+        <w:t>INSERT INTO GAP (ID, NAME, DEPT_ID)</w:t>
+      </w:r>
+    </w:p>
+    <w:p>
+      <w:pPr>
+        <w:ind w:left="720"/>
+        <w:rPr>
+          <w:rFonts w:asciiTheme="majorHAnsi" w:hAnsiTheme="majorHAnsi" w:cs="Times New Roman"/>
+        </w:rPr>
+      </w:pPr>
+      <w:r>
+        <w:rPr>
+          <w:rFonts w:asciiTheme="majorHAnsi" w:hAnsiTheme="majorHAnsi" w:cs="Times New Roman"/>
+        </w:rPr>
+        <w:t>VALUES</w:t>
+      </w:r>
+    </w:p>
+    <w:p>
+      <w:pPr>
+        <w:ind w:left="720"/>
+        <w:rPr>
+          <w:rFonts w:asciiTheme="majorHAnsi" w:hAnsiTheme="majorHAnsi" w:cs="Times New Roman"/>
+        </w:rPr>
+      </w:pPr>
+      <w:r>
+        <w:rPr>
+          <w:rFonts w:asciiTheme="majorHAnsi" w:hAnsiTheme="majorHAnsi" w:cs="Times New Roman"/>
+        </w:rPr>
+        <w:t>(1, 'GNANESWAR', 21),</w:t>
+      </w:r>
+    </w:p>
+    <w:p>
+      <w:pPr>
+        <w:ind w:left="720"/>
+        <w:rPr>
+          <w:rFonts w:asciiTheme="majorHAnsi" w:hAnsiTheme="majorHAnsi" w:cs="Times New Roman"/>
+        </w:rPr>
+      </w:pPr>
+      <w:r>
+        <w:rPr>
+          <w:rFonts w:asciiTheme="majorHAnsi" w:hAnsiTheme="majorHAnsi" w:cs="Times New Roman"/>
+        </w:rPr>
+        <w:t>(2, 'ANJNAIPRASAD', 22),</w:t>
+      </w:r>
+    </w:p>
+    <w:p>
+      <w:pPr>
+        <w:ind w:left="720"/>
+        <w:rPr>
+          <w:rFonts w:asciiTheme="majorHAnsi" w:hAnsiTheme="majorHAnsi" w:cs="Times New Roman"/>
+        </w:rPr>
+      </w:pPr>
+      <w:r>
+        <w:rPr>
+          <w:rFonts w:asciiTheme="majorHAnsi" w:hAnsiTheme="majorHAnsi" w:cs="Times New Roman"/>
+        </w:rPr>
+        <w:t>(3, 'KOKKIRALA', 23);</w:t>
+      </w:r>
+    </w:p>
+    <w:p>
+      <w:pPr>
+        <w:ind w:left="720"/>
+        <w:rPr>
+          <w:rFonts w:asciiTheme="majorHAnsi" w:hAnsiTheme="majorHAnsi" w:cs="Times New Roman"/>
+        </w:rPr>
+      </w:pPr>
+    </w:p>
+    <w:p>
+      <w:pPr>
+        <w:ind w:left="720"/>
+        <w:rPr>
+          <w:rFonts w:asciiTheme="majorHAnsi" w:hAnsiTheme="majorHAnsi" w:cs="Times New Roman"/>
+        </w:rPr>
+      </w:pPr>
+      <w:r>
+        <w:rPr>
+          <w:rFonts w:asciiTheme="majorHAnsi" w:hAnsiTheme="majorHAnsi" w:cs="Times New Roman"/>
+        </w:rPr>
+        <w:t>-- STEP 5: VIEW DATA</w:t>
+      </w:r>
+    </w:p>
+    <w:p>
+      <w:pPr>
+        <w:ind w:left="720"/>
+        <w:rPr>
+          <w:rFonts w:asciiTheme="majorHAnsi" w:hAnsiTheme="majorHAnsi" w:cs="Times New Roman"/>
+        </w:rPr>
+      </w:pPr>
+      <w:r>
+        <w:rPr>
+          <w:rFonts w:asciiTheme="majorHAnsi" w:hAnsiTheme="majorHAnsi" w:cs="Times New Roman"/>
+        </w:rPr>
+        <w:t>SELECT * FROM DEPT;</w:t>
+      </w:r>
+    </w:p>
+    <w:p>
+      <w:pPr>
+        <w:ind w:left="720"/>
+        <w:rPr>
+          <w:rFonts w:asciiTheme="majorHAnsi" w:hAnsiTheme="majorHAnsi" w:cs="Times New Roman"/>
+        </w:rPr>
+      </w:pPr>
+      <w:r>
+        <w:rPr>
+          <w:rFonts w:asciiTheme="majorHAnsi" w:hAnsiTheme="majorHAnsi" w:cs="Times New Roman"/>
+        </w:rPr>
+        <w:t>SELECT * FROM GAP;</w:t>
+      </w:r>
+    </w:p>
+    <w:p>
+      <w:pPr>
+        <w:ind w:left="720"/>
+        <w:rPr>
+          <w:rFonts w:asciiTheme="majorHAnsi" w:hAnsiTheme="majorHAnsi" w:cs="Times New Roman"/>
+        </w:rPr>
+      </w:pPr>
+    </w:p>
+    <w:p>
+      <w:pPr>
+        <w:ind w:left="720"/>
+        <w:rPr>
+          <w:rFonts w:asciiTheme="majorHAnsi" w:hAnsiTheme="majorHAnsi" w:cs="Times New Roman"/>
+          <w:b/>
+          <w:bCs/>
+        </w:rPr>
+      </w:pPr>
+      <w:r>
+        <w:rPr>
+          <w:rFonts w:asciiTheme="majorHAnsi" w:hAnsiTheme="majorHAnsi" w:cs="Times New Roman"/>
+          <w:b/>
+          <w:bCs/>
+        </w:rPr>
+        <w:t>UNION</w:t>
+      </w:r>
+    </w:p>
+    <w:p>
+      <w:pPr>
+        <w:numPr>
+          <w:ilvl w:val="0"/>
+          <w:numId w:val="34"/>
+        </w:numPr>
+        <w:rPr>
+          <w:rFonts w:asciiTheme="majorHAnsi" w:hAnsiTheme="majorHAnsi" w:cs="Times New Roman"/>
+        </w:rPr>
+      </w:pPr>
+      <w:r>
+        <w:rPr>
+          <w:rFonts w:asciiTheme="majorHAnsi" w:hAnsiTheme="majorHAnsi" w:cs="Times New Roman"/>
+        </w:rPr>
+        <w:t xml:space="preserve">Combines results of </w:t>
+      </w:r>
+      <w:r>
+        <w:rPr>
+          <w:rFonts w:asciiTheme="majorHAnsi" w:hAnsiTheme="majorHAnsi" w:cs="Times New Roman"/>
+          <w:b/>
+          <w:bCs/>
+        </w:rPr>
+        <w:t>two or more SELECT queries</w:t>
+      </w:r>
+      <w:r>
+        <w:rPr>
+          <w:rFonts w:asciiTheme="majorHAnsi" w:hAnsiTheme="majorHAnsi" w:cs="Times New Roman"/>
+        </w:rPr>
+        <w:t xml:space="preserve"> </w:t>
+      </w:r>
+    </w:p>
+    <w:p>
+      <w:pPr>
+        <w:numPr>
+          <w:ilvl w:val="0"/>
+          <w:numId w:val="34"/>
+        </w:numPr>
+        <w:rPr>
+          <w:rFonts w:asciiTheme="majorHAnsi" w:hAnsiTheme="majorHAnsi" w:cs="Times New Roman"/>
+        </w:rPr>
+      </w:pPr>
+      <w:r>
+        <w:rPr>
+          <w:rFonts w:asciiTheme="majorHAnsi" w:hAnsiTheme="majorHAnsi" w:cs="Times New Roman"/>
+        </w:rPr>
+        <w:t xml:space="preserve">Removes </w:t>
+      </w:r>
+      <w:r>
+        <w:rPr>
+          <w:rFonts w:asciiTheme="majorHAnsi" w:hAnsiTheme="majorHAnsi" w:cs="Times New Roman"/>
+          <w:b/>
+          <w:bCs/>
+        </w:rPr>
+        <w:t>duplicate rows</w:t>
+      </w:r>
+      <w:r>
+        <w:rPr>
+          <w:rFonts w:asciiTheme="majorHAnsi" w:hAnsiTheme="majorHAnsi" w:cs="Times New Roman"/>
+        </w:rPr>
+        <w:t xml:space="preserve"> </w:t>
+      </w:r>
+    </w:p>
+    <w:p>
+      <w:pPr>
+        <w:numPr>
+          <w:ilvl w:val="0"/>
+          <w:numId w:val="34"/>
+        </w:numPr>
+        <w:rPr>
+          <w:rFonts w:asciiTheme="majorHAnsi" w:hAnsiTheme="majorHAnsi" w:cs="Times New Roman"/>
+        </w:rPr>
+      </w:pPr>
+      <w:r>
+        <w:rPr>
+          <w:rFonts w:asciiTheme="majorHAnsi" w:hAnsiTheme="majorHAnsi" w:cs="Times New Roman"/>
+        </w:rPr>
+        <w:t xml:space="preserve">Performs </w:t>
+      </w:r>
+      <w:r>
+        <w:rPr>
+          <w:rFonts w:asciiTheme="majorHAnsi" w:hAnsiTheme="majorHAnsi" w:cs="Times New Roman"/>
+          <w:b/>
+          <w:bCs/>
+        </w:rPr>
+        <w:t>DISTINCT operation automatically</w:t>
+      </w:r>
+    </w:p>
+    <w:p>
+      <w:pPr>
+        <w:pStyle w:val="ListParagraph"/>
+        <w:numPr>
+          <w:ilvl w:val="0"/>
+          <w:numId w:val="34"/>
+        </w:numPr>
+        <w:shd w:val="clear" w:color="auto" w:fill="09090B"/>
+        <w:spacing w:after="0" w:line="270" w:lineRule="atLeast"/>
+        <w:rPr>
+          <w:rFonts w:ascii="Consolas" w:eastAsia="Times New Roman" w:hAnsi="Consolas" w:cs="Times New Roman"/>
+          <w:color w:val="D4D4D4"/>
+          <w:kern w:val="0"/>
+          <w:sz w:val="20"/>
+          <w:szCs w:val="20"/>
+          <w:lang w:eastAsia="en-IN"/>
+          <w14:ligatures w14:val="none"/>
+        </w:rPr>
+      </w:pPr>
+      <w:r>
+        <w:rPr>
+          <w:rFonts w:ascii="Consolas" w:eastAsia="Times New Roman" w:hAnsi="Consolas" w:cs="Times New Roman"/>
+          <w:color w:val="569CD6"/>
+          <w:kern w:val="0"/>
+          <w:sz w:val="20"/>
+          <w:szCs w:val="20"/>
+          <w:lang w:eastAsia="en-IN"/>
+          <w14:ligatures w14:val="none"/>
+        </w:rPr>
+        <w:t>CREATE</w:t>
+      </w:r>
+      <w:r>
+        <w:rPr>
+          <w:rFonts w:ascii="Consolas" w:eastAsia="Times New Roman" w:hAnsi="Consolas" w:cs="Times New Roman"/>
+          <w:color w:val="D4D4D4"/>
+          <w:kern w:val="0"/>
+          <w:sz w:val="20"/>
+          <w:szCs w:val="20"/>
+          <w:lang w:eastAsia="en-IN"/>
+          <w14:ligatures w14:val="none"/>
+        </w:rPr>
+        <w:t xml:space="preserve"> </w:t>
+      </w:r>
+      <w:r>
+        <w:rPr>
+          <w:rFonts w:ascii="Consolas" w:eastAsia="Times New Roman" w:hAnsi="Consolas" w:cs="Times New Roman"/>
+          <w:color w:val="569CD6"/>
+          <w:kern w:val="0"/>
+          <w:sz w:val="20"/>
+          <w:szCs w:val="20"/>
+          <w:lang w:eastAsia="en-IN"/>
+          <w14:ligatures w14:val="none"/>
+        </w:rPr>
+        <w:t>TABLE</w:t>
+      </w:r>
+      <w:r>
+        <w:rPr>
+          <w:rFonts w:ascii="Consolas" w:eastAsia="Times New Roman" w:hAnsi="Consolas" w:cs="Times New Roman"/>
+          <w:color w:val="D4D4D4"/>
+          <w:kern w:val="0"/>
+          <w:sz w:val="20"/>
+          <w:szCs w:val="20"/>
+          <w:lang w:eastAsia="en-IN"/>
+          <w14:ligatures w14:val="none"/>
+        </w:rPr>
+        <w:t xml:space="preserve"> </w:t>
+      </w:r>
+      <w:proofErr w:type="gramStart"/>
+      <w:r>
+        <w:rPr>
+          <w:rFonts w:ascii="Consolas" w:eastAsia="Times New Roman" w:hAnsi="Consolas" w:cs="Times New Roman"/>
+          <w:color w:val="DCDCAA"/>
+          <w:kern w:val="0"/>
+          <w:sz w:val="20"/>
+          <w:szCs w:val="20"/>
+          <w:lang w:eastAsia="en-IN"/>
+          <w14:ligatures w14:val="none"/>
+        </w:rPr>
+        <w:t>GAP</w:t>
+      </w:r>
+      <w:r>
+        <w:rPr>
+          <w:rFonts w:ascii="Consolas" w:eastAsia="Times New Roman" w:hAnsi="Consolas" w:cs="Times New Roman"/>
+          <w:color w:val="D4D4D4"/>
+          <w:kern w:val="0"/>
+          <w:sz w:val="20"/>
+          <w:szCs w:val="20"/>
+          <w:lang w:eastAsia="en-IN"/>
+          <w14:ligatures w14:val="none"/>
+        </w:rPr>
+        <w:t>(</w:t>
+      </w:r>
+      <w:proofErr w:type="gramEnd"/>
+    </w:p>
+    <w:p>
+      <w:pPr>
+        <w:pStyle w:val="ListParagraph"/>
+        <w:numPr>
+          <w:ilvl w:val="0"/>
+          <w:numId w:val="34"/>
+        </w:numPr>
+        <w:shd w:val="clear" w:color="auto" w:fill="09090B"/>
+        <w:spacing w:after="0" w:line="270" w:lineRule="atLeast"/>
+        <w:rPr>
+          <w:rFonts w:ascii="Consolas" w:eastAsia="Times New Roman" w:hAnsi="Consolas" w:cs="Times New Roman"/>
+          <w:color w:val="D4D4D4"/>
+          <w:kern w:val="0"/>
+          <w:sz w:val="20"/>
+          <w:szCs w:val="20"/>
+          <w:lang w:eastAsia="en-IN"/>
+          <w14:ligatures w14:val="none"/>
+        </w:rPr>
+      </w:pPr>
+      <w:r>
+        <w:rPr>
+          <w:rFonts w:ascii="Consolas" w:eastAsia="Times New Roman" w:hAnsi="Consolas" w:cs="Times New Roman"/>
+          <w:color w:val="D4D4D4"/>
+          <w:kern w:val="0"/>
+          <w:sz w:val="20"/>
+          <w:szCs w:val="20"/>
+          <w:lang w:eastAsia="en-IN"/>
+          <w14:ligatures w14:val="none"/>
+        </w:rPr>
+        <w:t xml:space="preserve">    ID </w:t>
+      </w:r>
+      <w:r>
+        <w:rPr>
+          <w:rFonts w:ascii="Consolas" w:eastAsia="Times New Roman" w:hAnsi="Consolas" w:cs="Times New Roman"/>
+          <w:color w:val="569CD6"/>
+          <w:kern w:val="0"/>
+          <w:sz w:val="20"/>
+          <w:szCs w:val="20"/>
+          <w:lang w:eastAsia="en-IN"/>
+          <w14:ligatures w14:val="none"/>
+        </w:rPr>
+        <w:t>INT</w:t>
+      </w:r>
+      <w:r>
+        <w:rPr>
+          <w:rFonts w:ascii="Consolas" w:eastAsia="Times New Roman" w:hAnsi="Consolas" w:cs="Times New Roman"/>
+          <w:color w:val="D4D4D4"/>
+          <w:kern w:val="0"/>
+          <w:sz w:val="20"/>
+          <w:szCs w:val="20"/>
+          <w:lang w:eastAsia="en-IN"/>
+          <w14:ligatures w14:val="none"/>
+        </w:rPr>
+        <w:t>,</w:t>
+      </w:r>
+    </w:p>
+    <w:p>
+      <w:pPr>
+        <w:pStyle w:val="ListParagraph"/>
+        <w:numPr>
+          <w:ilvl w:val="0"/>
+          <w:numId w:val="34"/>
+        </w:numPr>
+        <w:shd w:val="clear" w:color="auto" w:fill="09090B"/>
+        <w:spacing w:after="0" w:line="270" w:lineRule="atLeast"/>
+        <w:rPr>
+          <w:rFonts w:ascii="Consolas" w:eastAsia="Times New Roman" w:hAnsi="Consolas" w:cs="Times New Roman"/>
+          <w:color w:val="D4D4D4"/>
+          <w:kern w:val="0"/>
+          <w:sz w:val="20"/>
+          <w:szCs w:val="20"/>
+          <w:lang w:eastAsia="en-IN"/>
+          <w14:ligatures w14:val="none"/>
+        </w:rPr>
+      </w:pPr>
+      <w:r>
+        <w:rPr>
+          <w:rFonts w:ascii="Consolas" w:eastAsia="Times New Roman" w:hAnsi="Consolas" w:cs="Times New Roman"/>
+          <w:color w:val="D4D4D4"/>
+          <w:kern w:val="0"/>
+          <w:sz w:val="20"/>
+          <w:szCs w:val="20"/>
+          <w:lang w:eastAsia="en-IN"/>
+          <w14:ligatures w14:val="none"/>
+        </w:rPr>
+        <w:t xml:space="preserve">    </w:t>
+      </w:r>
+      <w:r>
+        <w:rPr>
+          <w:rFonts w:ascii="Consolas" w:eastAsia="Times New Roman" w:hAnsi="Consolas" w:cs="Times New Roman"/>
+          <w:color w:val="569CD6"/>
+          <w:kern w:val="0"/>
+          <w:sz w:val="20"/>
+          <w:szCs w:val="20"/>
+          <w:lang w:eastAsia="en-IN"/>
+          <w14:ligatures w14:val="none"/>
+        </w:rPr>
+        <w:t>NAME</w:t>
+      </w:r>
+      <w:r>
+        <w:rPr>
+          <w:rFonts w:ascii="Consolas" w:eastAsia="Times New Roman" w:hAnsi="Consolas" w:cs="Times New Roman"/>
+          <w:color w:val="D4D4D4"/>
+          <w:kern w:val="0"/>
+          <w:sz w:val="20"/>
+          <w:szCs w:val="20"/>
+          <w:lang w:eastAsia="en-IN"/>
+          <w14:ligatures w14:val="none"/>
+        </w:rPr>
+        <w:t xml:space="preserve"> </w:t>
+      </w:r>
+      <w:proofErr w:type="gramStart"/>
+      <w:r>
+        <w:rPr>
+          <w:rFonts w:ascii="Consolas" w:eastAsia="Times New Roman" w:hAnsi="Consolas" w:cs="Times New Roman"/>
+          <w:color w:val="569CD6"/>
+          <w:kern w:val="0"/>
+          <w:sz w:val="20"/>
+          <w:szCs w:val="20"/>
+          <w:lang w:eastAsia="en-IN"/>
+          <w14:ligatures w14:val="none"/>
+        </w:rPr>
+        <w:t>VARCHAR</w:t>
+      </w:r>
+      <w:r>
+        <w:rPr>
+          <w:rFonts w:ascii="Consolas" w:eastAsia="Times New Roman" w:hAnsi="Consolas" w:cs="Times New Roman"/>
+          <w:color w:val="D4D4D4"/>
+          <w:kern w:val="0"/>
+          <w:sz w:val="20"/>
+          <w:szCs w:val="20"/>
+          <w:lang w:eastAsia="en-IN"/>
+          <w14:ligatures w14:val="none"/>
+        </w:rPr>
+        <w:t>(</w:t>
+      </w:r>
+      <w:proofErr w:type="gramEnd"/>
+      <w:r>
+        <w:rPr>
+          <w:rFonts w:ascii="Consolas" w:eastAsia="Times New Roman" w:hAnsi="Consolas" w:cs="Times New Roman"/>
+          <w:color w:val="B5CEA8"/>
+          <w:kern w:val="0"/>
+          <w:sz w:val="20"/>
+          <w:szCs w:val="20"/>
+          <w:lang w:eastAsia="en-IN"/>
+          <w14:ligatures w14:val="none"/>
+        </w:rPr>
+        <w:t>50</w:t>
+      </w:r>
+      <w:r>
+        <w:rPr>
+          <w:rFonts w:ascii="Consolas" w:eastAsia="Times New Roman" w:hAnsi="Consolas" w:cs="Times New Roman"/>
+          <w:color w:val="D4D4D4"/>
+          <w:kern w:val="0"/>
+          <w:sz w:val="20"/>
+          <w:szCs w:val="20"/>
+          <w:lang w:eastAsia="en-IN"/>
+          <w14:ligatures w14:val="none"/>
+        </w:rPr>
+        <w:t>),</w:t>
+      </w:r>
+    </w:p>
+    <w:p>
+      <w:pPr>
+        <w:pStyle w:val="ListParagraph"/>
+        <w:numPr>
+          <w:ilvl w:val="0"/>
+          <w:numId w:val="34"/>
+        </w:numPr>
+        <w:shd w:val="clear" w:color="auto" w:fill="09090B"/>
+        <w:spacing w:after="0" w:line="270" w:lineRule="atLeast"/>
+        <w:rPr>
+          <w:rFonts w:ascii="Consolas" w:eastAsia="Times New Roman" w:hAnsi="Consolas" w:cs="Times New Roman"/>
+          <w:color w:val="D4D4D4"/>
+          <w:kern w:val="0"/>
+          <w:sz w:val="20"/>
+          <w:szCs w:val="20"/>
+          <w:lang w:eastAsia="en-IN"/>
+          <w14:ligatures w14:val="none"/>
+        </w:rPr>
+      </w:pPr>
+      <w:r>
+        <w:rPr>
+          <w:rFonts w:ascii="Consolas" w:eastAsia="Times New Roman" w:hAnsi="Consolas" w:cs="Times New Roman"/>
+          <w:color w:val="D4D4D4"/>
+          <w:kern w:val="0"/>
+          <w:sz w:val="20"/>
+          <w:szCs w:val="20"/>
+          <w:lang w:eastAsia="en-IN"/>
+          <w14:ligatures w14:val="none"/>
+        </w:rPr>
+        <w:t xml:space="preserve">    AGE </w:t>
+      </w:r>
+      <w:r>
+        <w:rPr>
+          <w:rFonts w:ascii="Consolas" w:eastAsia="Times New Roman" w:hAnsi="Consolas" w:cs="Times New Roman"/>
+          <w:color w:val="569CD6"/>
+          <w:kern w:val="0"/>
+          <w:sz w:val="20"/>
+          <w:szCs w:val="20"/>
+          <w:lang w:eastAsia="en-IN"/>
+          <w14:ligatures w14:val="none"/>
+        </w:rPr>
+        <w:t>INT</w:t>
+      </w:r>
+    </w:p>
+    <w:p>
+      <w:pPr>
+        <w:pStyle w:val="ListParagraph"/>
+        <w:numPr>
+          <w:ilvl w:val="0"/>
+          <w:numId w:val="34"/>
+        </w:numPr>
+        <w:shd w:val="clear" w:color="auto" w:fill="09090B"/>
+        <w:spacing w:after="0" w:line="270" w:lineRule="atLeast"/>
+        <w:rPr>
+          <w:rFonts w:ascii="Consolas" w:eastAsia="Times New Roman" w:hAnsi="Consolas" w:cs="Times New Roman"/>
+          <w:color w:val="D4D4D4"/>
+          <w:kern w:val="0"/>
+          <w:sz w:val="20"/>
+          <w:szCs w:val="20"/>
+          <w:lang w:eastAsia="en-IN"/>
+          <w14:ligatures w14:val="none"/>
+        </w:rPr>
+      </w:pPr>
+      <w:r>
+        <w:rPr>
+          <w:rFonts w:ascii="Consolas" w:eastAsia="Times New Roman" w:hAnsi="Consolas" w:cs="Times New Roman"/>
+          <w:color w:val="D4D4D4"/>
+          <w:kern w:val="0"/>
+          <w:sz w:val="20"/>
+          <w:szCs w:val="20"/>
+          <w:lang w:eastAsia="en-IN"/>
+          <w14:ligatures w14:val="none"/>
+        </w:rPr>
+        <w:t>);</w:t>
+      </w:r>
+    </w:p>
+    <w:p>
+      <w:pPr>
+        <w:pStyle w:val="ListParagraph"/>
+        <w:numPr>
+          <w:ilvl w:val="0"/>
+          <w:numId w:val="34"/>
+        </w:numPr>
+        <w:shd w:val="clear" w:color="auto" w:fill="09090B"/>
+        <w:spacing w:after="0" w:line="270" w:lineRule="atLeast"/>
+        <w:rPr>
+          <w:rFonts w:ascii="Consolas" w:eastAsia="Times New Roman" w:hAnsi="Consolas" w:cs="Times New Roman"/>
+          <w:color w:val="D4D4D4"/>
+          <w:kern w:val="0"/>
+          <w:sz w:val="20"/>
+          <w:szCs w:val="20"/>
+          <w:lang w:eastAsia="en-IN"/>
+          <w14:ligatures w14:val="none"/>
+        </w:rPr>
+      </w:pPr>
+      <w:r>
+        <w:rPr>
+          <w:rFonts w:ascii="Consolas" w:eastAsia="Times New Roman" w:hAnsi="Consolas" w:cs="Times New Roman"/>
+          <w:color w:val="569CD6"/>
+          <w:kern w:val="0"/>
+          <w:sz w:val="20"/>
+          <w:szCs w:val="20"/>
+          <w:lang w:eastAsia="en-IN"/>
+          <w14:ligatures w14:val="none"/>
+        </w:rPr>
+        <w:t>CREATE</w:t>
+      </w:r>
+      <w:r>
+        <w:rPr>
+          <w:rFonts w:ascii="Consolas" w:eastAsia="Times New Roman" w:hAnsi="Consolas" w:cs="Times New Roman"/>
+          <w:color w:val="D4D4D4"/>
+          <w:kern w:val="0"/>
+          <w:sz w:val="20"/>
+          <w:szCs w:val="20"/>
+          <w:lang w:eastAsia="en-IN"/>
+          <w14:ligatures w14:val="none"/>
+        </w:rPr>
+        <w:t xml:space="preserve"> </w:t>
+      </w:r>
+      <w:r>
+        <w:rPr>
+          <w:rFonts w:ascii="Consolas" w:eastAsia="Times New Roman" w:hAnsi="Consolas" w:cs="Times New Roman"/>
+          <w:color w:val="569CD6"/>
+          <w:kern w:val="0"/>
+          <w:sz w:val="20"/>
+          <w:szCs w:val="20"/>
+          <w:lang w:eastAsia="en-IN"/>
+          <w14:ligatures w14:val="none"/>
+        </w:rPr>
+        <w:t>TABLE</w:t>
+      </w:r>
+      <w:r>
+        <w:rPr>
+          <w:rFonts w:ascii="Consolas" w:eastAsia="Times New Roman" w:hAnsi="Consolas" w:cs="Times New Roman"/>
+          <w:color w:val="D4D4D4"/>
+          <w:kern w:val="0"/>
+          <w:sz w:val="20"/>
+          <w:szCs w:val="20"/>
+          <w:lang w:eastAsia="en-IN"/>
+          <w14:ligatures w14:val="none"/>
+        </w:rPr>
+        <w:t xml:space="preserve"> </w:t>
+      </w:r>
+      <w:proofErr w:type="gramStart"/>
+      <w:r>
+        <w:rPr>
+          <w:rFonts w:ascii="Consolas" w:eastAsia="Times New Roman" w:hAnsi="Consolas" w:cs="Times New Roman"/>
+          <w:color w:val="DCDCAA"/>
+          <w:kern w:val="0"/>
+          <w:sz w:val="20"/>
+          <w:szCs w:val="20"/>
+          <w:lang w:eastAsia="en-IN"/>
+          <w14:ligatures w14:val="none"/>
+        </w:rPr>
+        <w:t>KGAP</w:t>
+      </w:r>
+      <w:r>
+        <w:rPr>
+          <w:rFonts w:ascii="Consolas" w:eastAsia="Times New Roman" w:hAnsi="Consolas" w:cs="Times New Roman"/>
+          <w:color w:val="D4D4D4"/>
+          <w:kern w:val="0"/>
+          <w:sz w:val="20"/>
+          <w:szCs w:val="20"/>
+          <w:lang w:eastAsia="en-IN"/>
+          <w14:ligatures w14:val="none"/>
+        </w:rPr>
+        <w:t>(</w:t>
+      </w:r>
+      <w:proofErr w:type="gramEnd"/>
+    </w:p>
+    <w:p>
+      <w:pPr>
+        <w:pStyle w:val="ListParagraph"/>
+        <w:numPr>
+          <w:ilvl w:val="0"/>
+          <w:numId w:val="34"/>
+        </w:numPr>
+        <w:shd w:val="clear" w:color="auto" w:fill="09090B"/>
+        <w:spacing w:after="0" w:line="270" w:lineRule="atLeast"/>
+        <w:rPr>
+          <w:rFonts w:ascii="Consolas" w:eastAsia="Times New Roman" w:hAnsi="Consolas" w:cs="Times New Roman"/>
+          <w:color w:val="D4D4D4"/>
+          <w:kern w:val="0"/>
+          <w:sz w:val="20"/>
+          <w:szCs w:val="20"/>
+          <w:lang w:eastAsia="en-IN"/>
+          <w14:ligatures w14:val="none"/>
+        </w:rPr>
+      </w:pPr>
+      <w:r>
+        <w:rPr>
+          <w:rFonts w:ascii="Consolas" w:eastAsia="Times New Roman" w:hAnsi="Consolas" w:cs="Times New Roman"/>
+          <w:color w:val="D4D4D4"/>
+          <w:kern w:val="0"/>
+          <w:sz w:val="20"/>
+          <w:szCs w:val="20"/>
+          <w:lang w:eastAsia="en-IN"/>
+          <w14:ligatures w14:val="none"/>
+        </w:rPr>
+        <w:t xml:space="preserve">    DEPT_ID </w:t>
+      </w:r>
+      <w:r>
+        <w:rPr>
+          <w:rFonts w:ascii="Consolas" w:eastAsia="Times New Roman" w:hAnsi="Consolas" w:cs="Times New Roman"/>
+          <w:color w:val="569CD6"/>
+          <w:kern w:val="0"/>
+          <w:sz w:val="20"/>
+          <w:szCs w:val="20"/>
+          <w:lang w:eastAsia="en-IN"/>
+          <w14:ligatures w14:val="none"/>
+        </w:rPr>
+        <w:t>INT</w:t>
+      </w:r>
+      <w:r>
+        <w:rPr>
+          <w:rFonts w:ascii="Consolas" w:eastAsia="Times New Roman" w:hAnsi="Consolas" w:cs="Times New Roman"/>
+          <w:color w:val="D4D4D4"/>
+          <w:kern w:val="0"/>
+          <w:sz w:val="20"/>
+          <w:szCs w:val="20"/>
+          <w:lang w:eastAsia="en-IN"/>
+          <w14:ligatures w14:val="none"/>
+        </w:rPr>
+        <w:t>,</w:t>
+      </w:r>
+    </w:p>
+    <w:p>
+      <w:pPr>
+        <w:pStyle w:val="ListParagraph"/>
+        <w:numPr>
+          <w:ilvl w:val="0"/>
+          <w:numId w:val="34"/>
+        </w:numPr>
+        <w:shd w:val="clear" w:color="auto" w:fill="09090B"/>
+        <w:spacing w:after="0" w:line="270" w:lineRule="atLeast"/>
+        <w:rPr>
+          <w:rFonts w:ascii="Consolas" w:eastAsia="Times New Roman" w:hAnsi="Consolas" w:cs="Times New Roman"/>
+          <w:color w:val="D4D4D4"/>
+          <w:kern w:val="0"/>
+          <w:sz w:val="20"/>
+          <w:szCs w:val="20"/>
+          <w:lang w:eastAsia="en-IN"/>
+          <w14:ligatures w14:val="none"/>
+        </w:rPr>
+      </w:pPr>
+      <w:r>
+        <w:rPr>
+          <w:rFonts w:ascii="Consolas" w:eastAsia="Times New Roman" w:hAnsi="Consolas" w:cs="Times New Roman"/>
+          <w:color w:val="D4D4D4"/>
+          <w:kern w:val="0"/>
+          <w:sz w:val="20"/>
+          <w:szCs w:val="20"/>
+          <w:lang w:eastAsia="en-IN"/>
+          <w14:ligatures w14:val="none"/>
+        </w:rPr>
+        <w:t xml:space="preserve">    </w:t>
+      </w:r>
+      <w:r>
+        <w:rPr>
+          <w:rFonts w:ascii="Consolas" w:eastAsia="Times New Roman" w:hAnsi="Consolas" w:cs="Times New Roman"/>
+          <w:color w:val="569CD6"/>
+          <w:kern w:val="0"/>
+          <w:sz w:val="20"/>
+          <w:szCs w:val="20"/>
+          <w:lang w:eastAsia="en-IN"/>
+          <w14:ligatures w14:val="none"/>
+        </w:rPr>
+        <w:t>ROLE</w:t>
+      </w:r>
+      <w:r>
+        <w:rPr>
+          <w:rFonts w:ascii="Consolas" w:eastAsia="Times New Roman" w:hAnsi="Consolas" w:cs="Times New Roman"/>
+          <w:color w:val="D4D4D4"/>
+          <w:kern w:val="0"/>
+          <w:sz w:val="20"/>
+          <w:szCs w:val="20"/>
+          <w:lang w:eastAsia="en-IN"/>
+          <w14:ligatures w14:val="none"/>
+        </w:rPr>
+        <w:t xml:space="preserve"> </w:t>
+      </w:r>
+      <w:proofErr w:type="gramStart"/>
+      <w:r>
+        <w:rPr>
+          <w:rFonts w:ascii="Consolas" w:eastAsia="Times New Roman" w:hAnsi="Consolas" w:cs="Times New Roman"/>
+          <w:color w:val="569CD6"/>
+          <w:kern w:val="0"/>
+          <w:sz w:val="20"/>
+          <w:szCs w:val="20"/>
+          <w:lang w:eastAsia="en-IN"/>
+          <w14:ligatures w14:val="none"/>
+        </w:rPr>
+        <w:t>VARCHAR</w:t>
+      </w:r>
+      <w:r>
+        <w:rPr>
+          <w:rFonts w:ascii="Consolas" w:eastAsia="Times New Roman" w:hAnsi="Consolas" w:cs="Times New Roman"/>
+          <w:color w:val="D4D4D4"/>
+          <w:kern w:val="0"/>
+          <w:sz w:val="20"/>
+          <w:szCs w:val="20"/>
+          <w:lang w:eastAsia="en-IN"/>
+          <w14:ligatures w14:val="none"/>
+        </w:rPr>
+        <w:t>(</w:t>
+      </w:r>
+      <w:proofErr w:type="gramEnd"/>
+      <w:r>
+        <w:rPr>
+          <w:rFonts w:ascii="Consolas" w:eastAsia="Times New Roman" w:hAnsi="Consolas" w:cs="Times New Roman"/>
+          <w:color w:val="B5CEA8"/>
+          <w:kern w:val="0"/>
+          <w:sz w:val="20"/>
+          <w:szCs w:val="20"/>
+          <w:lang w:eastAsia="en-IN"/>
+          <w14:ligatures w14:val="none"/>
+        </w:rPr>
+        <w:t>50</w:t>
+      </w:r>
+      <w:r>
+        <w:rPr>
+          <w:rFonts w:ascii="Consolas" w:eastAsia="Times New Roman" w:hAnsi="Consolas" w:cs="Times New Roman"/>
+          <w:color w:val="D4D4D4"/>
+          <w:kern w:val="0"/>
+          <w:sz w:val="20"/>
+          <w:szCs w:val="20"/>
+          <w:lang w:eastAsia="en-IN"/>
+          <w14:ligatures w14:val="none"/>
+        </w:rPr>
+        <w:t>),</w:t>
+      </w:r>
+    </w:p>
+    <w:p>
+      <w:pPr>
+        <w:pStyle w:val="ListParagraph"/>
+        <w:numPr>
+          <w:ilvl w:val="0"/>
+          <w:numId w:val="34"/>
+        </w:numPr>
+        <w:shd w:val="clear" w:color="auto" w:fill="09090B"/>
+        <w:spacing w:after="0" w:line="270" w:lineRule="atLeast"/>
+        <w:rPr>
+          <w:rFonts w:ascii="Consolas" w:eastAsia="Times New Roman" w:hAnsi="Consolas" w:cs="Times New Roman"/>
+          <w:color w:val="D4D4D4"/>
+          <w:kern w:val="0"/>
+          <w:sz w:val="20"/>
+          <w:szCs w:val="20"/>
+          <w:lang w:eastAsia="en-IN"/>
+          <w14:ligatures w14:val="none"/>
+        </w:rPr>
+      </w:pPr>
+      <w:r>
+        <w:rPr>
+          <w:rFonts w:ascii="Consolas" w:eastAsia="Times New Roman" w:hAnsi="Consolas" w:cs="Times New Roman"/>
+          <w:color w:val="D4D4D4"/>
+          <w:kern w:val="0"/>
+          <w:sz w:val="20"/>
+          <w:szCs w:val="20"/>
+          <w:lang w:eastAsia="en-IN"/>
+          <w14:ligatures w14:val="none"/>
+        </w:rPr>
+        <w:t xml:space="preserve">    AGE </w:t>
+      </w:r>
+      <w:r>
+        <w:rPr>
+          <w:rFonts w:ascii="Consolas" w:eastAsia="Times New Roman" w:hAnsi="Consolas" w:cs="Times New Roman"/>
+          <w:color w:val="569CD6"/>
+          <w:kern w:val="0"/>
+          <w:sz w:val="20"/>
+          <w:szCs w:val="20"/>
+          <w:lang w:eastAsia="en-IN"/>
+          <w14:ligatures w14:val="none"/>
+        </w:rPr>
+        <w:t>INT</w:t>
+      </w:r>
+    </w:p>
+    <w:p>
+      <w:pPr>
+        <w:pStyle w:val="ListParagraph"/>
+        <w:numPr>
+          <w:ilvl w:val="0"/>
+          <w:numId w:val="34"/>
+        </w:numPr>
+        <w:shd w:val="clear" w:color="auto" w:fill="09090B"/>
+        <w:spacing w:after="0" w:line="270" w:lineRule="atLeast"/>
+        <w:rPr>
+          <w:rFonts w:ascii="Consolas" w:eastAsia="Times New Roman" w:hAnsi="Consolas" w:cs="Times New Roman"/>
+          <w:color w:val="D4D4D4"/>
+          <w:kern w:val="0"/>
+          <w:sz w:val="20"/>
+          <w:szCs w:val="20"/>
+          <w:lang w:eastAsia="en-IN"/>
+          <w14:ligatures w14:val="none"/>
+        </w:rPr>
+      </w:pPr>
+      <w:r>
+        <w:rPr>
+          <w:rFonts w:ascii="Consolas" w:eastAsia="Times New Roman" w:hAnsi="Consolas" w:cs="Times New Roman"/>
+          <w:color w:val="D4D4D4"/>
+          <w:kern w:val="0"/>
+          <w:sz w:val="20"/>
+          <w:szCs w:val="20"/>
+          <w:lang w:eastAsia="en-IN"/>
+          <w14:ligatures w14:val="none"/>
+        </w:rPr>
+        <w:t>);</w:t>
+      </w:r>
+    </w:p>
+    <w:p>
+      <w:pPr>
+        <w:pStyle w:val="ListParagraph"/>
+        <w:numPr>
+          <w:ilvl w:val="0"/>
+          <w:numId w:val="34"/>
+        </w:numPr>
+        <w:shd w:val="clear" w:color="auto" w:fill="09090B"/>
+        <w:spacing w:after="0" w:line="270" w:lineRule="atLeast"/>
+        <w:rPr>
+          <w:rFonts w:ascii="Consolas" w:eastAsia="Times New Roman" w:hAnsi="Consolas" w:cs="Times New Roman"/>
+          <w:color w:val="D4D4D4"/>
+          <w:kern w:val="0"/>
+          <w:sz w:val="20"/>
+          <w:szCs w:val="20"/>
+          <w:lang w:eastAsia="en-IN"/>
+          <w14:ligatures w14:val="none"/>
+        </w:rPr>
+      </w:pPr>
+      <w:r>
+        <w:rPr>
+          <w:rFonts w:ascii="Consolas" w:eastAsia="Times New Roman" w:hAnsi="Consolas" w:cs="Times New Roman"/>
+          <w:color w:val="569CD6"/>
+          <w:kern w:val="0"/>
+          <w:sz w:val="20"/>
+          <w:szCs w:val="20"/>
+          <w:lang w:eastAsia="en-IN"/>
+          <w14:ligatures w14:val="none"/>
+        </w:rPr>
+        <w:t>INSERT INTO</w:t>
+      </w:r>
+      <w:r>
+        <w:rPr>
+          <w:rFonts w:ascii="Consolas" w:eastAsia="Times New Roman" w:hAnsi="Consolas" w:cs="Times New Roman"/>
+          <w:color w:val="D4D4D4"/>
+          <w:kern w:val="0"/>
+          <w:sz w:val="20"/>
+          <w:szCs w:val="20"/>
+          <w:lang w:eastAsia="en-IN"/>
+          <w14:ligatures w14:val="none"/>
+        </w:rPr>
+        <w:t xml:space="preserve"> GAP(</w:t>
+      </w:r>
+      <w:proofErr w:type="gramStart"/>
+      <w:r>
+        <w:rPr>
+          <w:rFonts w:ascii="Consolas" w:eastAsia="Times New Roman" w:hAnsi="Consolas" w:cs="Times New Roman"/>
+          <w:color w:val="D4D4D4"/>
+          <w:kern w:val="0"/>
+          <w:sz w:val="20"/>
+          <w:szCs w:val="20"/>
+          <w:lang w:eastAsia="en-IN"/>
+          <w14:ligatures w14:val="none"/>
+        </w:rPr>
+        <w:t>ID,</w:t>
+      </w:r>
+      <w:r>
+        <w:rPr>
+          <w:rFonts w:ascii="Consolas" w:eastAsia="Times New Roman" w:hAnsi="Consolas" w:cs="Times New Roman"/>
+          <w:color w:val="569CD6"/>
+          <w:kern w:val="0"/>
+          <w:sz w:val="20"/>
+          <w:szCs w:val="20"/>
+          <w:lang w:eastAsia="en-IN"/>
+          <w14:ligatures w14:val="none"/>
+        </w:rPr>
+        <w:t>NAME</w:t>
+      </w:r>
+      <w:proofErr w:type="gramEnd"/>
+      <w:r>
+        <w:rPr>
+          <w:rFonts w:ascii="Consolas" w:eastAsia="Times New Roman" w:hAnsi="Consolas" w:cs="Times New Roman"/>
+          <w:color w:val="D4D4D4"/>
+          <w:kern w:val="0"/>
+          <w:sz w:val="20"/>
+          <w:szCs w:val="20"/>
+          <w:lang w:eastAsia="en-IN"/>
+          <w14:ligatures w14:val="none"/>
+        </w:rPr>
+        <w:t>,AGE)</w:t>
+      </w:r>
+    </w:p>
+    <w:p>
+      <w:pPr>
+        <w:pStyle w:val="ListParagraph"/>
+        <w:numPr>
+          <w:ilvl w:val="0"/>
+          <w:numId w:val="34"/>
+        </w:numPr>
+        <w:shd w:val="clear" w:color="auto" w:fill="09090B"/>
+        <w:spacing w:after="0" w:line="270" w:lineRule="atLeast"/>
+        <w:rPr>
+          <w:rFonts w:ascii="Consolas" w:eastAsia="Times New Roman" w:hAnsi="Consolas" w:cs="Times New Roman"/>
+          <w:color w:val="D4D4D4"/>
+          <w:kern w:val="0"/>
+          <w:sz w:val="20"/>
+          <w:szCs w:val="20"/>
+          <w:lang w:eastAsia="en-IN"/>
+          <w14:ligatures w14:val="none"/>
+        </w:rPr>
+      </w:pPr>
+      <w:r>
+        <w:rPr>
+          <w:rFonts w:ascii="Consolas" w:eastAsia="Times New Roman" w:hAnsi="Consolas" w:cs="Times New Roman"/>
+          <w:color w:val="569CD6"/>
+          <w:kern w:val="0"/>
+          <w:sz w:val="20"/>
+          <w:szCs w:val="20"/>
+          <w:lang w:eastAsia="en-IN"/>
+          <w14:ligatures w14:val="none"/>
+        </w:rPr>
+        <w:t>VALUES</w:t>
+      </w:r>
+    </w:p>
+    <w:p>
+      <w:pPr>
+        <w:pStyle w:val="ListParagraph"/>
+        <w:numPr>
+          <w:ilvl w:val="0"/>
+          <w:numId w:val="34"/>
+        </w:numPr>
+        <w:shd w:val="clear" w:color="auto" w:fill="09090B"/>
+        <w:spacing w:after="0" w:line="270" w:lineRule="atLeast"/>
+        <w:rPr>
+          <w:rFonts w:ascii="Consolas" w:eastAsia="Times New Roman" w:hAnsi="Consolas" w:cs="Times New Roman"/>
+          <w:color w:val="D4D4D4"/>
+          <w:kern w:val="0"/>
+          <w:sz w:val="20"/>
+          <w:szCs w:val="20"/>
+          <w:lang w:eastAsia="en-IN"/>
+          <w14:ligatures w14:val="none"/>
+        </w:rPr>
+      </w:pPr>
+      <w:r>
+        <w:rPr>
+          <w:rFonts w:ascii="Consolas" w:eastAsia="Times New Roman" w:hAnsi="Consolas" w:cs="Times New Roman"/>
+          <w:color w:val="D4D4D4"/>
+          <w:kern w:val="0"/>
+          <w:sz w:val="20"/>
+          <w:szCs w:val="20"/>
+          <w:lang w:eastAsia="en-IN"/>
+          <w14:ligatures w14:val="none"/>
+        </w:rPr>
+        <w:t>(</w:t>
+      </w:r>
+      <w:r>
+        <w:rPr>
+          <w:rFonts w:ascii="Consolas" w:eastAsia="Times New Roman" w:hAnsi="Consolas" w:cs="Times New Roman"/>
+          <w:color w:val="B5CEA8"/>
+          <w:kern w:val="0"/>
+          <w:sz w:val="20"/>
+          <w:szCs w:val="20"/>
+          <w:lang w:eastAsia="en-IN"/>
+          <w14:ligatures w14:val="none"/>
+        </w:rPr>
+        <w:t>1</w:t>
+      </w:r>
+      <w:r>
+        <w:rPr>
+          <w:rFonts w:ascii="Consolas" w:eastAsia="Times New Roman" w:hAnsi="Consolas" w:cs="Times New Roman"/>
+          <w:color w:val="D4D4D4"/>
+          <w:kern w:val="0"/>
+          <w:sz w:val="20"/>
+          <w:szCs w:val="20"/>
+          <w:lang w:eastAsia="en-IN"/>
+          <w14:ligatures w14:val="none"/>
+        </w:rPr>
+        <w:t>,</w:t>
+      </w:r>
+      <w:r>
+        <w:rPr>
+          <w:rFonts w:ascii="Consolas" w:eastAsia="Times New Roman" w:hAnsi="Consolas" w:cs="Times New Roman"/>
+          <w:color w:val="CE9178"/>
+          <w:kern w:val="0"/>
+          <w:sz w:val="20"/>
+          <w:szCs w:val="20"/>
+          <w:lang w:eastAsia="en-IN"/>
+          <w14:ligatures w14:val="none"/>
+        </w:rPr>
+        <w:t>'GNANESWAR'</w:t>
+      </w:r>
+      <w:r>
+        <w:rPr>
+          <w:rFonts w:ascii="Consolas" w:eastAsia="Times New Roman" w:hAnsi="Consolas" w:cs="Times New Roman"/>
+          <w:color w:val="D4D4D4"/>
+          <w:kern w:val="0"/>
+          <w:sz w:val="20"/>
+          <w:szCs w:val="20"/>
+          <w:lang w:eastAsia="en-IN"/>
+          <w14:ligatures w14:val="none"/>
+        </w:rPr>
+        <w:t>,</w:t>
+      </w:r>
+      <w:r>
+        <w:rPr>
+          <w:rFonts w:ascii="Consolas" w:eastAsia="Times New Roman" w:hAnsi="Consolas" w:cs="Times New Roman"/>
+          <w:color w:val="B5CEA8"/>
+          <w:kern w:val="0"/>
+          <w:sz w:val="20"/>
+          <w:szCs w:val="20"/>
+          <w:lang w:eastAsia="en-IN"/>
+          <w14:ligatures w14:val="none"/>
+        </w:rPr>
+        <w:t>21</w:t>
+      </w:r>
+      <w:r>
+        <w:rPr>
+          <w:rFonts w:ascii="Consolas" w:eastAsia="Times New Roman" w:hAnsi="Consolas" w:cs="Times New Roman"/>
+          <w:color w:val="D4D4D4"/>
+          <w:kern w:val="0"/>
+          <w:sz w:val="20"/>
+          <w:szCs w:val="20"/>
+          <w:lang w:eastAsia="en-IN"/>
+          <w14:ligatures w14:val="none"/>
+        </w:rPr>
+        <w:t>),</w:t>
+      </w:r>
+    </w:p>
+    <w:p>
+      <w:pPr>
+        <w:pStyle w:val="ListParagraph"/>
+        <w:numPr>
+          <w:ilvl w:val="0"/>
+          <w:numId w:val="34"/>
+        </w:numPr>
+        <w:shd w:val="clear" w:color="auto" w:fill="09090B"/>
+        <w:spacing w:after="0" w:line="270" w:lineRule="atLeast"/>
+        <w:rPr>
+          <w:rFonts w:ascii="Consolas" w:eastAsia="Times New Roman" w:hAnsi="Consolas" w:cs="Times New Roman"/>
+          <w:color w:val="D4D4D4"/>
+          <w:kern w:val="0"/>
+          <w:sz w:val="20"/>
+          <w:szCs w:val="20"/>
+          <w:lang w:eastAsia="en-IN"/>
+          <w14:ligatures w14:val="none"/>
+        </w:rPr>
+      </w:pPr>
+      <w:r>
+        <w:rPr>
+          <w:rFonts w:ascii="Consolas" w:eastAsia="Times New Roman" w:hAnsi="Consolas" w:cs="Times New Roman"/>
+          <w:color w:val="D4D4D4"/>
+          <w:kern w:val="0"/>
+          <w:sz w:val="20"/>
+          <w:szCs w:val="20"/>
+          <w:lang w:eastAsia="en-IN"/>
+          <w14:ligatures w14:val="none"/>
+        </w:rPr>
+        <w:t>(</w:t>
+      </w:r>
+      <w:r>
+        <w:rPr>
+          <w:rFonts w:ascii="Consolas" w:eastAsia="Times New Roman" w:hAnsi="Consolas" w:cs="Times New Roman"/>
+          <w:color w:val="B5CEA8"/>
+          <w:kern w:val="0"/>
+          <w:sz w:val="20"/>
+          <w:szCs w:val="20"/>
+          <w:lang w:eastAsia="en-IN"/>
+          <w14:ligatures w14:val="none"/>
+        </w:rPr>
+        <w:t>2</w:t>
+      </w:r>
+      <w:r>
+        <w:rPr>
+          <w:rFonts w:ascii="Consolas" w:eastAsia="Times New Roman" w:hAnsi="Consolas" w:cs="Times New Roman"/>
+          <w:color w:val="D4D4D4"/>
+          <w:kern w:val="0"/>
+          <w:sz w:val="20"/>
+          <w:szCs w:val="20"/>
+          <w:lang w:eastAsia="en-IN"/>
+          <w14:ligatures w14:val="none"/>
+        </w:rPr>
+        <w:t>,</w:t>
+      </w:r>
+      <w:r>
+        <w:rPr>
+          <w:rFonts w:ascii="Consolas" w:eastAsia="Times New Roman" w:hAnsi="Consolas" w:cs="Times New Roman"/>
+          <w:color w:val="CE9178"/>
+          <w:kern w:val="0"/>
+          <w:sz w:val="20"/>
+          <w:szCs w:val="20"/>
+          <w:lang w:eastAsia="en-IN"/>
+          <w14:ligatures w14:val="none"/>
+        </w:rPr>
+        <w:t>'KOKKIRALA'</w:t>
+      </w:r>
+      <w:r>
+        <w:rPr>
+          <w:rFonts w:ascii="Consolas" w:eastAsia="Times New Roman" w:hAnsi="Consolas" w:cs="Times New Roman"/>
+          <w:color w:val="D4D4D4"/>
+          <w:kern w:val="0"/>
+          <w:sz w:val="20"/>
+          <w:szCs w:val="20"/>
+          <w:lang w:eastAsia="en-IN"/>
+          <w14:ligatures w14:val="none"/>
+        </w:rPr>
+        <w:t>,</w:t>
+      </w:r>
+      <w:r>
+        <w:rPr>
+          <w:rFonts w:ascii="Consolas" w:eastAsia="Times New Roman" w:hAnsi="Consolas" w:cs="Times New Roman"/>
+          <w:color w:val="B5CEA8"/>
+          <w:kern w:val="0"/>
+          <w:sz w:val="20"/>
+          <w:szCs w:val="20"/>
+          <w:lang w:eastAsia="en-IN"/>
+          <w14:ligatures w14:val="none"/>
+        </w:rPr>
+        <w:t>22</w:t>
+      </w:r>
+      <w:r>
+        <w:rPr>
+          <w:rFonts w:ascii="Consolas" w:eastAsia="Times New Roman" w:hAnsi="Consolas" w:cs="Times New Roman"/>
+          <w:color w:val="D4D4D4"/>
+          <w:kern w:val="0"/>
+          <w:sz w:val="20"/>
+          <w:szCs w:val="20"/>
+          <w:lang w:eastAsia="en-IN"/>
+          <w14:ligatures w14:val="none"/>
+        </w:rPr>
+        <w:t>);</w:t>
+      </w:r>
+    </w:p>
+    <w:p>
+      <w:pPr>
+        <w:pStyle w:val="ListParagraph"/>
+        <w:numPr>
+          <w:ilvl w:val="0"/>
+          <w:numId w:val="34"/>
+        </w:numPr>
+        <w:shd w:val="clear" w:color="auto" w:fill="09090B"/>
+        <w:spacing w:after="0" w:line="270" w:lineRule="atLeast"/>
+        <w:rPr>
+          <w:rFonts w:ascii="Consolas" w:eastAsia="Times New Roman" w:hAnsi="Consolas" w:cs="Times New Roman"/>
+          <w:color w:val="D4D4D4"/>
+          <w:kern w:val="0"/>
+          <w:sz w:val="20"/>
+          <w:szCs w:val="20"/>
+          <w:lang w:eastAsia="en-IN"/>
+          <w14:ligatures w14:val="none"/>
+        </w:rPr>
+      </w:pPr>
+      <w:r>
+        <w:rPr>
+          <w:rFonts w:ascii="Consolas" w:eastAsia="Times New Roman" w:hAnsi="Consolas" w:cs="Times New Roman"/>
+          <w:color w:val="569CD6"/>
+          <w:kern w:val="0"/>
+          <w:sz w:val="20"/>
+          <w:szCs w:val="20"/>
+          <w:lang w:eastAsia="en-IN"/>
+          <w14:ligatures w14:val="none"/>
+        </w:rPr>
+        <w:t>INSERT INTO</w:t>
+      </w:r>
+      <w:r>
+        <w:rPr>
+          <w:rFonts w:ascii="Consolas" w:eastAsia="Times New Roman" w:hAnsi="Consolas" w:cs="Times New Roman"/>
+          <w:color w:val="D4D4D4"/>
+          <w:kern w:val="0"/>
+          <w:sz w:val="20"/>
+          <w:szCs w:val="20"/>
+          <w:lang w:eastAsia="en-IN"/>
+          <w14:ligatures w14:val="none"/>
+        </w:rPr>
+        <w:t xml:space="preserve"> KGAP(DEPT_</w:t>
+      </w:r>
+      <w:proofErr w:type="gramStart"/>
+      <w:r>
+        <w:rPr>
+          <w:rFonts w:ascii="Consolas" w:eastAsia="Times New Roman" w:hAnsi="Consolas" w:cs="Times New Roman"/>
+          <w:color w:val="D4D4D4"/>
+          <w:kern w:val="0"/>
+          <w:sz w:val="20"/>
+          <w:szCs w:val="20"/>
+          <w:lang w:eastAsia="en-IN"/>
+          <w14:ligatures w14:val="none"/>
+        </w:rPr>
+        <w:t>ID,</w:t>
+      </w:r>
+      <w:r>
+        <w:rPr>
+          <w:rFonts w:ascii="Consolas" w:eastAsia="Times New Roman" w:hAnsi="Consolas" w:cs="Times New Roman"/>
+          <w:color w:val="569CD6"/>
+          <w:kern w:val="0"/>
+          <w:sz w:val="20"/>
+          <w:szCs w:val="20"/>
+          <w:lang w:eastAsia="en-IN"/>
+          <w14:ligatures w14:val="none"/>
+        </w:rPr>
+        <w:t>ROLE</w:t>
+      </w:r>
+      <w:proofErr w:type="gramEnd"/>
+      <w:r>
+        <w:rPr>
+          <w:rFonts w:ascii="Consolas" w:eastAsia="Times New Roman" w:hAnsi="Consolas" w:cs="Times New Roman"/>
+          <w:color w:val="D4D4D4"/>
+          <w:kern w:val="0"/>
+          <w:sz w:val="20"/>
+          <w:szCs w:val="20"/>
+          <w:lang w:eastAsia="en-IN"/>
+          <w14:ligatures w14:val="none"/>
+        </w:rPr>
+        <w:t>,AGE)</w:t>
+      </w:r>
+    </w:p>
+    <w:p>
+      <w:pPr>
+        <w:pStyle w:val="ListParagraph"/>
+        <w:numPr>
+          <w:ilvl w:val="0"/>
+          <w:numId w:val="34"/>
+        </w:numPr>
+        <w:shd w:val="clear" w:color="auto" w:fill="09090B"/>
+        <w:spacing w:after="0" w:line="270" w:lineRule="atLeast"/>
+        <w:rPr>
+          <w:rFonts w:ascii="Consolas" w:eastAsia="Times New Roman" w:hAnsi="Consolas" w:cs="Times New Roman"/>
+          <w:color w:val="D4D4D4"/>
+          <w:kern w:val="0"/>
+          <w:sz w:val="20"/>
+          <w:szCs w:val="20"/>
+          <w:lang w:eastAsia="en-IN"/>
+          <w14:ligatures w14:val="none"/>
+        </w:rPr>
+      </w:pPr>
+      <w:r>
+        <w:rPr>
+          <w:rFonts w:ascii="Consolas" w:eastAsia="Times New Roman" w:hAnsi="Consolas" w:cs="Times New Roman"/>
+          <w:color w:val="569CD6"/>
+          <w:kern w:val="0"/>
+          <w:sz w:val="20"/>
+          <w:szCs w:val="20"/>
+          <w:lang w:eastAsia="en-IN"/>
+          <w14:ligatures w14:val="none"/>
+        </w:rPr>
+        <w:t>VALUES</w:t>
+      </w:r>
+    </w:p>
+    <w:p>
+      <w:pPr>
+        <w:pStyle w:val="ListParagraph"/>
+        <w:numPr>
+          <w:ilvl w:val="0"/>
+          <w:numId w:val="34"/>
+        </w:numPr>
+        <w:shd w:val="clear" w:color="auto" w:fill="09090B"/>
+        <w:spacing w:after="0" w:line="270" w:lineRule="atLeast"/>
+        <w:rPr>
+          <w:rFonts w:ascii="Consolas" w:eastAsia="Times New Roman" w:hAnsi="Consolas" w:cs="Times New Roman"/>
+          <w:color w:val="D4D4D4"/>
+          <w:kern w:val="0"/>
+          <w:sz w:val="20"/>
+          <w:szCs w:val="20"/>
+          <w:lang w:eastAsia="en-IN"/>
+          <w14:ligatures w14:val="none"/>
+        </w:rPr>
+      </w:pPr>
+      <w:r>
+        <w:rPr>
+          <w:rFonts w:ascii="Consolas" w:eastAsia="Times New Roman" w:hAnsi="Consolas" w:cs="Times New Roman"/>
+          <w:color w:val="D4D4D4"/>
+          <w:kern w:val="0"/>
+          <w:sz w:val="20"/>
+          <w:szCs w:val="20"/>
+          <w:lang w:eastAsia="en-IN"/>
+          <w14:ligatures w14:val="none"/>
+        </w:rPr>
+        <w:t>(</w:t>
+      </w:r>
+      <w:r>
+        <w:rPr>
+          <w:rFonts w:ascii="Consolas" w:eastAsia="Times New Roman" w:hAnsi="Consolas" w:cs="Times New Roman"/>
+          <w:color w:val="B5CEA8"/>
+          <w:kern w:val="0"/>
+          <w:sz w:val="20"/>
+          <w:szCs w:val="20"/>
+          <w:lang w:eastAsia="en-IN"/>
+          <w14:ligatures w14:val="none"/>
+        </w:rPr>
+        <w:t>1</w:t>
+      </w:r>
+      <w:r>
+        <w:rPr>
+          <w:rFonts w:ascii="Consolas" w:eastAsia="Times New Roman" w:hAnsi="Consolas" w:cs="Times New Roman"/>
+          <w:color w:val="D4D4D4"/>
+          <w:kern w:val="0"/>
+          <w:sz w:val="20"/>
+          <w:szCs w:val="20"/>
+          <w:lang w:eastAsia="en-IN"/>
+          <w14:ligatures w14:val="none"/>
+        </w:rPr>
+        <w:t>,</w:t>
+      </w:r>
+      <w:r>
+        <w:rPr>
+          <w:rFonts w:ascii="Consolas" w:eastAsia="Times New Roman" w:hAnsi="Consolas" w:cs="Times New Roman"/>
+          <w:color w:val="CE9178"/>
+          <w:kern w:val="0"/>
+          <w:sz w:val="20"/>
+          <w:szCs w:val="20"/>
+          <w:lang w:eastAsia="en-IN"/>
+          <w14:ligatures w14:val="none"/>
+        </w:rPr>
+        <w:t>'GNANESWAR'</w:t>
+      </w:r>
+      <w:r>
+        <w:rPr>
+          <w:rFonts w:ascii="Consolas" w:eastAsia="Times New Roman" w:hAnsi="Consolas" w:cs="Times New Roman"/>
+          <w:color w:val="D4D4D4"/>
+          <w:kern w:val="0"/>
+          <w:sz w:val="20"/>
+          <w:szCs w:val="20"/>
+          <w:lang w:eastAsia="en-IN"/>
+          <w14:ligatures w14:val="none"/>
+        </w:rPr>
+        <w:t>,</w:t>
+      </w:r>
+      <w:r>
+        <w:rPr>
+          <w:rFonts w:ascii="Consolas" w:eastAsia="Times New Roman" w:hAnsi="Consolas" w:cs="Times New Roman"/>
+          <w:color w:val="B5CEA8"/>
+          <w:kern w:val="0"/>
+          <w:sz w:val="20"/>
+          <w:szCs w:val="20"/>
+          <w:lang w:eastAsia="en-IN"/>
+          <w14:ligatures w14:val="none"/>
+        </w:rPr>
+        <w:t>21</w:t>
+      </w:r>
+      <w:r>
+        <w:rPr>
+          <w:rFonts w:ascii="Consolas" w:eastAsia="Times New Roman" w:hAnsi="Consolas" w:cs="Times New Roman"/>
+          <w:color w:val="D4D4D4"/>
+          <w:kern w:val="0"/>
+          <w:sz w:val="20"/>
+          <w:szCs w:val="20"/>
+          <w:lang w:eastAsia="en-IN"/>
+          <w14:ligatures w14:val="none"/>
+        </w:rPr>
+        <w:t>),</w:t>
+      </w:r>
+    </w:p>
+    <w:p>
+      <w:pPr>
+        <w:pStyle w:val="ListParagraph"/>
+        <w:numPr>
+          <w:ilvl w:val="0"/>
+          <w:numId w:val="34"/>
+        </w:numPr>
+        <w:shd w:val="clear" w:color="auto" w:fill="09090B"/>
+        <w:spacing w:after="0" w:line="270" w:lineRule="atLeast"/>
+        <w:rPr>
+          <w:rFonts w:ascii="Consolas" w:eastAsia="Times New Roman" w:hAnsi="Consolas" w:cs="Times New Roman"/>
+          <w:color w:val="D4D4D4"/>
+          <w:kern w:val="0"/>
+          <w:sz w:val="20"/>
+          <w:szCs w:val="20"/>
+          <w:lang w:eastAsia="en-IN"/>
+          <w14:ligatures w14:val="none"/>
+        </w:rPr>
+      </w:pPr>
+      <w:r>
+        <w:rPr>
+          <w:rFonts w:ascii="Consolas" w:eastAsia="Times New Roman" w:hAnsi="Consolas" w:cs="Times New Roman"/>
+          <w:color w:val="D4D4D4"/>
+          <w:kern w:val="0"/>
+          <w:sz w:val="20"/>
+          <w:szCs w:val="20"/>
+          <w:lang w:eastAsia="en-IN"/>
+          <w14:ligatures w14:val="none"/>
+        </w:rPr>
+        <w:t>(</w:t>
+      </w:r>
+      <w:r>
+        <w:rPr>
+          <w:rFonts w:ascii="Consolas" w:eastAsia="Times New Roman" w:hAnsi="Consolas" w:cs="Times New Roman"/>
+          <w:color w:val="B5CEA8"/>
+          <w:kern w:val="0"/>
+          <w:sz w:val="20"/>
+          <w:szCs w:val="20"/>
+          <w:lang w:eastAsia="en-IN"/>
+          <w14:ligatures w14:val="none"/>
+        </w:rPr>
+        <w:t>3</w:t>
+      </w:r>
+      <w:r>
+        <w:rPr>
+          <w:rFonts w:ascii="Consolas" w:eastAsia="Times New Roman" w:hAnsi="Consolas" w:cs="Times New Roman"/>
+          <w:color w:val="D4D4D4"/>
+          <w:kern w:val="0"/>
+          <w:sz w:val="20"/>
+          <w:szCs w:val="20"/>
+          <w:lang w:eastAsia="en-IN"/>
+          <w14:ligatures w14:val="none"/>
+        </w:rPr>
+        <w:t>,</w:t>
+      </w:r>
+      <w:r>
+        <w:rPr>
+          <w:rFonts w:ascii="Consolas" w:eastAsia="Times New Roman" w:hAnsi="Consolas" w:cs="Times New Roman"/>
+          <w:color w:val="CE9178"/>
+          <w:kern w:val="0"/>
+          <w:sz w:val="20"/>
+          <w:szCs w:val="20"/>
+          <w:lang w:eastAsia="en-IN"/>
+          <w14:ligatures w14:val="none"/>
+        </w:rPr>
+        <w:t>'AIML'</w:t>
+      </w:r>
+      <w:r>
+        <w:rPr>
+          <w:rFonts w:ascii="Consolas" w:eastAsia="Times New Roman" w:hAnsi="Consolas" w:cs="Times New Roman"/>
+          <w:color w:val="D4D4D4"/>
+          <w:kern w:val="0"/>
+          <w:sz w:val="20"/>
+          <w:szCs w:val="20"/>
+          <w:lang w:eastAsia="en-IN"/>
+          <w14:ligatures w14:val="none"/>
+        </w:rPr>
+        <w:t>,</w:t>
+      </w:r>
+      <w:r>
+        <w:rPr>
+          <w:rFonts w:ascii="Consolas" w:eastAsia="Times New Roman" w:hAnsi="Consolas" w:cs="Times New Roman"/>
+          <w:color w:val="B5CEA8"/>
+          <w:kern w:val="0"/>
+          <w:sz w:val="20"/>
+          <w:szCs w:val="20"/>
+          <w:lang w:eastAsia="en-IN"/>
+          <w14:ligatures w14:val="none"/>
+        </w:rPr>
+        <w:t>25</w:t>
+      </w:r>
+      <w:r>
+        <w:rPr>
+          <w:rFonts w:ascii="Consolas" w:eastAsia="Times New Roman" w:hAnsi="Consolas" w:cs="Times New Roman"/>
+          <w:color w:val="D4D4D4"/>
+          <w:kern w:val="0"/>
+          <w:sz w:val="20"/>
+          <w:szCs w:val="20"/>
+          <w:lang w:eastAsia="en-IN"/>
+          <w14:ligatures w14:val="none"/>
+        </w:rPr>
+        <w:t>);</w:t>
+      </w:r>
+    </w:p>
+    <w:p>
+      <w:pPr>
+        <w:pStyle w:val="ListParagraph"/>
+        <w:numPr>
+          <w:ilvl w:val="0"/>
+          <w:numId w:val="34"/>
+        </w:numPr>
+        <w:shd w:val="clear" w:color="auto" w:fill="09090B"/>
+        <w:spacing w:after="0" w:line="270" w:lineRule="atLeast"/>
+        <w:rPr>
+          <w:rFonts w:ascii="Consolas" w:eastAsia="Times New Roman" w:hAnsi="Consolas" w:cs="Times New Roman"/>
+          <w:color w:val="D4D4D4"/>
+          <w:kern w:val="0"/>
+          <w:sz w:val="20"/>
+          <w:szCs w:val="20"/>
+          <w:lang w:eastAsia="en-IN"/>
+          <w14:ligatures w14:val="none"/>
+        </w:rPr>
+      </w:pPr>
+      <w:r>
+        <w:rPr>
+          <w:rFonts w:ascii="Consolas" w:eastAsia="Times New Roman" w:hAnsi="Consolas" w:cs="Times New Roman"/>
+          <w:color w:val="569CD6"/>
+          <w:kern w:val="0"/>
+          <w:sz w:val="20"/>
+          <w:szCs w:val="20"/>
+          <w:lang w:eastAsia="en-IN"/>
+          <w14:ligatures w14:val="none"/>
+        </w:rPr>
+        <w:t>SELECT</w:t>
+      </w:r>
+      <w:r>
+        <w:rPr>
+          <w:rFonts w:ascii="Consolas" w:eastAsia="Times New Roman" w:hAnsi="Consolas" w:cs="Times New Roman"/>
+          <w:color w:val="D4D4D4"/>
+          <w:kern w:val="0"/>
+          <w:sz w:val="20"/>
+          <w:szCs w:val="20"/>
+          <w:lang w:eastAsia="en-IN"/>
+          <w14:ligatures w14:val="none"/>
+        </w:rPr>
+        <w:t xml:space="preserve"> </w:t>
+      </w:r>
+      <w:proofErr w:type="gramStart"/>
+      <w:r>
+        <w:rPr>
+          <w:rFonts w:ascii="Consolas" w:eastAsia="Times New Roman" w:hAnsi="Consolas" w:cs="Times New Roman"/>
+          <w:color w:val="D4D4D4"/>
+          <w:kern w:val="0"/>
+          <w:sz w:val="20"/>
+          <w:szCs w:val="20"/>
+          <w:lang w:eastAsia="en-IN"/>
+          <w14:ligatures w14:val="none"/>
+        </w:rPr>
+        <w:t>ID,</w:t>
+      </w:r>
+      <w:r>
+        <w:rPr>
+          <w:rFonts w:ascii="Consolas" w:eastAsia="Times New Roman" w:hAnsi="Consolas" w:cs="Times New Roman"/>
+          <w:color w:val="569CD6"/>
+          <w:kern w:val="0"/>
+          <w:sz w:val="20"/>
+          <w:szCs w:val="20"/>
+          <w:lang w:eastAsia="en-IN"/>
+          <w14:ligatures w14:val="none"/>
+        </w:rPr>
+        <w:t>NAME</w:t>
+      </w:r>
+      <w:proofErr w:type="gramEnd"/>
+      <w:r>
+        <w:rPr>
+          <w:rFonts w:ascii="Consolas" w:eastAsia="Times New Roman" w:hAnsi="Consolas" w:cs="Times New Roman"/>
+          <w:color w:val="D4D4D4"/>
+          <w:kern w:val="0"/>
+          <w:sz w:val="20"/>
+          <w:szCs w:val="20"/>
+          <w:lang w:eastAsia="en-IN"/>
+          <w14:ligatures w14:val="none"/>
+        </w:rPr>
+        <w:t xml:space="preserve">,AGE </w:t>
+      </w:r>
+      <w:r>
+        <w:rPr>
+          <w:rFonts w:ascii="Consolas" w:eastAsia="Times New Roman" w:hAnsi="Consolas" w:cs="Times New Roman"/>
+          <w:color w:val="569CD6"/>
+          <w:kern w:val="0"/>
+          <w:sz w:val="20"/>
+          <w:szCs w:val="20"/>
+          <w:lang w:eastAsia="en-IN"/>
+          <w14:ligatures w14:val="none"/>
+        </w:rPr>
+        <w:t>FROM</w:t>
+      </w:r>
+      <w:r>
+        <w:rPr>
+          <w:rFonts w:ascii="Consolas" w:eastAsia="Times New Roman" w:hAnsi="Consolas" w:cs="Times New Roman"/>
+          <w:color w:val="D4D4D4"/>
+          <w:kern w:val="0"/>
+          <w:sz w:val="20"/>
+          <w:szCs w:val="20"/>
+          <w:lang w:eastAsia="en-IN"/>
+          <w14:ligatures w14:val="none"/>
+        </w:rPr>
+        <w:t xml:space="preserve"> GAP</w:t>
+      </w:r>
+    </w:p>
+    <w:p>
+      <w:pPr>
+        <w:pStyle w:val="ListParagraph"/>
+        <w:numPr>
+          <w:ilvl w:val="0"/>
+          <w:numId w:val="34"/>
+        </w:numPr>
+        <w:shd w:val="clear" w:color="auto" w:fill="09090B"/>
+        <w:spacing w:after="0" w:line="270" w:lineRule="atLeast"/>
+        <w:rPr>
+          <w:rFonts w:ascii="Consolas" w:eastAsia="Times New Roman" w:hAnsi="Consolas" w:cs="Times New Roman"/>
+          <w:color w:val="D4D4D4"/>
+          <w:kern w:val="0"/>
+          <w:sz w:val="20"/>
+          <w:szCs w:val="20"/>
+          <w:lang w:eastAsia="en-IN"/>
+          <w14:ligatures w14:val="none"/>
+        </w:rPr>
+      </w:pPr>
+      <w:r>
+        <w:rPr>
+          <w:rFonts w:ascii="Consolas" w:eastAsia="Times New Roman" w:hAnsi="Consolas" w:cs="Times New Roman"/>
+          <w:color w:val="569CD6"/>
+          <w:kern w:val="0"/>
+          <w:sz w:val="20"/>
+          <w:szCs w:val="20"/>
+          <w:lang w:eastAsia="en-IN"/>
+          <w14:ligatures w14:val="none"/>
+        </w:rPr>
+        <w:t>UNION</w:t>
+      </w:r>
+      <w:r>
+        <w:rPr>
+          <w:rFonts w:ascii="Consolas" w:eastAsia="Times New Roman" w:hAnsi="Consolas" w:cs="Times New Roman"/>
+          <w:color w:val="D4D4D4"/>
+          <w:kern w:val="0"/>
+          <w:sz w:val="20"/>
+          <w:szCs w:val="20"/>
+          <w:lang w:eastAsia="en-IN"/>
+          <w14:ligatures w14:val="none"/>
+        </w:rPr>
+        <w:t xml:space="preserve"> </w:t>
+      </w:r>
+    </w:p>
+    <w:p>
+      <w:pPr>
+        <w:pStyle w:val="ListParagraph"/>
+        <w:numPr>
+          <w:ilvl w:val="0"/>
+          <w:numId w:val="34"/>
+        </w:numPr>
+        <w:shd w:val="clear" w:color="auto" w:fill="09090B"/>
+        <w:spacing w:after="0" w:line="270" w:lineRule="atLeast"/>
+        <w:rPr>
+          <w:rFonts w:ascii="Consolas" w:eastAsia="Times New Roman" w:hAnsi="Consolas" w:cs="Times New Roman"/>
+          <w:color w:val="D4D4D4"/>
+          <w:kern w:val="0"/>
+          <w:sz w:val="20"/>
+          <w:szCs w:val="20"/>
+          <w:lang w:eastAsia="en-IN"/>
+          <w14:ligatures w14:val="none"/>
+        </w:rPr>
+      </w:pPr>
+      <w:r>
+        <w:rPr>
+          <w:rFonts w:ascii="Consolas" w:eastAsia="Times New Roman" w:hAnsi="Consolas" w:cs="Times New Roman"/>
+          <w:color w:val="569CD6"/>
+          <w:kern w:val="0"/>
+          <w:sz w:val="20"/>
+          <w:szCs w:val="20"/>
+          <w:lang w:eastAsia="en-IN"/>
+          <w14:ligatures w14:val="none"/>
+        </w:rPr>
+        <w:t>SELECT</w:t>
+      </w:r>
+      <w:r>
+        <w:rPr>
+          <w:rFonts w:ascii="Consolas" w:eastAsia="Times New Roman" w:hAnsi="Consolas" w:cs="Times New Roman"/>
+          <w:color w:val="D4D4D4"/>
+          <w:kern w:val="0"/>
+          <w:sz w:val="20"/>
+          <w:szCs w:val="20"/>
+          <w:lang w:eastAsia="en-IN"/>
+          <w14:ligatures w14:val="none"/>
+        </w:rPr>
+        <w:t xml:space="preserve"> DEPT_ID, </w:t>
+      </w:r>
+      <w:r>
+        <w:rPr>
+          <w:rFonts w:ascii="Consolas" w:eastAsia="Times New Roman" w:hAnsi="Consolas" w:cs="Times New Roman"/>
+          <w:color w:val="569CD6"/>
+          <w:kern w:val="0"/>
+          <w:sz w:val="20"/>
+          <w:szCs w:val="20"/>
+          <w:lang w:eastAsia="en-IN"/>
+          <w14:ligatures w14:val="none"/>
+        </w:rPr>
+        <w:t>ROLE</w:t>
+      </w:r>
+      <w:r>
+        <w:rPr>
+          <w:rFonts w:ascii="Consolas" w:eastAsia="Times New Roman" w:hAnsi="Consolas" w:cs="Times New Roman"/>
+          <w:color w:val="D4D4D4"/>
+          <w:kern w:val="0"/>
+          <w:sz w:val="20"/>
+          <w:szCs w:val="20"/>
+          <w:lang w:eastAsia="en-IN"/>
+          <w14:ligatures w14:val="none"/>
+        </w:rPr>
+        <w:t xml:space="preserve">, AGE </w:t>
+      </w:r>
+      <w:r>
+        <w:rPr>
+          <w:rFonts w:ascii="Consolas" w:eastAsia="Times New Roman" w:hAnsi="Consolas" w:cs="Times New Roman"/>
+          <w:color w:val="569CD6"/>
+          <w:kern w:val="0"/>
+          <w:sz w:val="20"/>
+          <w:szCs w:val="20"/>
+          <w:lang w:eastAsia="en-IN"/>
+          <w14:ligatures w14:val="none"/>
+        </w:rPr>
+        <w:t>FROM</w:t>
+      </w:r>
+      <w:r>
+        <w:rPr>
+          <w:rFonts w:ascii="Consolas" w:eastAsia="Times New Roman" w:hAnsi="Consolas" w:cs="Times New Roman"/>
+          <w:color w:val="D4D4D4"/>
+          <w:kern w:val="0"/>
+          <w:sz w:val="20"/>
+          <w:szCs w:val="20"/>
+          <w:lang w:eastAsia="en-IN"/>
+          <w14:ligatures w14:val="none"/>
+        </w:rPr>
+        <w:t xml:space="preserve"> KGAP;</w:t>
+      </w:r>
+    </w:p>
+    <w:p>
+      <w:pPr>
+        <w:ind w:left="720"/>
+        <w:rPr>
+          <w:rFonts w:asciiTheme="majorHAnsi" w:hAnsiTheme="majorHAnsi" w:cs="Times New Roman"/>
+        </w:rPr>
+      </w:pPr>
+    </w:p>
+    <w:p>
+      <w:pPr>
+        <w:ind w:left="720"/>
+        <w:rPr>
+          <w:rFonts w:asciiTheme="majorHAnsi" w:hAnsiTheme="majorHAnsi" w:cs="Times New Roman"/>
+          <w:b/>
+          <w:bCs/>
+        </w:rPr>
+      </w:pPr>
+      <w:r>
+        <w:rPr>
+          <w:rFonts w:asciiTheme="majorHAnsi" w:hAnsiTheme="majorHAnsi" w:cs="Times New Roman"/>
+          <w:b/>
+          <w:bCs/>
+        </w:rPr>
+        <w:lastRenderedPageBreak/>
+        <w:t>UNION ALL</w:t>
+      </w:r>
+    </w:p>
+    <w:p>
+      <w:pPr>
+        <w:numPr>
+          <w:ilvl w:val="0"/>
+          <w:numId w:val="35"/>
+        </w:numPr>
+        <w:rPr>
+          <w:rFonts w:asciiTheme="majorHAnsi" w:hAnsiTheme="majorHAnsi" w:cs="Times New Roman"/>
+        </w:rPr>
+      </w:pPr>
+      <w:r>
+        <w:rPr>
+          <w:rFonts w:asciiTheme="majorHAnsi" w:hAnsiTheme="majorHAnsi" w:cs="Times New Roman"/>
+        </w:rPr>
+        <w:t xml:space="preserve">Combines results of queries </w:t>
+      </w:r>
+    </w:p>
+    <w:p>
+      <w:pPr>
+        <w:numPr>
+          <w:ilvl w:val="0"/>
+          <w:numId w:val="35"/>
+        </w:numPr>
+        <w:rPr>
+          <w:rFonts w:asciiTheme="majorHAnsi" w:hAnsiTheme="majorHAnsi" w:cs="Times New Roman"/>
+        </w:rPr>
+      </w:pPr>
+      <w:r>
+        <w:rPr>
+          <w:rFonts w:asciiTheme="majorHAnsi" w:hAnsiTheme="majorHAnsi" w:cs="Times New Roman"/>
+          <w:b/>
+          <w:bCs/>
+        </w:rPr>
+        <w:t>Does NOT remove duplicates</w:t>
+      </w:r>
+      <w:r>
+        <w:rPr>
+          <w:rFonts w:asciiTheme="majorHAnsi" w:hAnsiTheme="majorHAnsi" w:cs="Times New Roman"/>
+        </w:rPr>
+        <w:t xml:space="preserve"> </w:t>
+      </w:r>
+    </w:p>
+    <w:p>
+      <w:pPr>
+        <w:numPr>
+          <w:ilvl w:val="0"/>
+          <w:numId w:val="35"/>
+        </w:numPr>
+        <w:rPr>
+          <w:rFonts w:asciiTheme="majorHAnsi" w:hAnsiTheme="majorHAnsi" w:cs="Times New Roman"/>
+        </w:rPr>
+      </w:pPr>
+      <w:r>
+        <w:rPr>
+          <w:rFonts w:asciiTheme="majorHAnsi" w:hAnsiTheme="majorHAnsi" w:cs="Times New Roman"/>
+        </w:rPr>
+        <w:t>Faster than UNION (no duplicate check)</w:t>
+      </w:r>
+    </w:p>
+    <w:p>
+      <w:pPr>
+        <w:ind w:left="720"/>
+        <w:rPr>
+          <w:rFonts w:asciiTheme="majorHAnsi" w:hAnsiTheme="majorHAnsi" w:cs="Times New Roman"/>
+          <w:b/>
+          <w:bCs/>
+        </w:rPr>
+      </w:pPr>
+      <w:r>
+        <w:rPr>
+          <w:rFonts w:asciiTheme="majorHAnsi" w:hAnsiTheme="majorHAnsi" w:cs="Times New Roman"/>
+          <w:b/>
+          <w:bCs/>
+        </w:rPr>
+        <w:t>NF (Normal Form)</w:t>
+      </w:r>
+    </w:p>
+    <w:p>
+      <w:pPr>
+        <w:ind w:left="720"/>
+        <w:rPr>
+          <w:rFonts w:asciiTheme="majorHAnsi" w:hAnsiTheme="majorHAnsi" w:cs="Times New Roman"/>
+        </w:rPr>
+      </w:pPr>
+      <w:r>
+        <w:rPr>
+          <w:rFonts w:ascii="Segoe UI Emoji" w:hAnsi="Segoe UI Emoji" w:cs="Segoe UI Emoji"/>
+        </w:rPr>
+        <w:t>👉</w:t>
+      </w:r>
+      <w:r>
+        <w:rPr>
+          <w:rFonts w:asciiTheme="majorHAnsi" w:hAnsiTheme="majorHAnsi" w:cs="Times New Roman"/>
+        </w:rPr>
+        <w:t xml:space="preserve"> Normal Form is a set of rules used to organize database tables to reduce duplication and improve structure.</w:t>
+      </w:r>
+    </w:p>
+    <w:p>
+      <w:pPr>
+        <w:ind w:left="720"/>
+        <w:rPr>
+          <w:rFonts w:asciiTheme="majorHAnsi" w:hAnsiTheme="majorHAnsi" w:cs="Times New Roman"/>
+          <w:b/>
+          <w:bCs/>
+        </w:rPr>
+      </w:pPr>
+      <w:r>
+        <w:rPr>
+          <w:rFonts w:asciiTheme="majorHAnsi" w:hAnsiTheme="majorHAnsi" w:cs="Times New Roman"/>
+          <w:b/>
+          <w:bCs/>
+        </w:rPr>
+        <w:t>1NF (First Normal Form)</w:t>
+      </w:r>
+    </w:p>
+    <w:p>
+      <w:pPr>
+        <w:ind w:left="720"/>
+        <w:rPr>
+          <w:rFonts w:asciiTheme="majorHAnsi" w:hAnsiTheme="majorHAnsi" w:cs="Times New Roman"/>
+        </w:rPr>
+      </w:pPr>
+      <w:r>
+        <w:rPr>
+          <w:rFonts w:ascii="Segoe UI Emoji" w:hAnsi="Segoe UI Emoji" w:cs="Segoe UI Emoji"/>
+        </w:rPr>
+        <w:t>👉</w:t>
+      </w:r>
+      <w:r>
+        <w:rPr>
+          <w:rFonts w:asciiTheme="majorHAnsi" w:hAnsiTheme="majorHAnsi" w:cs="Times New Roman"/>
+        </w:rPr>
+        <w:t xml:space="preserve"> A table is in 1NF if each column contains only single (atomic) values and there are no repeating groups.</w:t>
+      </w:r>
+    </w:p>
+    <w:p>
+      <w:pPr>
+        <w:ind w:left="720"/>
+        <w:rPr>
+          <w:rFonts w:asciiTheme="majorHAnsi" w:hAnsiTheme="majorHAnsi" w:cs="Times New Roman"/>
+          <w:b/>
+          <w:bCs/>
+        </w:rPr>
+      </w:pPr>
+      <w:r>
+        <w:rPr>
+          <w:rFonts w:asciiTheme="majorHAnsi" w:hAnsiTheme="majorHAnsi" w:cs="Times New Roman"/>
+          <w:b/>
+          <w:bCs/>
+        </w:rPr>
+        <w:t>2NF (Second Normal Form)</w:t>
+      </w:r>
+    </w:p>
+    <w:p>
+      <w:pPr>
+        <w:ind w:left="720"/>
+        <w:rPr>
+          <w:rFonts w:asciiTheme="majorHAnsi" w:hAnsiTheme="majorHAnsi" w:cs="Times New Roman"/>
+          <w:b/>
+          <w:bCs/>
+        </w:rPr>
+      </w:pPr>
+      <w:r>
+        <w:rPr>
+          <w:rFonts w:asciiTheme="majorHAnsi" w:hAnsiTheme="majorHAnsi" w:cs="Times New Roman"/>
+        </w:rPr>
+        <w:t>A table is in 2NF if it is in 1NF and all non-key columns depend on the full primary key (no partial dependency).</w:t>
+      </w:r>
+    </w:p>
+    <w:p>
+      <w:pPr>
+        <w:ind w:left="720"/>
+        <w:rPr>
+          <w:rFonts w:asciiTheme="majorHAnsi" w:hAnsiTheme="majorHAnsi" w:cs="Times New Roman"/>
           <w:b/>
           <w:bCs/>
         </w:rPr>
@@ -18254,6 +20018,7 @@
         <w:rPr>
           <w:rFonts w:asciiTheme="majorHAnsi" w:hAnsiTheme="majorHAnsi" w:cs="Times New Roman"/>
         </w:rPr>
+        <w:lastRenderedPageBreak/>
         <w:t>Comparisons</w:t>
       </w:r>
     </w:p>
@@ -18331,7 +20096,7 @@
           <w:rFonts w:asciiTheme="majorHAnsi" w:hAnsiTheme="majorHAnsi" w:cs="Times New Roman"/>
         </w:rPr>
         <w:pict w14:anchorId="2AC3C719">
-          <v:rect id="_x0000_i1092" style="width:0;height:1.5pt" o:hralign="center" o:hrstd="t" o:hr="t" fillcolor="#a0a0a0" stroked="f"/>
+          <v:rect id="_x0000_i1091" style="width:0;height:1.5pt" o:hralign="center" o:hrstd="t" o:hr="t" fillcolor="#a0a0a0" stroked="f"/>
         </w:pict>
       </w:r>
     </w:p>
@@ -18350,7 +20115,6 @@
           <w:b/>
           <w:bCs/>
         </w:rPr>
-        <w:lastRenderedPageBreak/>
         <w:t>2️</w:t>
       </w:r>
       <w:r>
@@ -18897,6 +20661,7 @@
           <w:b/>
           <w:bCs/>
         </w:rPr>
+        <w:lastRenderedPageBreak/>
         <w:t>PARTITION BY</w:t>
       </w:r>
     </w:p>
@@ -18981,7 +20746,6 @@
         <w:rPr>
           <w:rFonts w:ascii="Segoe UI Emoji" w:hAnsi="Segoe UI Emoji" w:cs="Segoe UI Emoji"/>
         </w:rPr>
-        <w:lastRenderedPageBreak/>
         <w:t>👉</w:t>
       </w:r>
       <w:r>
@@ -19003,7 +20767,7 @@
           <w:rFonts w:asciiTheme="majorHAnsi" w:hAnsiTheme="majorHAnsi" w:cs="Times New Roman"/>
         </w:rPr>
         <w:pict w14:anchorId="33B9DEE7">
-          <v:rect id="_x0000_i1093" style="width:0;height:1.5pt" o:hralign="center" o:hrstd="t" o:hr="t" fillcolor="#a0a0a0" stroked="f"/>
+          <v:rect id="_x0000_i1092" style="width:0;height:1.5pt" o:hralign="center" o:hrstd="t" o:hr="t" fillcolor="#a0a0a0" stroked="f"/>
         </w:pict>
       </w:r>
     </w:p>
@@ -19320,7 +21084,7 @@
           <w:rFonts w:asciiTheme="majorHAnsi" w:hAnsiTheme="majorHAnsi" w:cs="Times New Roman"/>
         </w:rPr>
         <w:pict w14:anchorId="7CA90F11">
-          <v:rect id="_x0000_i1094" style="width:0;height:1.5pt" o:hralign="center" o:hrstd="t" o:hr="t" fillcolor="#a0a0a0" stroked="f"/>
+          <v:rect id="_x0000_i1093" style="width:0;height:1.5pt" o:hralign="center" o:hrstd="t" o:hr="t" fillcolor="#a0a0a0" stroked="f"/>
         </w:pict>
       </w:r>
     </w:p>
@@ -19475,6 +21239,7 @@
         <w:rPr>
           <w:rFonts w:asciiTheme="majorHAnsi" w:hAnsiTheme="majorHAnsi" w:cs="Times New Roman"/>
         </w:rPr>
+        <w:lastRenderedPageBreak/>
         <w:t xml:space="preserve">CREATE TRIGGER </w:t>
       </w:r>
       <w:proofErr w:type="spellStart"/>
@@ -19560,7 +21325,6 @@
         <w:rPr>
           <w:rFonts w:asciiTheme="majorHAnsi" w:hAnsiTheme="majorHAnsi" w:cs="Times New Roman"/>
         </w:rPr>
-        <w:lastRenderedPageBreak/>
         <w:t>BEFORE INSERT</w:t>
       </w:r>
     </w:p>
@@ -19681,6 +21445,361 @@
           <w:rFonts w:asciiTheme="majorHAnsi" w:hAnsiTheme="majorHAnsi" w:cs="Times New Roman"/>
         </w:rPr>
         <w:pict w14:anchorId="7CB4067E">
+          <v:rect id="_x0000_i1094" style="width:0;height:1.5pt" o:hralign="center" o:hrstd="t" o:hr="t" fillcolor="#a0a0a0" stroked="f"/>
+        </w:pict>
+      </w:r>
+    </w:p>
+    <w:p>
+      <w:pPr>
+        <w:ind w:left="720"/>
+        <w:rPr>
+          <w:rFonts w:asciiTheme="majorHAnsi" w:hAnsiTheme="majorHAnsi" w:cs="Times New Roman"/>
+          <w:b/>
+          <w:bCs/>
+        </w:rPr>
+      </w:pPr>
+      <w:r>
+        <w:rPr>
+          <w:rFonts w:asciiTheme="majorHAnsi" w:hAnsiTheme="majorHAnsi" w:cs="Times New Roman"/>
+          <w:b/>
+          <w:bCs/>
+        </w:rPr>
+        <w:t>5️</w:t>
+      </w:r>
+      <w:r>
+        <w:rPr>
+          <w:rFonts w:ascii="Segoe UI Symbol" w:hAnsi="Segoe UI Symbol" w:cs="Segoe UI Symbol"/>
+          <w:b/>
+          <w:bCs/>
+        </w:rPr>
+        <w:t>⃣</w:t>
+      </w:r>
+      <w:r>
+        <w:rPr>
+          <w:rFonts w:asciiTheme="majorHAnsi" w:hAnsiTheme="majorHAnsi" w:cs="Times New Roman"/>
+          <w:b/>
+          <w:bCs/>
+        </w:rPr>
+        <w:t xml:space="preserve"> SQL PERFORMANCE TUNING</w:t>
+      </w:r>
+    </w:p>
+    <w:p>
+      <w:pPr>
+        <w:ind w:left="720"/>
+        <w:rPr>
+          <w:rFonts w:asciiTheme="majorHAnsi" w:hAnsiTheme="majorHAnsi" w:cs="Times New Roman"/>
+        </w:rPr>
+      </w:pPr>
+      <w:r>
+        <w:rPr>
+          <w:rFonts w:asciiTheme="majorHAnsi" w:hAnsiTheme="majorHAnsi" w:cs="Times New Roman"/>
+        </w:rPr>
+        <w:t xml:space="preserve">Means </w:t>
+      </w:r>
+      <w:r>
+        <w:rPr>
+          <w:rFonts w:asciiTheme="majorHAnsi" w:hAnsiTheme="majorHAnsi" w:cs="Times New Roman"/>
+          <w:b/>
+          <w:bCs/>
+        </w:rPr>
+        <w:t>making queries faster</w:t>
+      </w:r>
+      <w:r>
+        <w:rPr>
+          <w:rFonts w:asciiTheme="majorHAnsi" w:hAnsiTheme="majorHAnsi" w:cs="Times New Roman"/>
+        </w:rPr>
+        <w:t>.</w:t>
+      </w:r>
+    </w:p>
+    <w:p>
+      <w:pPr>
+        <w:ind w:left="720"/>
+        <w:rPr>
+          <w:rFonts w:asciiTheme="majorHAnsi" w:hAnsiTheme="majorHAnsi" w:cs="Times New Roman"/>
+          <w:b/>
+          <w:bCs/>
+        </w:rPr>
+      </w:pPr>
+      <w:r>
+        <w:rPr>
+          <w:rFonts w:asciiTheme="majorHAnsi" w:hAnsiTheme="majorHAnsi" w:cs="Times New Roman"/>
+          <w:b/>
+          <w:bCs/>
+        </w:rPr>
+        <w:t>Common methods</w:t>
+      </w:r>
+    </w:p>
+    <w:p>
+      <w:pPr>
+        <w:ind w:left="720"/>
+        <w:rPr>
+          <w:rFonts w:asciiTheme="majorHAnsi" w:hAnsiTheme="majorHAnsi" w:cs="Times New Roman"/>
+          <w:b/>
+          <w:bCs/>
+        </w:rPr>
+      </w:pPr>
+      <w:r>
+        <w:rPr>
+          <w:rFonts w:asciiTheme="majorHAnsi" w:hAnsiTheme="majorHAnsi" w:cs="Times New Roman"/>
+          <w:b/>
+          <w:bCs/>
+        </w:rPr>
+        <w:t>1. Index</w:t>
+      </w:r>
+    </w:p>
+    <w:p>
+      <w:pPr>
+        <w:ind w:left="720"/>
+        <w:rPr>
+          <w:rFonts w:asciiTheme="majorHAnsi" w:hAnsiTheme="majorHAnsi" w:cs="Times New Roman"/>
+        </w:rPr>
+      </w:pPr>
+      <w:r>
+        <w:rPr>
+          <w:rFonts w:asciiTheme="majorHAnsi" w:hAnsiTheme="majorHAnsi" w:cs="Times New Roman"/>
+        </w:rPr>
+        <w:t>Creates fast searching.</w:t>
+      </w:r>
+    </w:p>
+    <w:p>
+      <w:pPr>
+        <w:ind w:left="720"/>
+        <w:rPr>
+          <w:rFonts w:asciiTheme="majorHAnsi" w:hAnsiTheme="majorHAnsi" w:cs="Times New Roman"/>
+        </w:rPr>
+      </w:pPr>
+      <w:r>
+        <w:rPr>
+          <w:rFonts w:asciiTheme="majorHAnsi" w:hAnsiTheme="majorHAnsi" w:cs="Times New Roman"/>
+        </w:rPr>
+        <w:t xml:space="preserve">CREATE INDEX </w:t>
+      </w:r>
+      <w:proofErr w:type="spellStart"/>
+      <w:r>
+        <w:rPr>
+          <w:rFonts w:asciiTheme="majorHAnsi" w:hAnsiTheme="majorHAnsi" w:cs="Times New Roman"/>
+        </w:rPr>
+        <w:t>idx_salary</w:t>
+      </w:r>
+      <w:proofErr w:type="spellEnd"/>
+      <w:r>
+        <w:rPr>
+          <w:rFonts w:asciiTheme="majorHAnsi" w:hAnsiTheme="majorHAnsi" w:cs="Times New Roman"/>
+        </w:rPr>
+        <w:t xml:space="preserve"> ON EMP(SALARY);</w:t>
+      </w:r>
+    </w:p>
+    <w:p>
+      <w:pPr>
+        <w:ind w:left="720"/>
+        <w:rPr>
+          <w:rFonts w:asciiTheme="majorHAnsi" w:hAnsiTheme="majorHAnsi" w:cs="Times New Roman"/>
+          <w:b/>
+          <w:bCs/>
+        </w:rPr>
+      </w:pPr>
+      <w:r>
+        <w:rPr>
+          <w:rFonts w:asciiTheme="majorHAnsi" w:hAnsiTheme="majorHAnsi" w:cs="Times New Roman"/>
+          <w:b/>
+          <w:bCs/>
+        </w:rPr>
+        <w:t>2. Avoid SELECT *</w:t>
+      </w:r>
+    </w:p>
+    <w:p>
+      <w:pPr>
+        <w:ind w:left="720"/>
+        <w:rPr>
+          <w:rFonts w:asciiTheme="majorHAnsi" w:hAnsiTheme="majorHAnsi" w:cs="Times New Roman"/>
+        </w:rPr>
+      </w:pPr>
+      <w:r>
+        <w:rPr>
+          <w:rFonts w:asciiTheme="majorHAnsi" w:hAnsiTheme="majorHAnsi" w:cs="Times New Roman"/>
+        </w:rPr>
+        <w:t>Bad:</w:t>
+      </w:r>
+    </w:p>
+    <w:p>
+      <w:pPr>
+        <w:ind w:left="720"/>
+        <w:rPr>
+          <w:rFonts w:asciiTheme="majorHAnsi" w:hAnsiTheme="majorHAnsi" w:cs="Times New Roman"/>
+        </w:rPr>
+      </w:pPr>
+      <w:r>
+        <w:rPr>
+          <w:rFonts w:asciiTheme="majorHAnsi" w:hAnsiTheme="majorHAnsi" w:cs="Times New Roman"/>
+        </w:rPr>
+        <w:t>SELECT * FROM EMP;</w:t>
+      </w:r>
+    </w:p>
+    <w:p>
+      <w:pPr>
+        <w:ind w:left="720"/>
+        <w:rPr>
+          <w:rFonts w:asciiTheme="majorHAnsi" w:hAnsiTheme="majorHAnsi" w:cs="Times New Roman"/>
+        </w:rPr>
+      </w:pPr>
+      <w:r>
+        <w:rPr>
+          <w:rFonts w:asciiTheme="majorHAnsi" w:hAnsiTheme="majorHAnsi" w:cs="Times New Roman"/>
+        </w:rPr>
+        <w:t>Good:</w:t>
+      </w:r>
+    </w:p>
+    <w:p>
+      <w:pPr>
+        <w:ind w:left="720"/>
+        <w:rPr>
+          <w:rFonts w:asciiTheme="majorHAnsi" w:hAnsiTheme="majorHAnsi" w:cs="Times New Roman"/>
+        </w:rPr>
+      </w:pPr>
+      <w:r>
+        <w:rPr>
+          <w:rFonts w:asciiTheme="majorHAnsi" w:hAnsiTheme="majorHAnsi" w:cs="Times New Roman"/>
+        </w:rPr>
+        <w:t>SELECT NAME, SALARY FROM EMP;</w:t>
+      </w:r>
+    </w:p>
+    <w:p>
+      <w:pPr>
+        <w:ind w:left="720"/>
+        <w:rPr>
+          <w:rFonts w:asciiTheme="majorHAnsi" w:hAnsiTheme="majorHAnsi" w:cs="Times New Roman"/>
+          <w:b/>
+          <w:bCs/>
+        </w:rPr>
+      </w:pPr>
+      <w:r>
+        <w:rPr>
+          <w:rFonts w:asciiTheme="majorHAnsi" w:hAnsiTheme="majorHAnsi" w:cs="Times New Roman"/>
+          <w:b/>
+          <w:bCs/>
+        </w:rPr>
+        <w:t>3. Use WHERE condition</w:t>
+      </w:r>
+    </w:p>
+    <w:p>
+      <w:pPr>
+        <w:ind w:left="720"/>
+        <w:rPr>
+          <w:rFonts w:asciiTheme="majorHAnsi" w:hAnsiTheme="majorHAnsi" w:cs="Times New Roman"/>
+        </w:rPr>
+      </w:pPr>
+      <w:r>
+        <w:rPr>
+          <w:rFonts w:asciiTheme="majorHAnsi" w:hAnsiTheme="majorHAnsi" w:cs="Times New Roman"/>
+        </w:rPr>
+        <w:t>Reduces data scan.</w:t>
+      </w:r>
+    </w:p>
+    <w:p>
+      <w:pPr>
+        <w:ind w:left="720"/>
+        <w:rPr>
+          <w:rFonts w:asciiTheme="majorHAnsi" w:hAnsiTheme="majorHAnsi" w:cs="Times New Roman"/>
+          <w:b/>
+          <w:bCs/>
+        </w:rPr>
+      </w:pPr>
+      <w:r>
+        <w:rPr>
+          <w:rFonts w:asciiTheme="majorHAnsi" w:hAnsiTheme="majorHAnsi" w:cs="Times New Roman"/>
+          <w:b/>
+          <w:bCs/>
+        </w:rPr>
+        <w:t>4. Use JOIN instead of subquery (sometimes faster)</w:t>
+      </w:r>
+    </w:p>
+    <w:p>
+      <w:pPr>
+        <w:ind w:left="720"/>
+        <w:rPr>
+          <w:rFonts w:asciiTheme="majorHAnsi" w:hAnsiTheme="majorHAnsi" w:cs="Times New Roman"/>
+          <w:b/>
+          <w:bCs/>
+        </w:rPr>
+      </w:pPr>
+      <w:r>
+        <w:rPr>
+          <w:rFonts w:asciiTheme="majorHAnsi" w:hAnsiTheme="majorHAnsi" w:cs="Times New Roman"/>
+          <w:b/>
+          <w:bCs/>
+        </w:rPr>
+        <w:t>5. Proper data types</w:t>
+      </w:r>
+    </w:p>
+    <w:p>
+      <w:pPr>
+        <w:ind w:left="720"/>
+        <w:rPr>
+          <w:rFonts w:asciiTheme="majorHAnsi" w:hAnsiTheme="majorHAnsi" w:cs="Times New Roman"/>
+        </w:rPr>
+      </w:pPr>
+      <w:r>
+        <w:rPr>
+          <w:rFonts w:ascii="Segoe UI Emoji" w:hAnsi="Segoe UI Emoji" w:cs="Segoe UI Emoji"/>
+        </w:rPr>
+        <w:t>👉</w:t>
+      </w:r>
+      <w:r>
+        <w:rPr>
+          <w:rFonts w:asciiTheme="majorHAnsi" w:hAnsiTheme="majorHAnsi" w:cs="Times New Roman"/>
+        </w:rPr>
+        <w:t xml:space="preserve"> Interview: they only ask </w:t>
+      </w:r>
+      <w:r>
+        <w:rPr>
+          <w:rFonts w:asciiTheme="majorHAnsi" w:hAnsiTheme="majorHAnsi" w:cs="Times New Roman"/>
+          <w:b/>
+          <w:bCs/>
+        </w:rPr>
+        <w:t>“How to improve query performance?”</w:t>
+      </w:r>
+    </w:p>
+    <w:p>
+      <w:pPr>
+        <w:ind w:left="720"/>
+        <w:rPr>
+          <w:rFonts w:asciiTheme="majorHAnsi" w:hAnsiTheme="majorHAnsi" w:cs="Times New Roman"/>
+        </w:rPr>
+      </w:pPr>
+      <w:r>
+        <w:rPr>
+          <w:rFonts w:asciiTheme="majorHAnsi" w:hAnsiTheme="majorHAnsi" w:cs="Times New Roman"/>
+        </w:rPr>
+        <w:t>Answer:</w:t>
+      </w:r>
+    </w:p>
+    <w:p>
+      <w:pPr>
+        <w:ind w:left="720"/>
+        <w:rPr>
+          <w:rFonts w:asciiTheme="majorHAnsi" w:hAnsiTheme="majorHAnsi" w:cs="Times New Roman"/>
+        </w:rPr>
+      </w:pPr>
+      <w:r>
+        <w:rPr>
+          <w:rFonts w:asciiTheme="majorHAnsi" w:hAnsiTheme="majorHAnsi" w:cs="Times New Roman"/>
+        </w:rPr>
+        <w:t>Using indexes, proper joins, filtering, and avoiding unnecessary columns.</w:t>
+      </w:r>
+    </w:p>
+    <w:p>
+      <w:pPr>
+        <w:ind w:left="720"/>
+        <w:rPr>
+          <w:rFonts w:asciiTheme="majorHAnsi" w:hAnsiTheme="majorHAnsi" w:cs="Times New Roman"/>
+        </w:rPr>
+      </w:pPr>
+      <w:r>
+        <w:rPr>
+          <w:rFonts w:asciiTheme="majorHAnsi" w:hAnsiTheme="majorHAnsi" w:cs="Times New Roman"/>
+        </w:rPr>
+        <w:lastRenderedPageBreak/>
+        <w:pict w14:anchorId="216A11C7">
           <v:rect id="_x0000_i1095" style="width:0;height:1.5pt" o:hralign="center" o:hrstd="t" o:hr="t" fillcolor="#a0a0a0" stroked="f"/>
         </w:pict>
       </w:r>
@@ -19700,7 +21819,7 @@
           <w:b/>
           <w:bCs/>
         </w:rPr>
-        <w:t>5️</w:t>
+        <w:t>6️</w:t>
       </w:r>
       <w:r>
         <w:rPr>
@@ -19716,29 +21835,29 @@
           <w:b/>
           <w:bCs/>
         </w:rPr>
-        <w:t xml:space="preserve"> SQL PERFORMANCE TUNING</w:t>
-      </w:r>
-    </w:p>
-    <w:p>
-      <w:pPr>
-        <w:ind w:left="720"/>
-        <w:rPr>
-          <w:rFonts w:asciiTheme="majorHAnsi" w:hAnsiTheme="majorHAnsi" w:cs="Times New Roman"/>
-        </w:rPr>
-      </w:pPr>
-      <w:r>
-        <w:rPr>
-          <w:rFonts w:asciiTheme="majorHAnsi" w:hAnsiTheme="majorHAnsi" w:cs="Times New Roman"/>
-        </w:rPr>
-        <w:t xml:space="preserve">Means </w:t>
-      </w:r>
-      <w:r>
-        <w:rPr>
-          <w:rFonts w:asciiTheme="majorHAnsi" w:hAnsiTheme="majorHAnsi" w:cs="Times New Roman"/>
-          <w:b/>
-          <w:bCs/>
-        </w:rPr>
-        <w:t>making queries faster</w:t>
+        <w:t xml:space="preserve"> SQL TRANSACTIONS</w:t>
+      </w:r>
+    </w:p>
+    <w:p>
+      <w:pPr>
+        <w:ind w:left="720"/>
+        <w:rPr>
+          <w:rFonts w:asciiTheme="majorHAnsi" w:hAnsiTheme="majorHAnsi" w:cs="Times New Roman"/>
+        </w:rPr>
+      </w:pPr>
+      <w:r>
+        <w:rPr>
+          <w:rFonts w:asciiTheme="majorHAnsi" w:hAnsiTheme="majorHAnsi" w:cs="Times New Roman"/>
+        </w:rPr>
+        <w:t xml:space="preserve">A transaction = </w:t>
+      </w:r>
+      <w:r>
+        <w:rPr>
+          <w:rFonts w:asciiTheme="majorHAnsi" w:hAnsiTheme="majorHAnsi" w:cs="Times New Roman"/>
+          <w:b/>
+          <w:bCs/>
+        </w:rPr>
+        <w:t>group of queries executed as one unit</w:t>
       </w:r>
       <w:r>
         <w:rPr>
@@ -19752,397 +21871,37 @@
         <w:ind w:left="720"/>
         <w:rPr>
           <w:rFonts w:asciiTheme="majorHAnsi" w:hAnsiTheme="majorHAnsi" w:cs="Times New Roman"/>
-          <w:b/>
-          <w:bCs/>
-        </w:rPr>
-      </w:pPr>
-      <w:r>
-        <w:rPr>
-          <w:rFonts w:asciiTheme="majorHAnsi" w:hAnsiTheme="majorHAnsi" w:cs="Times New Roman"/>
-          <w:b/>
-          <w:bCs/>
-        </w:rPr>
-        <w:t>Common methods</w:t>
-      </w:r>
-    </w:p>
-    <w:p>
-      <w:pPr>
-        <w:ind w:left="720"/>
-        <w:rPr>
-          <w:rFonts w:asciiTheme="majorHAnsi" w:hAnsiTheme="majorHAnsi" w:cs="Times New Roman"/>
-          <w:b/>
-          <w:bCs/>
-        </w:rPr>
-      </w:pPr>
-      <w:r>
-        <w:rPr>
-          <w:rFonts w:asciiTheme="majorHAnsi" w:hAnsiTheme="majorHAnsi" w:cs="Times New Roman"/>
-          <w:b/>
-          <w:bCs/>
-        </w:rPr>
-        <w:t>1. Index</w:t>
-      </w:r>
-    </w:p>
-    <w:p>
-      <w:pPr>
-        <w:ind w:left="720"/>
-        <w:rPr>
-          <w:rFonts w:asciiTheme="majorHAnsi" w:hAnsiTheme="majorHAnsi" w:cs="Times New Roman"/>
-        </w:rPr>
-      </w:pPr>
-      <w:r>
-        <w:rPr>
-          <w:rFonts w:asciiTheme="majorHAnsi" w:hAnsiTheme="majorHAnsi" w:cs="Times New Roman"/>
-        </w:rPr>
-        <w:t>Creates fast searching.</w:t>
-      </w:r>
-    </w:p>
-    <w:p>
-      <w:pPr>
-        <w:ind w:left="720"/>
-        <w:rPr>
-          <w:rFonts w:asciiTheme="majorHAnsi" w:hAnsiTheme="majorHAnsi" w:cs="Times New Roman"/>
-        </w:rPr>
-      </w:pPr>
-      <w:r>
-        <w:rPr>
-          <w:rFonts w:asciiTheme="majorHAnsi" w:hAnsiTheme="majorHAnsi" w:cs="Times New Roman"/>
-        </w:rPr>
-        <w:t xml:space="preserve">CREATE INDEX </w:t>
-      </w:r>
-      <w:proofErr w:type="spellStart"/>
-      <w:r>
-        <w:rPr>
-          <w:rFonts w:asciiTheme="majorHAnsi" w:hAnsiTheme="majorHAnsi" w:cs="Times New Roman"/>
-        </w:rPr>
-        <w:t>idx_salary</w:t>
-      </w:r>
-      <w:proofErr w:type="spellEnd"/>
-      <w:r>
-        <w:rPr>
-          <w:rFonts w:asciiTheme="majorHAnsi" w:hAnsiTheme="majorHAnsi" w:cs="Times New Roman"/>
-        </w:rPr>
-        <w:t xml:space="preserve"> ON EMP(SALARY);</w:t>
-      </w:r>
-    </w:p>
-    <w:p>
-      <w:pPr>
-        <w:ind w:left="720"/>
-        <w:rPr>
-          <w:rFonts w:asciiTheme="majorHAnsi" w:hAnsiTheme="majorHAnsi" w:cs="Times New Roman"/>
-          <w:b/>
-          <w:bCs/>
-        </w:rPr>
-      </w:pPr>
-      <w:r>
-        <w:rPr>
-          <w:rFonts w:asciiTheme="majorHAnsi" w:hAnsiTheme="majorHAnsi" w:cs="Times New Roman"/>
-          <w:b/>
-          <w:bCs/>
-        </w:rPr>
-        <w:t>2. Avoid SELECT *</w:t>
-      </w:r>
-    </w:p>
-    <w:p>
-      <w:pPr>
-        <w:ind w:left="720"/>
-        <w:rPr>
-          <w:rFonts w:asciiTheme="majorHAnsi" w:hAnsiTheme="majorHAnsi" w:cs="Times New Roman"/>
-        </w:rPr>
-      </w:pPr>
-      <w:r>
-        <w:rPr>
-          <w:rFonts w:asciiTheme="majorHAnsi" w:hAnsiTheme="majorHAnsi" w:cs="Times New Roman"/>
-        </w:rPr>
-        <w:t>Bad:</w:t>
-      </w:r>
-    </w:p>
-    <w:p>
-      <w:pPr>
-        <w:ind w:left="720"/>
-        <w:rPr>
-          <w:rFonts w:asciiTheme="majorHAnsi" w:hAnsiTheme="majorHAnsi" w:cs="Times New Roman"/>
-        </w:rPr>
-      </w:pPr>
-      <w:r>
-        <w:rPr>
-          <w:rFonts w:asciiTheme="majorHAnsi" w:hAnsiTheme="majorHAnsi" w:cs="Times New Roman"/>
-        </w:rPr>
-        <w:t>SELECT * FROM EMP;</w:t>
-      </w:r>
-    </w:p>
-    <w:p>
-      <w:pPr>
-        <w:ind w:left="720"/>
-        <w:rPr>
-          <w:rFonts w:asciiTheme="majorHAnsi" w:hAnsiTheme="majorHAnsi" w:cs="Times New Roman"/>
-        </w:rPr>
-      </w:pPr>
-      <w:r>
-        <w:rPr>
-          <w:rFonts w:asciiTheme="majorHAnsi" w:hAnsiTheme="majorHAnsi" w:cs="Times New Roman"/>
-        </w:rPr>
-        <w:t>Good:</w:t>
-      </w:r>
-    </w:p>
-    <w:p>
-      <w:pPr>
-        <w:ind w:left="720"/>
-        <w:rPr>
-          <w:rFonts w:asciiTheme="majorHAnsi" w:hAnsiTheme="majorHAnsi" w:cs="Times New Roman"/>
-        </w:rPr>
-      </w:pPr>
-      <w:r>
-        <w:rPr>
-          <w:rFonts w:asciiTheme="majorHAnsi" w:hAnsiTheme="majorHAnsi" w:cs="Times New Roman"/>
-        </w:rPr>
-        <w:t>SELECT NAME, SALARY FROM EMP;</w:t>
-      </w:r>
-    </w:p>
-    <w:p>
-      <w:pPr>
-        <w:ind w:left="720"/>
-        <w:rPr>
-          <w:rFonts w:asciiTheme="majorHAnsi" w:hAnsiTheme="majorHAnsi" w:cs="Times New Roman"/>
-          <w:b/>
-          <w:bCs/>
-        </w:rPr>
-      </w:pPr>
-      <w:r>
-        <w:rPr>
-          <w:rFonts w:asciiTheme="majorHAnsi" w:hAnsiTheme="majorHAnsi" w:cs="Times New Roman"/>
-          <w:b/>
-          <w:bCs/>
-        </w:rPr>
-        <w:t>3. Use WHERE condition</w:t>
-      </w:r>
-    </w:p>
-    <w:p>
-      <w:pPr>
-        <w:ind w:left="720"/>
-        <w:rPr>
-          <w:rFonts w:asciiTheme="majorHAnsi" w:hAnsiTheme="majorHAnsi" w:cs="Times New Roman"/>
-        </w:rPr>
-      </w:pPr>
-      <w:r>
-        <w:rPr>
-          <w:rFonts w:asciiTheme="majorHAnsi" w:hAnsiTheme="majorHAnsi" w:cs="Times New Roman"/>
-        </w:rPr>
-        <w:t>Reduces data scan.</w:t>
-      </w:r>
-    </w:p>
-    <w:p>
-      <w:pPr>
-        <w:ind w:left="720"/>
-        <w:rPr>
-          <w:rFonts w:asciiTheme="majorHAnsi" w:hAnsiTheme="majorHAnsi" w:cs="Times New Roman"/>
-          <w:b/>
-          <w:bCs/>
-        </w:rPr>
-      </w:pPr>
-      <w:r>
-        <w:rPr>
-          <w:rFonts w:asciiTheme="majorHAnsi" w:hAnsiTheme="majorHAnsi" w:cs="Times New Roman"/>
-          <w:b/>
-          <w:bCs/>
-        </w:rPr>
-        <w:t>4. Use JOIN instead of subquery (sometimes faster)</w:t>
-      </w:r>
-    </w:p>
-    <w:p>
-      <w:pPr>
-        <w:ind w:left="720"/>
-        <w:rPr>
-          <w:rFonts w:asciiTheme="majorHAnsi" w:hAnsiTheme="majorHAnsi" w:cs="Times New Roman"/>
-          <w:b/>
-          <w:bCs/>
-        </w:rPr>
-      </w:pPr>
-      <w:r>
-        <w:rPr>
-          <w:rFonts w:asciiTheme="majorHAnsi" w:hAnsiTheme="majorHAnsi" w:cs="Times New Roman"/>
-          <w:b/>
-          <w:bCs/>
-        </w:rPr>
-        <w:t>5. Proper data types</w:t>
-      </w:r>
-    </w:p>
-    <w:p>
-      <w:pPr>
-        <w:ind w:left="720"/>
-        <w:rPr>
-          <w:rFonts w:asciiTheme="majorHAnsi" w:hAnsiTheme="majorHAnsi" w:cs="Times New Roman"/>
-        </w:rPr>
-      </w:pPr>
-      <w:r>
-        <w:rPr>
-          <w:rFonts w:ascii="Segoe UI Emoji" w:hAnsi="Segoe UI Emoji" w:cs="Segoe UI Emoji"/>
-        </w:rPr>
-        <w:t>👉</w:t>
-      </w:r>
-      <w:r>
-        <w:rPr>
-          <w:rFonts w:asciiTheme="majorHAnsi" w:hAnsiTheme="majorHAnsi" w:cs="Times New Roman"/>
-        </w:rPr>
-        <w:t xml:space="preserve"> Interview: they only ask </w:t>
-      </w:r>
-      <w:r>
-        <w:rPr>
-          <w:rFonts w:asciiTheme="majorHAnsi" w:hAnsiTheme="majorHAnsi" w:cs="Times New Roman"/>
-          <w:b/>
-          <w:bCs/>
-        </w:rPr>
-        <w:t>“How to improve query performance?”</w:t>
-      </w:r>
-    </w:p>
-    <w:p>
-      <w:pPr>
-        <w:ind w:left="720"/>
-        <w:rPr>
-          <w:rFonts w:asciiTheme="majorHAnsi" w:hAnsiTheme="majorHAnsi" w:cs="Times New Roman"/>
-        </w:rPr>
-      </w:pPr>
-      <w:r>
-        <w:rPr>
-          <w:rFonts w:asciiTheme="majorHAnsi" w:hAnsiTheme="majorHAnsi" w:cs="Times New Roman"/>
-        </w:rPr>
-        <w:t>Answer:</w:t>
-      </w:r>
-    </w:p>
-    <w:p>
-      <w:pPr>
-        <w:ind w:left="720"/>
-        <w:rPr>
-          <w:rFonts w:asciiTheme="majorHAnsi" w:hAnsiTheme="majorHAnsi" w:cs="Times New Roman"/>
-        </w:rPr>
-      </w:pPr>
-      <w:r>
-        <w:rPr>
-          <w:rFonts w:asciiTheme="majorHAnsi" w:hAnsiTheme="majorHAnsi" w:cs="Times New Roman"/>
-        </w:rPr>
-        <w:t>Using indexes, proper joins, filtering, and avoiding unnecessary columns.</w:t>
-      </w:r>
-    </w:p>
-    <w:p>
-      <w:pPr>
-        <w:ind w:left="720"/>
-        <w:rPr>
-          <w:rFonts w:asciiTheme="majorHAnsi" w:hAnsiTheme="majorHAnsi" w:cs="Times New Roman"/>
-        </w:rPr>
-      </w:pPr>
-      <w:r>
-        <w:rPr>
-          <w:rFonts w:asciiTheme="majorHAnsi" w:hAnsiTheme="majorHAnsi" w:cs="Times New Roman"/>
-        </w:rPr>
-        <w:pict w14:anchorId="216A11C7">
-          <v:rect id="_x0000_i1096" style="width:0;height:1.5pt" o:hralign="center" o:hrstd="t" o:hr="t" fillcolor="#a0a0a0" stroked="f"/>
-        </w:pict>
-      </w:r>
-    </w:p>
-    <w:p>
-      <w:pPr>
-        <w:ind w:left="720"/>
-        <w:rPr>
-          <w:rFonts w:asciiTheme="majorHAnsi" w:hAnsiTheme="majorHAnsi" w:cs="Times New Roman"/>
-          <w:b/>
-          <w:bCs/>
-        </w:rPr>
-      </w:pPr>
-      <w:r>
-        <w:rPr>
-          <w:rFonts w:asciiTheme="majorHAnsi" w:hAnsiTheme="majorHAnsi" w:cs="Times New Roman"/>
-          <w:b/>
-          <w:bCs/>
-        </w:rPr>
-        <w:t>6️</w:t>
+        </w:rPr>
+      </w:pPr>
+      <w:r>
+        <w:rPr>
+          <w:rFonts w:asciiTheme="majorHAnsi" w:hAnsiTheme="majorHAnsi" w:cs="Times New Roman"/>
+        </w:rPr>
+        <w:t>Either:</w:t>
+      </w:r>
+      <w:r>
+        <w:rPr>
+          <w:rFonts w:asciiTheme="majorHAnsi" w:hAnsiTheme="majorHAnsi" w:cs="Times New Roman"/>
+        </w:rPr>
+        <w:br/>
       </w:r>
       <w:r>
         <w:rPr>
           <w:rFonts w:ascii="Segoe UI Symbol" w:hAnsi="Segoe UI Symbol" w:cs="Segoe UI Symbol"/>
-          <w:b/>
-          <w:bCs/>
-        </w:rPr>
-        <w:t>⃣</w:t>
-      </w:r>
-      <w:r>
-        <w:rPr>
-          <w:rFonts w:asciiTheme="majorHAnsi" w:hAnsiTheme="majorHAnsi" w:cs="Times New Roman"/>
-          <w:b/>
-          <w:bCs/>
-        </w:rPr>
-        <w:t xml:space="preserve"> SQL TRANSACTIONS</w:t>
-      </w:r>
-    </w:p>
-    <w:p>
-      <w:pPr>
-        <w:ind w:left="720"/>
-        <w:rPr>
-          <w:rFonts w:asciiTheme="majorHAnsi" w:hAnsiTheme="majorHAnsi" w:cs="Times New Roman"/>
-        </w:rPr>
-      </w:pPr>
-      <w:r>
-        <w:rPr>
-          <w:rFonts w:asciiTheme="majorHAnsi" w:hAnsiTheme="majorHAnsi" w:cs="Times New Roman"/>
-        </w:rPr>
-        <w:t xml:space="preserve">A transaction = </w:t>
-      </w:r>
-      <w:r>
-        <w:rPr>
-          <w:rFonts w:asciiTheme="majorHAnsi" w:hAnsiTheme="majorHAnsi" w:cs="Times New Roman"/>
-          <w:b/>
-          <w:bCs/>
-        </w:rPr>
-        <w:t>group of queries executed as one unit</w:t>
-      </w:r>
-      <w:r>
-        <w:rPr>
-          <w:rFonts w:asciiTheme="majorHAnsi" w:hAnsiTheme="majorHAnsi" w:cs="Times New Roman"/>
-        </w:rPr>
-        <w:t>.</w:t>
-      </w:r>
-    </w:p>
-    <w:p>
-      <w:pPr>
-        <w:ind w:left="720"/>
-        <w:rPr>
-          <w:rFonts w:asciiTheme="majorHAnsi" w:hAnsiTheme="majorHAnsi" w:cs="Times New Roman"/>
-        </w:rPr>
-      </w:pPr>
-      <w:r>
-        <w:rPr>
-          <w:rFonts w:asciiTheme="majorHAnsi" w:hAnsiTheme="majorHAnsi" w:cs="Times New Roman"/>
-        </w:rPr>
-        <w:t>Either:</w:t>
+        </w:rPr>
+        <w:t>✔</w:t>
+      </w:r>
+      <w:r>
+        <w:rPr>
+          <w:rFonts w:asciiTheme="majorHAnsi" w:hAnsiTheme="majorHAnsi" w:cs="Times New Roman"/>
+        </w:rPr>
+        <w:t xml:space="preserve"> All succeed</w:t>
       </w:r>
       <w:r>
         <w:rPr>
           <w:rFonts w:asciiTheme="majorHAnsi" w:hAnsiTheme="majorHAnsi" w:cs="Times New Roman"/>
         </w:rPr>
         <w:br/>
-      </w:r>
-      <w:r>
-        <w:rPr>
-          <w:rFonts w:ascii="Segoe UI Symbol" w:hAnsi="Segoe UI Symbol" w:cs="Segoe UI Symbol"/>
-        </w:rPr>
-        <w:t>✔</w:t>
-      </w:r>
-      <w:r>
-        <w:rPr>
-          <w:rFonts w:asciiTheme="majorHAnsi" w:hAnsiTheme="majorHAnsi" w:cs="Times New Roman"/>
-        </w:rPr>
-        <w:t xml:space="preserve"> All succeed</w:t>
-      </w:r>
-      <w:r>
-        <w:rPr>
-          <w:rFonts w:asciiTheme="majorHAnsi" w:hAnsiTheme="majorHAnsi" w:cs="Times New Roman"/>
-        </w:rPr>
-        <w:br/>
-      </w:r>
-      <w:r>
-        <w:rPr>
-          <w:rFonts w:asciiTheme="majorHAnsi" w:hAnsiTheme="majorHAnsi" w:cs="Times New Roman"/>
-        </w:rPr>
-        <w:lastRenderedPageBreak/>
         <w:t>OR</w:t>
       </w:r>
       <w:r>
@@ -20358,7 +22117,7 @@
           <w:rFonts w:asciiTheme="majorHAnsi" w:hAnsiTheme="majorHAnsi" w:cs="Times New Roman"/>
         </w:rPr>
         <w:pict w14:anchorId="7D38B876">
-          <v:rect id="_x0000_i1097" style="width:0;height:1.5pt" o:hralign="center" o:hrstd="t" o:hr="t" fillcolor="#a0a0a0" stroked="f"/>
+          <v:rect id="_x0000_i1096" style="width:0;height:1.5pt" o:hralign="center" o:hrstd="t" o:hr="t" fillcolor="#a0a0a0" stroked="f"/>
         </w:pict>
       </w:r>
     </w:p>
@@ -20713,12 +22472,53 @@
           <w:bCs/>
         </w:rPr>
       </w:pPr>
-      <w:r>
-        <w:rPr>
-          <w:rFonts w:asciiTheme="majorHAnsi" w:hAnsiTheme="majorHAnsi" w:cs="Times New Roman"/>
-          <w:b/>
-          <w:bCs/>
-        </w:rPr>
+    </w:p>
+    <w:p>
+      <w:pPr>
+        <w:ind w:left="720"/>
+        <w:rPr>
+          <w:rFonts w:asciiTheme="majorHAnsi" w:hAnsiTheme="majorHAnsi" w:cs="Times New Roman"/>
+          <w:b/>
+          <w:bCs/>
+        </w:rPr>
+      </w:pPr>
+    </w:p>
+    <w:p>
+      <w:pPr>
+        <w:ind w:left="720"/>
+        <w:rPr>
+          <w:rFonts w:asciiTheme="majorHAnsi" w:hAnsiTheme="majorHAnsi" w:cs="Times New Roman"/>
+          <w:b/>
+          <w:bCs/>
+        </w:rPr>
+      </w:pPr>
+    </w:p>
+    <w:p>
+      <w:pPr>
+        <w:ind w:left="720"/>
+        <w:rPr>
+          <w:rFonts w:asciiTheme="majorHAnsi" w:hAnsiTheme="majorHAnsi" w:cs="Times New Roman"/>
+          <w:b/>
+          <w:bCs/>
+        </w:rPr>
+      </w:pPr>
+    </w:p>
+    <w:p>
+      <w:pPr>
+        <w:ind w:left="720"/>
+        <w:rPr>
+          <w:rFonts w:asciiTheme="majorHAnsi" w:hAnsiTheme="majorHAnsi" w:cs="Times New Roman"/>
+          <w:b/>
+          <w:bCs/>
+        </w:rPr>
+      </w:pPr>
+      <w:r>
+        <w:rPr>
+          <w:rFonts w:asciiTheme="majorHAnsi" w:hAnsiTheme="majorHAnsi" w:cs="Times New Roman"/>
+          <w:b/>
+          <w:bCs/>
+        </w:rPr>
+        <w:lastRenderedPageBreak/>
         <w:t>1) SELECT</w:t>
       </w:r>
     </w:p>
@@ -20801,6 +22601,91 @@
           <w:rFonts w:asciiTheme="majorHAnsi" w:hAnsiTheme="majorHAnsi" w:cs="Times New Roman"/>
         </w:rPr>
         <w:pict w14:anchorId="07D0D709">
+          <v:rect id="_x0000_i1097" style="width:0;height:1.5pt" o:hralign="center" o:hrstd="t" o:hr="t" fillcolor="#a0a0a0" stroked="f"/>
+        </w:pict>
+      </w:r>
+    </w:p>
+    <w:p>
+      <w:pPr>
+        <w:ind w:left="720"/>
+        <w:rPr>
+          <w:rFonts w:asciiTheme="majorHAnsi" w:hAnsiTheme="majorHAnsi" w:cs="Times New Roman"/>
+          <w:b/>
+          <w:bCs/>
+        </w:rPr>
+      </w:pPr>
+      <w:r>
+        <w:rPr>
+          <w:rFonts w:asciiTheme="majorHAnsi" w:hAnsiTheme="majorHAnsi" w:cs="Times New Roman"/>
+          <w:b/>
+          <w:bCs/>
+        </w:rPr>
+        <w:t>2) FROM</w:t>
+      </w:r>
+    </w:p>
+    <w:p>
+      <w:pPr>
+        <w:ind w:left="720"/>
+        <w:rPr>
+          <w:rFonts w:asciiTheme="majorHAnsi" w:hAnsiTheme="majorHAnsi" w:cs="Times New Roman"/>
+        </w:rPr>
+      </w:pPr>
+      <w:r>
+        <w:rPr>
+          <w:rFonts w:asciiTheme="majorHAnsi" w:hAnsiTheme="majorHAnsi" w:cs="Times New Roman"/>
+          <w:b/>
+          <w:bCs/>
+        </w:rPr>
+        <w:t>Definition:</w:t>
+      </w:r>
+      <w:r>
+        <w:rPr>
+          <w:rFonts w:asciiTheme="majorHAnsi" w:hAnsiTheme="majorHAnsi" w:cs="Times New Roman"/>
+        </w:rPr>
+        <w:br/>
+        <w:t xml:space="preserve">Specifies </w:t>
+      </w:r>
+      <w:r>
+        <w:rPr>
+          <w:rFonts w:asciiTheme="majorHAnsi" w:hAnsiTheme="majorHAnsi" w:cs="Times New Roman"/>
+          <w:b/>
+          <w:bCs/>
+        </w:rPr>
+        <w:t>which table the data should be taken from</w:t>
+      </w:r>
+      <w:r>
+        <w:rPr>
+          <w:rFonts w:asciiTheme="majorHAnsi" w:hAnsiTheme="majorHAnsi" w:cs="Times New Roman"/>
+        </w:rPr>
+        <w:t>.</w:t>
+      </w:r>
+    </w:p>
+    <w:p>
+      <w:pPr>
+        <w:ind w:left="720"/>
+        <w:rPr>
+          <w:rFonts w:asciiTheme="majorHAnsi" w:hAnsiTheme="majorHAnsi" w:cs="Times New Roman"/>
+        </w:rPr>
+      </w:pPr>
+      <w:r>
+        <w:rPr>
+          <w:rFonts w:asciiTheme="majorHAnsi" w:hAnsiTheme="majorHAnsi" w:cs="Times New Roman"/>
+        </w:rPr>
+        <w:t>SELECT name FROM students;</w:t>
+      </w:r>
+    </w:p>
+    <w:p>
+      <w:pPr>
+        <w:ind w:left="720"/>
+        <w:rPr>
+          <w:rFonts w:asciiTheme="majorHAnsi" w:hAnsiTheme="majorHAnsi" w:cs="Times New Roman"/>
+        </w:rPr>
+      </w:pPr>
+      <w:r>
+        <w:rPr>
+          <w:rFonts w:asciiTheme="majorHAnsi" w:hAnsiTheme="majorHAnsi" w:cs="Times New Roman"/>
+        </w:rPr>
+        <w:pict w14:anchorId="71D61FE0">
           <v:rect id="_x0000_i1098" style="width:0;height:1.5pt" o:hralign="center" o:hrstd="t" o:hr="t" fillcolor="#a0a0a0" stroked="f"/>
         </w:pict>
       </w:r>
@@ -20820,8 +22705,18 @@
           <w:b/>
           <w:bCs/>
         </w:rPr>
-        <w:t>2) FROM</w:t>
-      </w:r>
+        <w:t xml:space="preserve">3) </w:t>
+      </w:r>
+      <w:proofErr w:type="gramStart"/>
+      <w:r>
+        <w:rPr>
+          <w:rFonts w:asciiTheme="majorHAnsi" w:hAnsiTheme="majorHAnsi" w:cs="Times New Roman"/>
+          <w:b/>
+          <w:bCs/>
+        </w:rPr>
+        <w:t>WHERE</w:t>
+      </w:r>
+      <w:proofErr w:type="gramEnd"/>
     </w:p>
     <w:p>
       <w:pPr>
@@ -20843,50 +22738,56 @@
           <w:rFonts w:asciiTheme="majorHAnsi" w:hAnsiTheme="majorHAnsi" w:cs="Times New Roman"/>
         </w:rPr>
         <w:br/>
-        <w:t xml:space="preserve">Specifies </w:t>
-      </w:r>
-      <w:r>
-        <w:rPr>
-          <w:rFonts w:asciiTheme="majorHAnsi" w:hAnsiTheme="majorHAnsi" w:cs="Times New Roman"/>
-          <w:b/>
-          <w:bCs/>
-        </w:rPr>
-        <w:t>which table the data should be taken from</w:t>
-      </w:r>
-      <w:r>
-        <w:rPr>
-          <w:rFonts w:asciiTheme="majorHAnsi" w:hAnsiTheme="majorHAnsi" w:cs="Times New Roman"/>
-        </w:rPr>
-        <w:t>.</w:t>
-      </w:r>
-    </w:p>
-    <w:p>
-      <w:pPr>
-        <w:ind w:left="720"/>
-        <w:rPr>
-          <w:rFonts w:asciiTheme="majorHAnsi" w:hAnsiTheme="majorHAnsi" w:cs="Times New Roman"/>
-        </w:rPr>
-      </w:pPr>
-      <w:r>
-        <w:rPr>
-          <w:rFonts w:asciiTheme="majorHAnsi" w:hAnsiTheme="majorHAnsi" w:cs="Times New Roman"/>
-        </w:rPr>
-        <w:lastRenderedPageBreak/>
-        <w:t>SELECT name FROM students;</w:t>
-      </w:r>
-    </w:p>
-    <w:p>
-      <w:pPr>
-        <w:ind w:left="720"/>
-        <w:rPr>
-          <w:rFonts w:asciiTheme="majorHAnsi" w:hAnsiTheme="majorHAnsi" w:cs="Times New Roman"/>
-        </w:rPr>
-      </w:pPr>
-      <w:r>
-        <w:rPr>
-          <w:rFonts w:asciiTheme="majorHAnsi" w:hAnsiTheme="majorHAnsi" w:cs="Times New Roman"/>
-        </w:rPr>
-        <w:pict w14:anchorId="71D61FE0">
+        <w:t xml:space="preserve">Used to </w:t>
+      </w:r>
+      <w:r>
+        <w:rPr>
+          <w:rFonts w:asciiTheme="majorHAnsi" w:hAnsiTheme="majorHAnsi" w:cs="Times New Roman"/>
+          <w:b/>
+          <w:bCs/>
+        </w:rPr>
+        <w:t>filter rows based on a condition</w:t>
+      </w:r>
+      <w:r>
+        <w:rPr>
+          <w:rFonts w:asciiTheme="majorHAnsi" w:hAnsiTheme="majorHAnsi" w:cs="Times New Roman"/>
+        </w:rPr>
+        <w:t xml:space="preserve"> (only required records will come).</w:t>
+      </w:r>
+    </w:p>
+    <w:p>
+      <w:pPr>
+        <w:ind w:left="720"/>
+        <w:rPr>
+          <w:rFonts w:asciiTheme="majorHAnsi" w:hAnsiTheme="majorHAnsi" w:cs="Times New Roman"/>
+        </w:rPr>
+      </w:pPr>
+      <w:r>
+        <w:rPr>
+          <w:rFonts w:asciiTheme="majorHAnsi" w:hAnsiTheme="majorHAnsi" w:cs="Times New Roman"/>
+        </w:rPr>
+        <w:t>SELECT * FROM students</w:t>
+      </w:r>
+      <w:r>
+        <w:rPr>
+          <w:rFonts w:asciiTheme="majorHAnsi" w:hAnsiTheme="majorHAnsi" w:cs="Times New Roman"/>
+        </w:rPr>
+        <w:br/>
+        <w:t>WHERE age &gt; 20;</w:t>
+      </w:r>
+    </w:p>
+    <w:p>
+      <w:pPr>
+        <w:ind w:left="720"/>
+        <w:rPr>
+          <w:rFonts w:asciiTheme="majorHAnsi" w:hAnsiTheme="majorHAnsi" w:cs="Times New Roman"/>
+        </w:rPr>
+      </w:pPr>
+      <w:r>
+        <w:rPr>
+          <w:rFonts w:asciiTheme="majorHAnsi" w:hAnsiTheme="majorHAnsi" w:cs="Times New Roman"/>
+        </w:rPr>
+        <w:pict w14:anchorId="3E91C9A3">
           <v:rect id="_x0000_i1099" style="width:0;height:1.5pt" o:hralign="center" o:hrstd="t" o:hr="t" fillcolor="#a0a0a0" stroked="f"/>
         </w:pict>
       </w:r>
@@ -20906,18 +22807,93 @@
           <w:b/>
           <w:bCs/>
         </w:rPr>
-        <w:t xml:space="preserve">3) </w:t>
-      </w:r>
-      <w:proofErr w:type="gramStart"/>
-      <w:r>
-        <w:rPr>
-          <w:rFonts w:asciiTheme="majorHAnsi" w:hAnsiTheme="majorHAnsi" w:cs="Times New Roman"/>
-          <w:b/>
-          <w:bCs/>
-        </w:rPr>
-        <w:t>WHERE</w:t>
-      </w:r>
-      <w:proofErr w:type="gramEnd"/>
+        <w:t>4) DISTINCT</w:t>
+      </w:r>
+    </w:p>
+    <w:p>
+      <w:pPr>
+        <w:ind w:left="720"/>
+        <w:rPr>
+          <w:rFonts w:asciiTheme="majorHAnsi" w:hAnsiTheme="majorHAnsi" w:cs="Times New Roman"/>
+        </w:rPr>
+      </w:pPr>
+      <w:r>
+        <w:rPr>
+          <w:rFonts w:asciiTheme="majorHAnsi" w:hAnsiTheme="majorHAnsi" w:cs="Times New Roman"/>
+          <w:b/>
+          <w:bCs/>
+        </w:rPr>
+        <w:t>Definition:</w:t>
+      </w:r>
+      <w:r>
+        <w:rPr>
+          <w:rFonts w:asciiTheme="majorHAnsi" w:hAnsiTheme="majorHAnsi" w:cs="Times New Roman"/>
+        </w:rPr>
+        <w:br/>
+        <w:t xml:space="preserve">Removes </w:t>
+      </w:r>
+      <w:r>
+        <w:rPr>
+          <w:rFonts w:asciiTheme="majorHAnsi" w:hAnsiTheme="majorHAnsi" w:cs="Times New Roman"/>
+          <w:b/>
+          <w:bCs/>
+        </w:rPr>
+        <w:t>duplicate values</w:t>
+      </w:r>
+      <w:r>
+        <w:rPr>
+          <w:rFonts w:asciiTheme="majorHAnsi" w:hAnsiTheme="majorHAnsi" w:cs="Times New Roman"/>
+        </w:rPr>
+        <w:t xml:space="preserve"> and shows only unique records.</w:t>
+      </w:r>
+    </w:p>
+    <w:p>
+      <w:pPr>
+        <w:ind w:left="720"/>
+        <w:rPr>
+          <w:rFonts w:asciiTheme="majorHAnsi" w:hAnsiTheme="majorHAnsi" w:cs="Times New Roman"/>
+        </w:rPr>
+      </w:pPr>
+      <w:r>
+        <w:rPr>
+          <w:rFonts w:asciiTheme="majorHAnsi" w:hAnsiTheme="majorHAnsi" w:cs="Times New Roman"/>
+        </w:rPr>
+        <w:t>SELECT DISTINCT city FROM students;</w:t>
+      </w:r>
+    </w:p>
+    <w:p>
+      <w:pPr>
+        <w:ind w:left="720"/>
+        <w:rPr>
+          <w:rFonts w:asciiTheme="majorHAnsi" w:hAnsiTheme="majorHAnsi" w:cs="Times New Roman"/>
+        </w:rPr>
+      </w:pPr>
+      <w:r>
+        <w:rPr>
+          <w:rFonts w:asciiTheme="majorHAnsi" w:hAnsiTheme="majorHAnsi" w:cs="Times New Roman"/>
+        </w:rPr>
+        <w:pict w14:anchorId="79F15664">
+          <v:rect id="_x0000_i1100" style="width:0;height:1.5pt" o:hralign="center" o:hrstd="t" o:hr="t" fillcolor="#a0a0a0" stroked="f"/>
+        </w:pict>
+      </w:r>
+    </w:p>
+    <w:p>
+      <w:pPr>
+        <w:ind w:left="720"/>
+        <w:rPr>
+          <w:rFonts w:asciiTheme="majorHAnsi" w:hAnsiTheme="majorHAnsi" w:cs="Times New Roman"/>
+          <w:b/>
+          <w:bCs/>
+        </w:rPr>
+      </w:pPr>
+      <w:r>
+        <w:rPr>
+          <w:rFonts w:asciiTheme="majorHAnsi" w:hAnsiTheme="majorHAnsi" w:cs="Times New Roman"/>
+          <w:b/>
+          <w:bCs/>
+        </w:rPr>
+        <w:t>5) ORDER BY</w:t>
+      </w:r>
     </w:p>
     <w:p>
       <w:pPr>
@@ -20947,13 +22923,13 @@
           <w:b/>
           <w:bCs/>
         </w:rPr>
-        <w:t>filter rows based on a condition</w:t>
-      </w:r>
-      <w:r>
-        <w:rPr>
-          <w:rFonts w:asciiTheme="majorHAnsi" w:hAnsiTheme="majorHAnsi" w:cs="Times New Roman"/>
-        </w:rPr>
-        <w:t xml:space="preserve"> (only required records will come).</w:t>
+        <w:t>sort the result</w:t>
+      </w:r>
+      <w:r>
+        <w:rPr>
+          <w:rFonts w:asciiTheme="majorHAnsi" w:hAnsiTheme="majorHAnsi" w:cs="Times New Roman"/>
+        </w:rPr>
+        <w:t xml:space="preserve"> in ascending (ASC) or descending (DESC) order.</w:t>
       </w:r>
     </w:p>
     <w:p>
@@ -20974,106 +22950,21 @@
           <w:rFonts w:asciiTheme="majorHAnsi" w:hAnsiTheme="majorHAnsi" w:cs="Times New Roman"/>
         </w:rPr>
         <w:br/>
-        <w:t>WHERE age &gt; 20;</w:t>
-      </w:r>
-    </w:p>
-    <w:p>
-      <w:pPr>
-        <w:ind w:left="720"/>
-        <w:rPr>
-          <w:rFonts w:asciiTheme="majorHAnsi" w:hAnsiTheme="majorHAnsi" w:cs="Times New Roman"/>
-        </w:rPr>
-      </w:pPr>
-      <w:r>
-        <w:rPr>
-          <w:rFonts w:asciiTheme="majorHAnsi" w:hAnsiTheme="majorHAnsi" w:cs="Times New Roman"/>
-        </w:rPr>
-        <w:pict w14:anchorId="3E91C9A3">
-          <v:rect id="_x0000_i1100" style="width:0;height:1.5pt" o:hralign="center" o:hrstd="t" o:hr="t" fillcolor="#a0a0a0" stroked="f"/>
-        </w:pict>
-      </w:r>
-    </w:p>
-    <w:p>
-      <w:pPr>
-        <w:ind w:left="720"/>
-        <w:rPr>
-          <w:rFonts w:asciiTheme="majorHAnsi" w:hAnsiTheme="majorHAnsi" w:cs="Times New Roman"/>
-          <w:b/>
-          <w:bCs/>
-        </w:rPr>
-      </w:pPr>
-      <w:r>
-        <w:rPr>
-          <w:rFonts w:asciiTheme="majorHAnsi" w:hAnsiTheme="majorHAnsi" w:cs="Times New Roman"/>
-          <w:b/>
-          <w:bCs/>
-        </w:rPr>
-        <w:t>4) DISTINCT</w:t>
-      </w:r>
-    </w:p>
-    <w:p>
-      <w:pPr>
-        <w:ind w:left="720"/>
-        <w:rPr>
-          <w:rFonts w:asciiTheme="majorHAnsi" w:hAnsiTheme="majorHAnsi" w:cs="Times New Roman"/>
-        </w:rPr>
-      </w:pPr>
-      <w:r>
-        <w:rPr>
-          <w:rFonts w:asciiTheme="majorHAnsi" w:hAnsiTheme="majorHAnsi" w:cs="Times New Roman"/>
-          <w:b/>
-          <w:bCs/>
-        </w:rPr>
-        <w:t>Definition:</w:t>
-      </w:r>
-      <w:r>
-        <w:rPr>
-          <w:rFonts w:asciiTheme="majorHAnsi" w:hAnsiTheme="majorHAnsi" w:cs="Times New Roman"/>
-        </w:rPr>
-        <w:br/>
-        <w:t xml:space="preserve">Removes </w:t>
-      </w:r>
-      <w:r>
-        <w:rPr>
-          <w:rFonts w:asciiTheme="majorHAnsi" w:hAnsiTheme="majorHAnsi" w:cs="Times New Roman"/>
-          <w:b/>
-          <w:bCs/>
-        </w:rPr>
-        <w:t>duplicate values</w:t>
-      </w:r>
-      <w:r>
-        <w:rPr>
-          <w:rFonts w:asciiTheme="majorHAnsi" w:hAnsiTheme="majorHAnsi" w:cs="Times New Roman"/>
-        </w:rPr>
-        <w:t xml:space="preserve"> and shows only unique records.</w:t>
-      </w:r>
-    </w:p>
-    <w:p>
-      <w:pPr>
-        <w:ind w:left="720"/>
-        <w:rPr>
-          <w:rFonts w:asciiTheme="majorHAnsi" w:hAnsiTheme="majorHAnsi" w:cs="Times New Roman"/>
-        </w:rPr>
-      </w:pPr>
-      <w:r>
-        <w:rPr>
-          <w:rFonts w:asciiTheme="majorHAnsi" w:hAnsiTheme="majorHAnsi" w:cs="Times New Roman"/>
-        </w:rPr>
-        <w:t>SELECT DISTINCT city FROM students;</w:t>
-      </w:r>
-    </w:p>
-    <w:p>
-      <w:pPr>
-        <w:ind w:left="720"/>
-        <w:rPr>
-          <w:rFonts w:asciiTheme="majorHAnsi" w:hAnsiTheme="majorHAnsi" w:cs="Times New Roman"/>
-        </w:rPr>
-      </w:pPr>
-      <w:r>
-        <w:rPr>
-          <w:rFonts w:asciiTheme="majorHAnsi" w:hAnsiTheme="majorHAnsi" w:cs="Times New Roman"/>
-        </w:rPr>
-        <w:pict w14:anchorId="79F15664">
+        <w:t>ORDER BY marks DESC;</w:t>
+      </w:r>
+    </w:p>
+    <w:p>
+      <w:pPr>
+        <w:ind w:left="720"/>
+        <w:rPr>
+          <w:rFonts w:asciiTheme="majorHAnsi" w:hAnsiTheme="majorHAnsi" w:cs="Times New Roman"/>
+        </w:rPr>
+      </w:pPr>
+      <w:r>
+        <w:rPr>
+          <w:rFonts w:asciiTheme="majorHAnsi" w:hAnsiTheme="majorHAnsi" w:cs="Times New Roman"/>
+        </w:rPr>
+        <w:pict w14:anchorId="3A8C34E9">
           <v:rect id="_x0000_i1101" style="width:0;height:1.5pt" o:hralign="center" o:hrstd="t" o:hr="t" fillcolor="#a0a0a0" stroked="f"/>
         </w:pict>
       </w:r>
@@ -21093,7 +22984,107 @@
           <w:b/>
           <w:bCs/>
         </w:rPr>
-        <w:t>5) ORDER BY</w:t>
+        <w:t>6) GROUP BY</w:t>
+      </w:r>
+    </w:p>
+    <w:p>
+      <w:pPr>
+        <w:ind w:left="720"/>
+        <w:rPr>
+          <w:rFonts w:asciiTheme="majorHAnsi" w:hAnsiTheme="majorHAnsi" w:cs="Times New Roman"/>
+        </w:rPr>
+      </w:pPr>
+      <w:r>
+        <w:rPr>
+          <w:rFonts w:asciiTheme="majorHAnsi" w:hAnsiTheme="majorHAnsi" w:cs="Times New Roman"/>
+          <w:b/>
+          <w:bCs/>
+        </w:rPr>
+        <w:t>Definition:</w:t>
+      </w:r>
+      <w:r>
+        <w:rPr>
+          <w:rFonts w:asciiTheme="majorHAnsi" w:hAnsiTheme="majorHAnsi" w:cs="Times New Roman"/>
+        </w:rPr>
+        <w:br/>
+        <w:t>Groups rows that have the same values into one group (mainly used with aggregate functions).</w:t>
+      </w:r>
+    </w:p>
+    <w:p>
+      <w:pPr>
+        <w:ind w:left="720"/>
+        <w:rPr>
+          <w:rFonts w:asciiTheme="majorHAnsi" w:hAnsiTheme="majorHAnsi" w:cs="Times New Roman"/>
+        </w:rPr>
+      </w:pPr>
+      <w:r>
+        <w:rPr>
+          <w:rFonts w:asciiTheme="majorHAnsi" w:hAnsiTheme="majorHAnsi" w:cs="Times New Roman"/>
+        </w:rPr>
+        <w:lastRenderedPageBreak/>
+        <w:t xml:space="preserve">SELECT city, </w:t>
+      </w:r>
+      <w:proofErr w:type="gramStart"/>
+      <w:r>
+        <w:rPr>
+          <w:rFonts w:asciiTheme="majorHAnsi" w:hAnsiTheme="majorHAnsi" w:cs="Times New Roman"/>
+        </w:rPr>
+        <w:t>COUNT(</w:t>
+      </w:r>
+      <w:proofErr w:type="gramEnd"/>
+      <w:r>
+        <w:rPr>
+          <w:rFonts w:asciiTheme="majorHAnsi" w:hAnsiTheme="majorHAnsi" w:cs="Times New Roman"/>
+        </w:rPr>
+        <w:t>*)</w:t>
+      </w:r>
+      <w:r>
+        <w:rPr>
+          <w:rFonts w:asciiTheme="majorHAnsi" w:hAnsiTheme="majorHAnsi" w:cs="Times New Roman"/>
+        </w:rPr>
+        <w:br/>
+        <w:t>FROM students</w:t>
+      </w:r>
+      <w:r>
+        <w:rPr>
+          <w:rFonts w:asciiTheme="majorHAnsi" w:hAnsiTheme="majorHAnsi" w:cs="Times New Roman"/>
+        </w:rPr>
+        <w:br/>
+        <w:t>GROUP BY city;</w:t>
+      </w:r>
+    </w:p>
+    <w:p>
+      <w:pPr>
+        <w:ind w:left="720"/>
+        <w:rPr>
+          <w:rFonts w:asciiTheme="majorHAnsi" w:hAnsiTheme="majorHAnsi" w:cs="Times New Roman"/>
+        </w:rPr>
+      </w:pPr>
+      <w:r>
+        <w:rPr>
+          <w:rFonts w:asciiTheme="majorHAnsi" w:hAnsiTheme="majorHAnsi" w:cs="Times New Roman"/>
+        </w:rPr>
+        <w:pict w14:anchorId="2FD6AEC7">
+          <v:rect id="_x0000_i1102" style="width:0;height:1.5pt" o:hralign="center" o:hrstd="t" o:hr="t" fillcolor="#a0a0a0" stroked="f"/>
+        </w:pict>
+      </w:r>
+    </w:p>
+    <w:p>
+      <w:pPr>
+        <w:ind w:left="720"/>
+        <w:rPr>
+          <w:rFonts w:asciiTheme="majorHAnsi" w:hAnsiTheme="majorHAnsi" w:cs="Times New Roman"/>
+          <w:b/>
+          <w:bCs/>
+        </w:rPr>
+      </w:pPr>
+      <w:r>
+        <w:rPr>
+          <w:rFonts w:asciiTheme="majorHAnsi" w:hAnsiTheme="majorHAnsi" w:cs="Times New Roman"/>
+          <w:b/>
+          <w:bCs/>
+        </w:rPr>
+        <w:t>7) HAVING</w:t>
       </w:r>
     </w:p>
     <w:p>
@@ -21124,91 +23115,49 @@
           <w:b/>
           <w:bCs/>
         </w:rPr>
-        <w:t>sort the result</w:t>
-      </w:r>
-      <w:r>
-        <w:rPr>
-          <w:rFonts w:asciiTheme="majorHAnsi" w:hAnsiTheme="majorHAnsi" w:cs="Times New Roman"/>
-        </w:rPr>
-        <w:t xml:space="preserve"> in ascending (ASC) or descending (DESC) order.</w:t>
-      </w:r>
-    </w:p>
-    <w:p>
-      <w:pPr>
-        <w:ind w:left="720"/>
-        <w:rPr>
-          <w:rFonts w:asciiTheme="majorHAnsi" w:hAnsiTheme="majorHAnsi" w:cs="Times New Roman"/>
-        </w:rPr>
-      </w:pPr>
-      <w:r>
-        <w:rPr>
-          <w:rFonts w:asciiTheme="majorHAnsi" w:hAnsiTheme="majorHAnsi" w:cs="Times New Roman"/>
-        </w:rPr>
-        <w:t>SELECT * FROM students</w:t>
+        <w:t>filter grouped data</w:t>
+      </w:r>
+      <w:r>
+        <w:rPr>
+          <w:rFonts w:asciiTheme="majorHAnsi" w:hAnsiTheme="majorHAnsi" w:cs="Times New Roman"/>
+        </w:rPr>
+        <w:t xml:space="preserve"> (works after GROUP BY).</w:t>
       </w:r>
       <w:r>
         <w:rPr>
           <w:rFonts w:asciiTheme="majorHAnsi" w:hAnsiTheme="majorHAnsi" w:cs="Times New Roman"/>
         </w:rPr>
         <w:br/>
-        <w:t>ORDER BY marks DESC;</w:t>
-      </w:r>
-    </w:p>
-    <w:p>
-      <w:pPr>
-        <w:ind w:left="720"/>
-        <w:rPr>
-          <w:rFonts w:asciiTheme="majorHAnsi" w:hAnsiTheme="majorHAnsi" w:cs="Times New Roman"/>
-        </w:rPr>
-      </w:pPr>
-      <w:r>
-        <w:rPr>
-          <w:rFonts w:asciiTheme="majorHAnsi" w:hAnsiTheme="majorHAnsi" w:cs="Times New Roman"/>
-        </w:rPr>
-        <w:pict w14:anchorId="3A8C34E9">
-          <v:rect id="_x0000_i1102" style="width:0;height:1.5pt" o:hralign="center" o:hrstd="t" o:hr="t" fillcolor="#a0a0a0" stroked="f"/>
-        </w:pict>
-      </w:r>
-    </w:p>
-    <w:p>
-      <w:pPr>
-        <w:ind w:left="720"/>
-        <w:rPr>
-          <w:rFonts w:asciiTheme="majorHAnsi" w:hAnsiTheme="majorHAnsi" w:cs="Times New Roman"/>
-          <w:b/>
-          <w:bCs/>
-        </w:rPr>
-      </w:pPr>
-      <w:r>
-        <w:rPr>
-          <w:rFonts w:asciiTheme="majorHAnsi" w:hAnsiTheme="majorHAnsi" w:cs="Times New Roman"/>
-          <w:b/>
-          <w:bCs/>
-        </w:rPr>
-        <w:t>6) GROUP BY</w:t>
-      </w:r>
-    </w:p>
-    <w:p>
-      <w:pPr>
-        <w:ind w:left="720"/>
-        <w:rPr>
-          <w:rFonts w:asciiTheme="majorHAnsi" w:hAnsiTheme="majorHAnsi" w:cs="Times New Roman"/>
-        </w:rPr>
-      </w:pPr>
-      <w:r>
-        <w:rPr>
-          <w:rFonts w:asciiTheme="majorHAnsi" w:hAnsiTheme="majorHAnsi" w:cs="Times New Roman"/>
-          <w:b/>
-          <w:bCs/>
-        </w:rPr>
-        <w:t>Definition:</w:t>
+      </w:r>
+      <w:r>
+        <w:rPr>
+          <w:rFonts w:ascii="Segoe UI Emoji" w:hAnsi="Segoe UI Emoji" w:cs="Segoe UI Emoji"/>
+        </w:rPr>
+        <w:t>👉</w:t>
+      </w:r>
+      <w:r>
+        <w:rPr>
+          <w:rFonts w:asciiTheme="majorHAnsi" w:hAnsiTheme="majorHAnsi" w:cs="Times New Roman"/>
+        </w:rPr>
+        <w:t xml:space="preserve"> WHERE filters rows</w:t>
       </w:r>
       <w:r>
         <w:rPr>
           <w:rFonts w:asciiTheme="majorHAnsi" w:hAnsiTheme="majorHAnsi" w:cs="Times New Roman"/>
         </w:rPr>
         <w:br/>
-        <w:t>Groups rows that have the same values into one group (mainly used with aggregate functions).</w:t>
+      </w:r>
+      <w:r>
+        <w:rPr>
+          <w:rFonts w:ascii="Segoe UI Emoji" w:hAnsi="Segoe UI Emoji" w:cs="Segoe UI Emoji"/>
+        </w:rPr>
+        <w:t>👉</w:t>
+      </w:r>
+      <w:r>
+        <w:rPr>
+          <w:rFonts w:asciiTheme="majorHAnsi" w:hAnsiTheme="majorHAnsi" w:cs="Times New Roman"/>
+        </w:rPr>
+        <w:t xml:space="preserve"> HAVING filters groups</w:t>
       </w:r>
     </w:p>
     <w:p>
@@ -21250,161 +23199,6 @@
           <w:rFonts w:asciiTheme="majorHAnsi" w:hAnsiTheme="majorHAnsi" w:cs="Times New Roman"/>
         </w:rPr>
         <w:br/>
-        <w:t>GROUP BY city;</w:t>
-      </w:r>
-    </w:p>
-    <w:p>
-      <w:pPr>
-        <w:ind w:left="720"/>
-        <w:rPr>
-          <w:rFonts w:asciiTheme="majorHAnsi" w:hAnsiTheme="majorHAnsi" w:cs="Times New Roman"/>
-        </w:rPr>
-      </w:pPr>
-      <w:r>
-        <w:rPr>
-          <w:rFonts w:asciiTheme="majorHAnsi" w:hAnsiTheme="majorHAnsi" w:cs="Times New Roman"/>
-        </w:rPr>
-        <w:pict w14:anchorId="2FD6AEC7">
-          <v:rect id="_x0000_i1103" style="width:0;height:1.5pt" o:hralign="center" o:hrstd="t" o:hr="t" fillcolor="#a0a0a0" stroked="f"/>
-        </w:pict>
-      </w:r>
-    </w:p>
-    <w:p>
-      <w:pPr>
-        <w:ind w:left="720"/>
-        <w:rPr>
-          <w:rFonts w:asciiTheme="majorHAnsi" w:hAnsiTheme="majorHAnsi" w:cs="Times New Roman"/>
-          <w:b/>
-          <w:bCs/>
-        </w:rPr>
-      </w:pPr>
-      <w:r>
-        <w:rPr>
-          <w:rFonts w:asciiTheme="majorHAnsi" w:hAnsiTheme="majorHAnsi" w:cs="Times New Roman"/>
-          <w:b/>
-          <w:bCs/>
-        </w:rPr>
-        <w:t>7) HAVING</w:t>
-      </w:r>
-    </w:p>
-    <w:p>
-      <w:pPr>
-        <w:ind w:left="720"/>
-        <w:rPr>
-          <w:rFonts w:asciiTheme="majorHAnsi" w:hAnsiTheme="majorHAnsi" w:cs="Times New Roman"/>
-        </w:rPr>
-      </w:pPr>
-      <w:r>
-        <w:rPr>
-          <w:rFonts w:asciiTheme="majorHAnsi" w:hAnsiTheme="majorHAnsi" w:cs="Times New Roman"/>
-          <w:b/>
-          <w:bCs/>
-        </w:rPr>
-        <w:t>Definition:</w:t>
-      </w:r>
-      <w:r>
-        <w:rPr>
-          <w:rFonts w:asciiTheme="majorHAnsi" w:hAnsiTheme="majorHAnsi" w:cs="Times New Roman"/>
-        </w:rPr>
-        <w:br/>
-        <w:t xml:space="preserve">Used to </w:t>
-      </w:r>
-      <w:r>
-        <w:rPr>
-          <w:rFonts w:asciiTheme="majorHAnsi" w:hAnsiTheme="majorHAnsi" w:cs="Times New Roman"/>
-          <w:b/>
-          <w:bCs/>
-        </w:rPr>
-        <w:t>filter grouped data</w:t>
-      </w:r>
-      <w:r>
-        <w:rPr>
-          <w:rFonts w:asciiTheme="majorHAnsi" w:hAnsiTheme="majorHAnsi" w:cs="Times New Roman"/>
-        </w:rPr>
-        <w:t xml:space="preserve"> (works after GROUP BY).</w:t>
-      </w:r>
-      <w:r>
-        <w:rPr>
-          <w:rFonts w:asciiTheme="majorHAnsi" w:hAnsiTheme="majorHAnsi" w:cs="Times New Roman"/>
-        </w:rPr>
-        <w:br/>
-      </w:r>
-      <w:r>
-        <w:rPr>
-          <w:rFonts w:ascii="Segoe UI Emoji" w:hAnsi="Segoe UI Emoji" w:cs="Segoe UI Emoji"/>
-        </w:rPr>
-        <w:t>👉</w:t>
-      </w:r>
-      <w:r>
-        <w:rPr>
-          <w:rFonts w:asciiTheme="majorHAnsi" w:hAnsiTheme="majorHAnsi" w:cs="Times New Roman"/>
-        </w:rPr>
-        <w:t xml:space="preserve"> WHERE filters rows</w:t>
-      </w:r>
-      <w:r>
-        <w:rPr>
-          <w:rFonts w:asciiTheme="majorHAnsi" w:hAnsiTheme="majorHAnsi" w:cs="Times New Roman"/>
-        </w:rPr>
-        <w:br/>
-      </w:r>
-      <w:r>
-        <w:rPr>
-          <w:rFonts w:ascii="Segoe UI Emoji" w:hAnsi="Segoe UI Emoji" w:cs="Segoe UI Emoji"/>
-        </w:rPr>
-        <w:t>👉</w:t>
-      </w:r>
-      <w:r>
-        <w:rPr>
-          <w:rFonts w:asciiTheme="majorHAnsi" w:hAnsiTheme="majorHAnsi" w:cs="Times New Roman"/>
-        </w:rPr>
-        <w:t xml:space="preserve"> HAVING filters groups</w:t>
-      </w:r>
-    </w:p>
-    <w:p>
-      <w:pPr>
-        <w:ind w:left="720"/>
-        <w:rPr>
-          <w:rFonts w:asciiTheme="majorHAnsi" w:hAnsiTheme="majorHAnsi" w:cs="Times New Roman"/>
-        </w:rPr>
-      </w:pPr>
-      <w:r>
-        <w:rPr>
-          <w:rFonts w:asciiTheme="majorHAnsi" w:hAnsiTheme="majorHAnsi" w:cs="Times New Roman"/>
-        </w:rPr>
-        <w:t xml:space="preserve">SELECT city, </w:t>
-      </w:r>
-      <w:proofErr w:type="gramStart"/>
-      <w:r>
-        <w:rPr>
-          <w:rFonts w:asciiTheme="majorHAnsi" w:hAnsiTheme="majorHAnsi" w:cs="Times New Roman"/>
-        </w:rPr>
-        <w:t>COUNT(</w:t>
-      </w:r>
-      <w:proofErr w:type="gramEnd"/>
-      <w:r>
-        <w:rPr>
-          <w:rFonts w:asciiTheme="majorHAnsi" w:hAnsiTheme="majorHAnsi" w:cs="Times New Roman"/>
-        </w:rPr>
-        <w:t>*)</w:t>
-      </w:r>
-      <w:r>
-        <w:rPr>
-          <w:rFonts w:asciiTheme="majorHAnsi" w:hAnsiTheme="majorHAnsi" w:cs="Times New Roman"/>
-        </w:rPr>
-        <w:br/>
-        <w:t>FROM students</w:t>
-      </w:r>
-      <w:r>
-        <w:rPr>
-          <w:rFonts w:asciiTheme="majorHAnsi" w:hAnsiTheme="majorHAnsi" w:cs="Times New Roman"/>
-        </w:rPr>
-        <w:br/>
-      </w:r>
-      <w:r>
-        <w:rPr>
-          <w:rFonts w:asciiTheme="majorHAnsi" w:hAnsiTheme="majorHAnsi" w:cs="Times New Roman"/>
-        </w:rPr>
-        <w:lastRenderedPageBreak/>
         <w:t>GROUP BY city</w:t>
       </w:r>
       <w:r>
@@ -21441,7 +23235,7 @@
           <w:rFonts w:asciiTheme="majorHAnsi" w:hAnsiTheme="majorHAnsi" w:cs="Times New Roman"/>
         </w:rPr>
         <w:pict w14:anchorId="59FBE3DB">
-          <v:rect id="_x0000_i1104" style="width:0;height:1.5pt" o:hralign="center" o:hrstd="t" o:hr="t" fillcolor="#a0a0a0" stroked="f"/>
+          <v:rect id="_x0000_i1103" style="width:0;height:1.5pt" o:hralign="center" o:hrstd="t" o:hr="t" fillcolor="#a0a0a0" stroked="f"/>
         </w:pict>
       </w:r>
     </w:p>
@@ -22844,6 +24638,155 @@
     </w:lvl>
   </w:abstractNum>
   <w:abstractNum w:abstractNumId="8" w15:restartNumberingAfterBreak="0">
+    <w:nsid w:val="17AE20A7"/>
+    <w:multiLevelType w:val="multilevel"/>
+    <w:tmpl w:val="DFF2DE94"/>
+    <w:lvl w:ilvl="0">
+      <w:start w:val="1"/>
+      <w:numFmt w:val="bullet"/>
+      <w:lvlText w:val=""/>
+      <w:lvlJc w:val="left"/>
+      <w:pPr>
+        <w:tabs>
+          <w:tab w:val="num" w:pos="720"/>
+        </w:tabs>
+        <w:ind w:left="720" w:hanging="360"/>
+      </w:pPr>
+      <w:rPr>
+        <w:rFonts w:ascii="Symbol" w:hAnsi="Symbol" w:hint="default"/>
+        <w:sz w:val="20"/>
+      </w:rPr>
+    </w:lvl>
+    <w:lvl w:ilvl="1" w:tentative="1">
+      <w:start w:val="1"/>
+      <w:numFmt w:val="bullet"/>
+      <w:lvlText w:val="o"/>
+      <w:lvlJc w:val="left"/>
+      <w:pPr>
+        <w:tabs>
+          <w:tab w:val="num" w:pos="1440"/>
+        </w:tabs>
+        <w:ind w:left="1440" w:hanging="360"/>
+      </w:pPr>
+      <w:rPr>
+        <w:rFonts w:ascii="Courier New" w:hAnsi="Courier New" w:hint="default"/>
+        <w:sz w:val="20"/>
+      </w:rPr>
+    </w:lvl>
+    <w:lvl w:ilvl="2" w:tentative="1">
+      <w:start w:val="1"/>
+      <w:numFmt w:val="bullet"/>
+      <w:lvlText w:val=""/>
+      <w:lvlJc w:val="left"/>
+      <w:pPr>
+        <w:tabs>
+          <w:tab w:val="num" w:pos="2160"/>
+        </w:tabs>
+        <w:ind w:left="2160" w:hanging="360"/>
+      </w:pPr>
+      <w:rPr>
+        <w:rFonts w:ascii="Wingdings" w:hAnsi="Wingdings" w:hint="default"/>
+        <w:sz w:val="20"/>
+      </w:rPr>
+    </w:lvl>
+    <w:lvl w:ilvl="3" w:tentative="1">
+      <w:start w:val="1"/>
+      <w:numFmt w:val="bullet"/>
+      <w:lvlText w:val=""/>
+      <w:lvlJc w:val="left"/>
+      <w:pPr>
+        <w:tabs>
+          <w:tab w:val="num" w:pos="2880"/>
+        </w:tabs>
+        <w:ind w:left="2880" w:hanging="360"/>
+      </w:pPr>
+      <w:rPr>
+        <w:rFonts w:ascii="Wingdings" w:hAnsi="Wingdings" w:hint="default"/>
+        <w:sz w:val="20"/>
+      </w:rPr>
+    </w:lvl>
+    <w:lvl w:ilvl="4" w:tentative="1">
+      <w:start w:val="1"/>
+      <w:numFmt w:val="bullet"/>
+      <w:lvlText w:val=""/>
+      <w:lvlJc w:val="left"/>
+      <w:pPr>
+        <w:tabs>
+          <w:tab w:val="num" w:pos="3600"/>
+        </w:tabs>
+        <w:ind w:left="3600" w:hanging="360"/>
+      </w:pPr>
+      <w:rPr>
+        <w:rFonts w:ascii="Wingdings" w:hAnsi="Wingdings" w:hint="default"/>
+        <w:sz w:val="20"/>
+      </w:rPr>
+    </w:lvl>
+    <w:lvl w:ilvl="5" w:tentative="1">
+      <w:start w:val="1"/>
+      <w:numFmt w:val="bullet"/>
+      <w:lvlText w:val=""/>
+      <w:lvlJc w:val="left"/>
+      <w:pPr>
+        <w:tabs>
+          <w:tab w:val="num" w:pos="4320"/>
+        </w:tabs>
+        <w:ind w:left="4320" w:hanging="360"/>
+      </w:pPr>
+      <w:rPr>
+        <w:rFonts w:ascii="Wingdings" w:hAnsi="Wingdings" w:hint="default"/>
+        <w:sz w:val="20"/>
+      </w:rPr>
+    </w:lvl>
+    <w:lvl w:ilvl="6" w:tentative="1">
+      <w:start w:val="1"/>
+      <w:numFmt w:val="bullet"/>
+      <w:lvlText w:val=""/>
+      <w:lvlJc w:val="left"/>
+      <w:pPr>
+        <w:tabs>
+          <w:tab w:val="num" w:pos="5040"/>
+        </w:tabs>
+        <w:ind w:left="5040" w:hanging="360"/>
+      </w:pPr>
+      <w:rPr>
+        <w:rFonts w:ascii="Wingdings" w:hAnsi="Wingdings" w:hint="default"/>
+        <w:sz w:val="20"/>
+      </w:rPr>
+    </w:lvl>
+    <w:lvl w:ilvl="7" w:tentative="1">
+      <w:start w:val="1"/>
+      <w:numFmt w:val="bullet"/>
+      <w:lvlText w:val=""/>
+      <w:lvlJc w:val="left"/>
+      <w:pPr>
+        <w:tabs>
+          <w:tab w:val="num" w:pos="5760"/>
+        </w:tabs>
+        <w:ind w:left="5760" w:hanging="360"/>
+      </w:pPr>
+      <w:rPr>
+        <w:rFonts w:ascii="Wingdings" w:hAnsi="Wingdings" w:hint="default"/>
+        <w:sz w:val="20"/>
+      </w:rPr>
+    </w:lvl>
+    <w:lvl w:ilvl="8" w:tentative="1">
+      <w:start w:val="1"/>
+      <w:numFmt w:val="bullet"/>
+      <w:lvlText w:val=""/>
+      <w:lvlJc w:val="left"/>
+      <w:pPr>
+        <w:tabs>
+          <w:tab w:val="num" w:pos="6480"/>
+        </w:tabs>
+        <w:ind w:left="6480" w:hanging="360"/>
+      </w:pPr>
+      <w:rPr>
+        <w:rFonts w:ascii="Wingdings" w:hAnsi="Wingdings" w:hint="default"/>
+        <w:sz w:val="20"/>
+      </w:rPr>
+    </w:lvl>
+  </w:abstractNum>
+  <w:abstractNum w:abstractNumId="9" w15:restartNumberingAfterBreak="0">
     <w:nsid w:val="18C97E59"/>
     <w:multiLevelType w:val="multilevel"/>
     <w:tmpl w:val="C4326F7E"/>
@@ -22992,7 +24935,7 @@
       </w:rPr>
     </w:lvl>
   </w:abstractNum>
-  <w:abstractNum w:abstractNumId="9" w15:restartNumberingAfterBreak="0">
+  <w:abstractNum w:abstractNumId="10" w15:restartNumberingAfterBreak="0">
     <w:nsid w:val="1B3B5BFE"/>
     <w:multiLevelType w:val="multilevel"/>
     <w:tmpl w:val="EEBA12E0"/>
@@ -23141,7 +25084,7 @@
       </w:rPr>
     </w:lvl>
   </w:abstractNum>
-  <w:abstractNum w:abstractNumId="10" w15:restartNumberingAfterBreak="0">
+  <w:abstractNum w:abstractNumId="11" w15:restartNumberingAfterBreak="0">
     <w:nsid w:val="1C7036E8"/>
     <w:multiLevelType w:val="multilevel"/>
     <w:tmpl w:val="3934D4BE"/>
@@ -23290,7 +25233,7 @@
       </w:rPr>
     </w:lvl>
   </w:abstractNum>
-  <w:abstractNum w:abstractNumId="11" w15:restartNumberingAfterBreak="0">
+  <w:abstractNum w:abstractNumId="12" w15:restartNumberingAfterBreak="0">
     <w:nsid w:val="1D1A2959"/>
     <w:multiLevelType w:val="multilevel"/>
     <w:tmpl w:val="CE0659C2"/>
@@ -23439,7 +25382,7 @@
       </w:rPr>
     </w:lvl>
   </w:abstractNum>
-  <w:abstractNum w:abstractNumId="12" w15:restartNumberingAfterBreak="0">
+  <w:abstractNum w:abstractNumId="13" w15:restartNumberingAfterBreak="0">
     <w:nsid w:val="28737890"/>
     <w:multiLevelType w:val="multilevel"/>
     <w:tmpl w:val="0CA6B936"/>
@@ -23588,7 +25531,7 @@
       </w:rPr>
     </w:lvl>
   </w:abstractNum>
-  <w:abstractNum w:abstractNumId="13" w15:restartNumberingAfterBreak="0">
+  <w:abstractNum w:abstractNumId="14" w15:restartNumberingAfterBreak="0">
     <w:nsid w:val="2D972AFC"/>
     <w:multiLevelType w:val="multilevel"/>
     <w:tmpl w:val="9E42E53E"/>
@@ -23737,7 +25680,7 @@
       </w:rPr>
     </w:lvl>
   </w:abstractNum>
-  <w:abstractNum w:abstractNumId="14" w15:restartNumberingAfterBreak="0">
+  <w:abstractNum w:abstractNumId="15" w15:restartNumberingAfterBreak="0">
     <w:nsid w:val="32B75B73"/>
     <w:multiLevelType w:val="multilevel"/>
     <w:tmpl w:val="3146D0C8"/>
@@ -23886,7 +25829,7 @@
       </w:rPr>
     </w:lvl>
   </w:abstractNum>
-  <w:abstractNum w:abstractNumId="15" w15:restartNumberingAfterBreak="0">
+  <w:abstractNum w:abstractNumId="16" w15:restartNumberingAfterBreak="0">
     <w:nsid w:val="33091275"/>
     <w:multiLevelType w:val="multilevel"/>
     <w:tmpl w:val="88546682"/>
@@ -24035,7 +25978,7 @@
       </w:rPr>
     </w:lvl>
   </w:abstractNum>
-  <w:abstractNum w:abstractNumId="16" w15:restartNumberingAfterBreak="0">
+  <w:abstractNum w:abstractNumId="17" w15:restartNumberingAfterBreak="0">
     <w:nsid w:val="35153373"/>
     <w:multiLevelType w:val="multilevel"/>
     <w:tmpl w:val="DA7EBDEC"/>
@@ -24184,7 +26127,7 @@
       </w:rPr>
     </w:lvl>
   </w:abstractNum>
-  <w:abstractNum w:abstractNumId="17" w15:restartNumberingAfterBreak="0">
+  <w:abstractNum w:abstractNumId="18" w15:restartNumberingAfterBreak="0">
     <w:nsid w:val="377E12E0"/>
     <w:multiLevelType w:val="multilevel"/>
     <w:tmpl w:val="AF12F6CE"/>
@@ -24333,7 +26276,7 @@
       </w:rPr>
     </w:lvl>
   </w:abstractNum>
-  <w:abstractNum w:abstractNumId="18" w15:restartNumberingAfterBreak="0">
+  <w:abstractNum w:abstractNumId="19" w15:restartNumberingAfterBreak="0">
     <w:nsid w:val="37A73AEC"/>
     <w:multiLevelType w:val="multilevel"/>
     <w:tmpl w:val="52FACA34"/>
@@ -24482,7 +26425,7 @@
       </w:rPr>
     </w:lvl>
   </w:abstractNum>
-  <w:abstractNum w:abstractNumId="19" w15:restartNumberingAfterBreak="0">
+  <w:abstractNum w:abstractNumId="20" w15:restartNumberingAfterBreak="0">
     <w:nsid w:val="39E66519"/>
     <w:multiLevelType w:val="multilevel"/>
     <w:tmpl w:val="99A25676"/>
@@ -24631,7 +26574,7 @@
       </w:rPr>
     </w:lvl>
   </w:abstractNum>
-  <w:abstractNum w:abstractNumId="20" w15:restartNumberingAfterBreak="0">
+  <w:abstractNum w:abstractNumId="21" w15:restartNumberingAfterBreak="0">
     <w:nsid w:val="3B9B7C7C"/>
     <w:multiLevelType w:val="multilevel"/>
     <w:tmpl w:val="F202F4C0"/>
@@ -24780,7 +26723,7 @@
       </w:rPr>
     </w:lvl>
   </w:abstractNum>
-  <w:abstractNum w:abstractNumId="21" w15:restartNumberingAfterBreak="0">
+  <w:abstractNum w:abstractNumId="22" w15:restartNumberingAfterBreak="0">
     <w:nsid w:val="3FC52581"/>
     <w:multiLevelType w:val="multilevel"/>
     <w:tmpl w:val="1B2CCA9E"/>
@@ -24929,7 +26872,156 @@
       </w:rPr>
     </w:lvl>
   </w:abstractNum>
-  <w:abstractNum w:abstractNumId="22" w15:restartNumberingAfterBreak="0">
+  <w:abstractNum w:abstractNumId="23" w15:restartNumberingAfterBreak="0">
+    <w:nsid w:val="3FC93A04"/>
+    <w:multiLevelType w:val="multilevel"/>
+    <w:tmpl w:val="C5585E44"/>
+    <w:lvl w:ilvl="0">
+      <w:start w:val="1"/>
+      <w:numFmt w:val="bullet"/>
+      <w:lvlText w:val=""/>
+      <w:lvlJc w:val="left"/>
+      <w:pPr>
+        <w:tabs>
+          <w:tab w:val="num" w:pos="720"/>
+        </w:tabs>
+        <w:ind w:left="720" w:hanging="360"/>
+      </w:pPr>
+      <w:rPr>
+        <w:rFonts w:ascii="Symbol" w:hAnsi="Symbol" w:hint="default"/>
+        <w:sz w:val="20"/>
+      </w:rPr>
+    </w:lvl>
+    <w:lvl w:ilvl="1" w:tentative="1">
+      <w:start w:val="1"/>
+      <w:numFmt w:val="bullet"/>
+      <w:lvlText w:val="o"/>
+      <w:lvlJc w:val="left"/>
+      <w:pPr>
+        <w:tabs>
+          <w:tab w:val="num" w:pos="1440"/>
+        </w:tabs>
+        <w:ind w:left="1440" w:hanging="360"/>
+      </w:pPr>
+      <w:rPr>
+        <w:rFonts w:ascii="Courier New" w:hAnsi="Courier New" w:hint="default"/>
+        <w:sz w:val="20"/>
+      </w:rPr>
+    </w:lvl>
+    <w:lvl w:ilvl="2" w:tentative="1">
+      <w:start w:val="1"/>
+      <w:numFmt w:val="bullet"/>
+      <w:lvlText w:val=""/>
+      <w:lvlJc w:val="left"/>
+      <w:pPr>
+        <w:tabs>
+          <w:tab w:val="num" w:pos="2160"/>
+        </w:tabs>
+        <w:ind w:left="2160" w:hanging="360"/>
+      </w:pPr>
+      <w:rPr>
+        <w:rFonts w:ascii="Wingdings" w:hAnsi="Wingdings" w:hint="default"/>
+        <w:sz w:val="20"/>
+      </w:rPr>
+    </w:lvl>
+    <w:lvl w:ilvl="3" w:tentative="1">
+      <w:start w:val="1"/>
+      <w:numFmt w:val="bullet"/>
+      <w:lvlText w:val=""/>
+      <w:lvlJc w:val="left"/>
+      <w:pPr>
+        <w:tabs>
+          <w:tab w:val="num" w:pos="2880"/>
+        </w:tabs>
+        <w:ind w:left="2880" w:hanging="360"/>
+      </w:pPr>
+      <w:rPr>
+        <w:rFonts w:ascii="Wingdings" w:hAnsi="Wingdings" w:hint="default"/>
+        <w:sz w:val="20"/>
+      </w:rPr>
+    </w:lvl>
+    <w:lvl w:ilvl="4" w:tentative="1">
+      <w:start w:val="1"/>
+      <w:numFmt w:val="bullet"/>
+      <w:lvlText w:val=""/>
+      <w:lvlJc w:val="left"/>
+      <w:pPr>
+        <w:tabs>
+          <w:tab w:val="num" w:pos="3600"/>
+        </w:tabs>
+        <w:ind w:left="3600" w:hanging="360"/>
+      </w:pPr>
+      <w:rPr>
+        <w:rFonts w:ascii="Wingdings" w:hAnsi="Wingdings" w:hint="default"/>
+        <w:sz w:val="20"/>
+      </w:rPr>
+    </w:lvl>
+    <w:lvl w:ilvl="5" w:tentative="1">
+      <w:start w:val="1"/>
+      <w:numFmt w:val="bullet"/>
+      <w:lvlText w:val=""/>
+      <w:lvlJc w:val="left"/>
+      <w:pPr>
+        <w:tabs>
+          <w:tab w:val="num" w:pos="4320"/>
+        </w:tabs>
+        <w:ind w:left="4320" w:hanging="360"/>
+      </w:pPr>
+      <w:rPr>
+        <w:rFonts w:ascii="Wingdings" w:hAnsi="Wingdings" w:hint="default"/>
+        <w:sz w:val="20"/>
+      </w:rPr>
+    </w:lvl>
+    <w:lvl w:ilvl="6" w:tentative="1">
+      <w:start w:val="1"/>
+      <w:numFmt w:val="bullet"/>
+      <w:lvlText w:val=""/>
+      <w:lvlJc w:val="left"/>
+      <w:pPr>
+        <w:tabs>
+          <w:tab w:val="num" w:pos="5040"/>
+        </w:tabs>
+        <w:ind w:left="5040" w:hanging="360"/>
+      </w:pPr>
+      <w:rPr>
+        <w:rFonts w:ascii="Wingdings" w:hAnsi="Wingdings" w:hint="default"/>
+        <w:sz w:val="20"/>
+      </w:rPr>
+    </w:lvl>
+    <w:lvl w:ilvl="7" w:tentative="1">
+      <w:start w:val="1"/>
+      <w:numFmt w:val="bullet"/>
+      <w:lvlText w:val=""/>
+      <w:lvlJc w:val="left"/>
+      <w:pPr>
+        <w:tabs>
+          <w:tab w:val="num" w:pos="5760"/>
+        </w:tabs>
+        <w:ind w:left="5760" w:hanging="360"/>
+      </w:pPr>
+      <w:rPr>
+        <w:rFonts w:ascii="Wingdings" w:hAnsi="Wingdings" w:hint="default"/>
+        <w:sz w:val="20"/>
+      </w:rPr>
+    </w:lvl>
+    <w:lvl w:ilvl="8" w:tentative="1">
+      <w:start w:val="1"/>
+      <w:numFmt w:val="bullet"/>
+      <w:lvlText w:val=""/>
+      <w:lvlJc w:val="left"/>
+      <w:pPr>
+        <w:tabs>
+          <w:tab w:val="num" w:pos="6480"/>
+        </w:tabs>
+        <w:ind w:left="6480" w:hanging="360"/>
+      </w:pPr>
+      <w:rPr>
+        <w:rFonts w:ascii="Wingdings" w:hAnsi="Wingdings" w:hint="default"/>
+        <w:sz w:val="20"/>
+      </w:rPr>
+    </w:lvl>
+  </w:abstractNum>
+  <w:abstractNum w:abstractNumId="24" w15:restartNumberingAfterBreak="0">
     <w:nsid w:val="40B819C7"/>
     <w:multiLevelType w:val="multilevel"/>
     <w:tmpl w:val="5E3A3E70"/>
@@ -25078,7 +27170,7 @@
       </w:rPr>
     </w:lvl>
   </w:abstractNum>
-  <w:abstractNum w:abstractNumId="23" w15:restartNumberingAfterBreak="0">
+  <w:abstractNum w:abstractNumId="25" w15:restartNumberingAfterBreak="0">
     <w:nsid w:val="42E35164"/>
     <w:multiLevelType w:val="multilevel"/>
     <w:tmpl w:val="4E3EFFDE"/>
@@ -25227,7 +27319,7 @@
       </w:rPr>
     </w:lvl>
   </w:abstractNum>
-  <w:abstractNum w:abstractNumId="24" w15:restartNumberingAfterBreak="0">
+  <w:abstractNum w:abstractNumId="26" w15:restartNumberingAfterBreak="0">
     <w:nsid w:val="496A3E19"/>
     <w:multiLevelType w:val="multilevel"/>
     <w:tmpl w:val="26E4768C"/>
@@ -25376,7 +27468,7 @@
       </w:rPr>
     </w:lvl>
   </w:abstractNum>
-  <w:abstractNum w:abstractNumId="25" w15:restartNumberingAfterBreak="0">
+  <w:abstractNum w:abstractNumId="27" w15:restartNumberingAfterBreak="0">
     <w:nsid w:val="4BEE356E"/>
     <w:multiLevelType w:val="multilevel"/>
     <w:tmpl w:val="09685ABE"/>
@@ -25525,7 +27617,7 @@
       </w:rPr>
     </w:lvl>
   </w:abstractNum>
-  <w:abstractNum w:abstractNumId="26" w15:restartNumberingAfterBreak="0">
+  <w:abstractNum w:abstractNumId="28" w15:restartNumberingAfterBreak="0">
     <w:nsid w:val="4FDB4A2A"/>
     <w:multiLevelType w:val="multilevel"/>
     <w:tmpl w:val="C00649DC"/>
@@ -25674,7 +27766,7 @@
       </w:rPr>
     </w:lvl>
   </w:abstractNum>
-  <w:abstractNum w:abstractNumId="27" w15:restartNumberingAfterBreak="0">
+  <w:abstractNum w:abstractNumId="29" w15:restartNumberingAfterBreak="0">
     <w:nsid w:val="5D2528EE"/>
     <w:multiLevelType w:val="multilevel"/>
     <w:tmpl w:val="CD3032F2"/>
@@ -25823,7 +27915,7 @@
       </w:rPr>
     </w:lvl>
   </w:abstractNum>
-  <w:abstractNum w:abstractNumId="28" w15:restartNumberingAfterBreak="0">
+  <w:abstractNum w:abstractNumId="30" w15:restartNumberingAfterBreak="0">
     <w:nsid w:val="645266FE"/>
     <w:multiLevelType w:val="multilevel"/>
     <w:tmpl w:val="E294D11E"/>
@@ -25972,7 +28064,7 @@
       </w:rPr>
     </w:lvl>
   </w:abstractNum>
-  <w:abstractNum w:abstractNumId="29" w15:restartNumberingAfterBreak="0">
+  <w:abstractNum w:abstractNumId="31" w15:restartNumberingAfterBreak="0">
     <w:nsid w:val="71B9132A"/>
     <w:multiLevelType w:val="multilevel"/>
     <w:tmpl w:val="B4DAA1E0"/>
@@ -26121,7 +28213,7 @@
       </w:rPr>
     </w:lvl>
   </w:abstractNum>
-  <w:abstractNum w:abstractNumId="30" w15:restartNumberingAfterBreak="0">
+  <w:abstractNum w:abstractNumId="32" w15:restartNumberingAfterBreak="0">
     <w:nsid w:val="71CF71AD"/>
     <w:multiLevelType w:val="multilevel"/>
     <w:tmpl w:val="79AE7296"/>
@@ -26270,7 +28362,7 @@
       </w:rPr>
     </w:lvl>
   </w:abstractNum>
-  <w:abstractNum w:abstractNumId="31" w15:restartNumberingAfterBreak="0">
+  <w:abstractNum w:abstractNumId="33" w15:restartNumberingAfterBreak="0">
     <w:nsid w:val="74CD1ADC"/>
     <w:multiLevelType w:val="multilevel"/>
     <w:tmpl w:val="648CEC42"/>
@@ -26419,7 +28511,7 @@
       </w:rPr>
     </w:lvl>
   </w:abstractNum>
-  <w:abstractNum w:abstractNumId="32" w15:restartNumberingAfterBreak="0">
+  <w:abstractNum w:abstractNumId="34" w15:restartNumberingAfterBreak="0">
     <w:nsid w:val="75B74087"/>
     <w:multiLevelType w:val="multilevel"/>
     <w:tmpl w:val="9716D530"/>
@@ -26569,25 +28661,25 @@
     </w:lvl>
   </w:abstractNum>
   <w:num w:numId="1" w16cid:durableId="451439224">
-    <w:abstractNumId w:val="10"/>
+    <w:abstractNumId w:val="11"/>
   </w:num>
   <w:num w:numId="2" w16cid:durableId="953555126">
-    <w:abstractNumId w:val="30"/>
+    <w:abstractNumId w:val="32"/>
   </w:num>
   <w:num w:numId="3" w16cid:durableId="134183028">
-    <w:abstractNumId w:val="20"/>
+    <w:abstractNumId w:val="21"/>
   </w:num>
   <w:num w:numId="4" w16cid:durableId="1113284240">
-    <w:abstractNumId w:val="25"/>
+    <w:abstractNumId w:val="27"/>
   </w:num>
   <w:num w:numId="5" w16cid:durableId="1963152330">
     <w:abstractNumId w:val="3"/>
   </w:num>
   <w:num w:numId="6" w16cid:durableId="1675187326">
-    <w:abstractNumId w:val="22"/>
+    <w:abstractNumId w:val="24"/>
   </w:num>
   <w:num w:numId="7" w16cid:durableId="327681851">
-    <w:abstractNumId w:val="13"/>
+    <w:abstractNumId w:val="14"/>
   </w:num>
   <w:num w:numId="8" w16cid:durableId="344332749">
     <w:abstractNumId w:val="1"/>
@@ -26596,76 +28688,82 @@
     <w:abstractNumId w:val="4"/>
   </w:num>
   <w:num w:numId="10" w16cid:durableId="2021882945">
-    <w:abstractNumId w:val="26"/>
+    <w:abstractNumId w:val="28"/>
   </w:num>
   <w:num w:numId="11" w16cid:durableId="1005782966">
     <w:abstractNumId w:val="5"/>
   </w:num>
   <w:num w:numId="12" w16cid:durableId="1774207788">
-    <w:abstractNumId w:val="12"/>
+    <w:abstractNumId w:val="13"/>
   </w:num>
   <w:num w:numId="13" w16cid:durableId="59256541">
-    <w:abstractNumId w:val="17"/>
+    <w:abstractNumId w:val="18"/>
   </w:num>
   <w:num w:numId="14" w16cid:durableId="2110199195">
     <w:abstractNumId w:val="6"/>
   </w:num>
   <w:num w:numId="15" w16cid:durableId="1419255347">
-    <w:abstractNumId w:val="8"/>
+    <w:abstractNumId w:val="9"/>
   </w:num>
   <w:num w:numId="16" w16cid:durableId="1697001152">
-    <w:abstractNumId w:val="21"/>
+    <w:abstractNumId w:val="22"/>
   </w:num>
   <w:num w:numId="17" w16cid:durableId="899176097">
-    <w:abstractNumId w:val="24"/>
+    <w:abstractNumId w:val="26"/>
   </w:num>
   <w:num w:numId="18" w16cid:durableId="1555236171">
+    <w:abstractNumId w:val="17"/>
+  </w:num>
+  <w:num w:numId="19" w16cid:durableId="670136984">
+    <w:abstractNumId w:val="20"/>
+  </w:num>
+  <w:num w:numId="20" w16cid:durableId="253823978">
+    <w:abstractNumId w:val="34"/>
+  </w:num>
+  <w:num w:numId="21" w16cid:durableId="2042314885">
     <w:abstractNumId w:val="16"/>
   </w:num>
-  <w:num w:numId="19" w16cid:durableId="670136984">
-    <w:abstractNumId w:val="19"/>
-  </w:num>
-  <w:num w:numId="20" w16cid:durableId="253823978">
-    <w:abstractNumId w:val="32"/>
-  </w:num>
-  <w:num w:numId="21" w16cid:durableId="2042314885">
-    <w:abstractNumId w:val="15"/>
-  </w:num>
   <w:num w:numId="22" w16cid:durableId="884830426">
-    <w:abstractNumId w:val="31"/>
+    <w:abstractNumId w:val="33"/>
   </w:num>
   <w:num w:numId="23" w16cid:durableId="1493259438">
-    <w:abstractNumId w:val="23"/>
+    <w:abstractNumId w:val="25"/>
   </w:num>
   <w:num w:numId="24" w16cid:durableId="1661272770">
-    <w:abstractNumId w:val="18"/>
+    <w:abstractNumId w:val="19"/>
   </w:num>
   <w:num w:numId="25" w16cid:durableId="1444811877">
     <w:abstractNumId w:val="2"/>
   </w:num>
   <w:num w:numId="26" w16cid:durableId="1706641732">
-    <w:abstractNumId w:val="11"/>
+    <w:abstractNumId w:val="12"/>
   </w:num>
   <w:num w:numId="27" w16cid:durableId="984970932">
-    <w:abstractNumId w:val="29"/>
+    <w:abstractNumId w:val="31"/>
   </w:num>
   <w:num w:numId="28" w16cid:durableId="872352217">
-    <w:abstractNumId w:val="9"/>
+    <w:abstractNumId w:val="10"/>
   </w:num>
   <w:num w:numId="29" w16cid:durableId="769466741">
     <w:abstractNumId w:val="0"/>
   </w:num>
   <w:num w:numId="30" w16cid:durableId="280579639">
-    <w:abstractNumId w:val="14"/>
+    <w:abstractNumId w:val="15"/>
   </w:num>
   <w:num w:numId="31" w16cid:durableId="1950550171">
-    <w:abstractNumId w:val="27"/>
+    <w:abstractNumId w:val="29"/>
   </w:num>
   <w:num w:numId="32" w16cid:durableId="2102294779">
-    <w:abstractNumId w:val="28"/>
+    <w:abstractNumId w:val="30"/>
   </w:num>
   <w:num w:numId="33" w16cid:durableId="61487620">
     <w:abstractNumId w:val="7"/>
+  </w:num>
+  <w:num w:numId="34" w16cid:durableId="1753316414">
+    <w:abstractNumId w:val="23"/>
+  </w:num>
+  <w:num w:numId="35" w16cid:durableId="1068966821">
+    <w:abstractNumId w:val="8"/>
   </w:num>
 </w:numbering>
 </file>
@@ -27271,6 +29369,7 @@
   <w:style w:type="character" w:default="1" w:styleId="DefaultParagraphFont">
     <w:name w:val="Default Paragraph Font"/>
     <w:uiPriority w:val="1"/>
+    <w:semiHidden/>
     <w:unhideWhenUsed/>
   </w:style>
   <w:style w:type="table" w:default="1" w:styleId="TableNormal">
